--- a/Update Log.docx
+++ b/Update Log.docx
@@ -4609,14 +4609,23 @@
           <w:numId w:val="2"/>
         </w:numPr>
         <w:rPr>
-          <w:lang w:val="en-US"/>
-        </w:rPr>
-      </w:pPr>
-      <w:r>
-        <w:rPr>
-          <w:lang w:val="en-US"/>
-        </w:rPr>
-        <w:t>Provide Hide / Unhide button for KPI’s</w:t>
+          <w:color w:val="00B050"/>
+          <w:lang w:val="en-US"/>
+        </w:rPr>
+      </w:pPr>
+      <w:r>
+        <w:rPr>
+          <w:color w:val="00B050"/>
+          <w:lang w:val="en-US"/>
+        </w:rPr>
+        <w:t>Occupy full window.</w:t>
+      </w:r>
+      <w:r>
+        <w:rPr>
+          <w:color w:val="00B050"/>
+          <w:lang w:val="en-US"/>
+        </w:rPr>
+        <w:t xml:space="preserve"> </w:t>
       </w:r>
     </w:p>
     <w:p>
@@ -4627,14 +4636,16 @@
           <w:numId w:val="2"/>
         </w:numPr>
         <w:rPr>
-          <w:lang w:val="en-US"/>
-        </w:rPr>
-      </w:pPr>
-      <w:r>
-        <w:rPr>
-          <w:lang w:val="en-US"/>
-        </w:rPr>
-        <w:t>Make all the windows more readable by using partitions or tables.</w:t>
+          <w:color w:val="00B050"/>
+          <w:lang w:val="en-US"/>
+        </w:rPr>
+      </w:pPr>
+      <w:r>
+        <w:rPr>
+          <w:color w:val="00B050"/>
+          <w:lang w:val="en-US"/>
+        </w:rPr>
+        <w:t>Remove Hard coded credentials from login screen.</w:t>
       </w:r>
     </w:p>
     <w:p>
@@ -4645,14 +4656,16 @@
           <w:numId w:val="2"/>
         </w:numPr>
         <w:rPr>
-          <w:lang w:val="en-US"/>
-        </w:rPr>
-      </w:pPr>
-      <w:r>
-        <w:rPr>
-          <w:lang w:val="en-US"/>
-        </w:rPr>
-        <w:t>Provide a, ‘Site Documents’ Module, where I can upload relevant site documents.</w:t>
+          <w:color w:val="00B050"/>
+          <w:lang w:val="en-US"/>
+        </w:rPr>
+      </w:pPr>
+      <w:r>
+        <w:rPr>
+          <w:color w:val="00B050"/>
+          <w:lang w:val="en-US"/>
+        </w:rPr>
+        <w:t>Provide Hide / Unhide button for KPI’s</w:t>
       </w:r>
     </w:p>
     <w:p>
@@ -4668,9 +4681,51 @@
       </w:pPr>
       <w:r>
         <w:rPr>
-          <w:lang w:val="en-US"/>
-        </w:rPr>
-        <w:t>In USER Master, while assigning Module Access to users, ask for selecting sub module items also.</w:t>
+          <w:color w:val="00B050"/>
+          <w:lang w:val="en-US"/>
+        </w:rPr>
+        <w:t>In all modules, m</w:t>
+      </w:r>
+      <w:r>
+        <w:rPr>
+          <w:color w:val="00B050"/>
+          <w:lang w:val="en-US"/>
+        </w:rPr>
+        <w:t xml:space="preserve">ake all the </w:t>
+      </w:r>
+      <w:r>
+        <w:rPr>
+          <w:color w:val="00B050"/>
+          <w:lang w:val="en-US"/>
+        </w:rPr>
+        <w:t>data</w:t>
+      </w:r>
+      <w:r>
+        <w:rPr>
+          <w:color w:val="00B050"/>
+          <w:lang w:val="en-US"/>
+        </w:rPr>
+        <w:t xml:space="preserve"> </w:t>
+      </w:r>
+      <w:r>
+        <w:rPr>
+          <w:color w:val="00B050"/>
+          <w:lang w:val="en-US"/>
+        </w:rPr>
+        <w:t>better</w:t>
+      </w:r>
+      <w:r>
+        <w:rPr>
+          <w:color w:val="00B050"/>
+          <w:lang w:val="en-US"/>
+        </w:rPr>
+        <w:t xml:space="preserve"> readable by using partitions or tables</w:t>
+      </w:r>
+      <w:r>
+        <w:rPr>
+          <w:lang w:val="en-US"/>
+        </w:rPr>
+        <w:t>.</w:t>
       </w:r>
     </w:p>
     <w:p>
@@ -4688,7 +4743,55 @@
         <w:rPr>
           <w:lang w:val="en-US"/>
         </w:rPr>
-        <w:t>All Saved actions will take effect after</w:t>
+        <w:t>Provide a, ‘Site Documents’ Module, where I can upload relevant site documents.</w:t>
+      </w:r>
+    </w:p>
+    <w:p>
+      <w:pPr>
+        <w:pStyle w:val="ListParagraph"/>
+        <w:numPr>
+          <w:ilvl w:val="0"/>
+          <w:numId w:val="2"/>
+        </w:numPr>
+        <w:rPr>
+          <w:lang w:val="en-US"/>
+        </w:rPr>
+      </w:pPr>
+      <w:r>
+        <w:rPr>
+          <w:lang w:val="en-US"/>
+        </w:rPr>
+        <w:t>In USER Master, while assigning Module Access to users, ask for selecting sub module items also.</w:t>
+      </w:r>
+    </w:p>
+    <w:p>
+      <w:pPr>
+        <w:pStyle w:val="ListParagraph"/>
+        <w:numPr>
+          <w:ilvl w:val="0"/>
+          <w:numId w:val="2"/>
+        </w:numPr>
+        <w:rPr>
+          <w:lang w:val="en-US"/>
+        </w:rPr>
+      </w:pPr>
+      <w:r>
+        <w:rPr>
+          <w:lang w:val="en-US"/>
+        </w:rPr>
+        <w:t xml:space="preserve">All Saved actions </w:t>
+      </w:r>
+      <w:r>
+        <w:rPr>
+          <w:lang w:val="en-US"/>
+        </w:rPr>
+        <w:t xml:space="preserve">by all users </w:t>
+      </w:r>
+      <w:r>
+        <w:rPr>
+          <w:lang w:val="en-US"/>
+        </w:rPr>
+        <w:t>will take effect after</w:t>
       </w:r>
       <w:r>
         <w:rPr>

--- a/Update Log.docx
+++ b/Update Log.docx
@@ -263,360 +263,362 @@
         </w:rPr>
         <w:t xml:space="preserve">Site Ledger App – proposed features list 19-02-2026 (Updated in </w:t>
       </w:r>
-      <w:proofErr w:type="spellStart"/>
       <w:r>
         <w:rPr>
           <w:b/>
           <w:bCs/>
           <w:lang w:val="en-US"/>
         </w:rPr>
-        <w:t>SiteLedger</w:t>
-      </w:r>
-      <w:proofErr w:type="spellEnd"/>
+        <w:t>SiteLedger V3</w:t>
+      </w:r>
       <w:r>
         <w:rPr>
           <w:b/>
           <w:bCs/>
           <w:lang w:val="en-US"/>
         </w:rPr>
-        <w:t xml:space="preserve"> V3</w:t>
-      </w:r>
-      <w:r>
+        <w:t>)</w:t>
+      </w:r>
+    </w:p>
+    <w:p>
+      <w:pPr>
+        <w:rPr>
+          <w:lang w:val="en-US"/>
+        </w:rPr>
+      </w:pPr>
+      <w:r>
+        <w:rPr>
+          <w:lang w:val="en-US"/>
+        </w:rPr>
+        <w:t>Only some minor updates needed in the jsx and excel files are as under</w:t>
+      </w:r>
+    </w:p>
+    <w:p>
+      <w:pPr>
+        <w:pStyle w:val="ListParagraph"/>
+        <w:numPr>
+          <w:ilvl w:val="0"/>
+          <w:numId w:val="4"/>
+        </w:numPr>
+        <w:rPr>
+          <w:lang w:val="en-US"/>
+        </w:rPr>
+      </w:pPr>
+      <w:r>
+        <w:rPr>
+          <w:lang w:val="en-US"/>
+        </w:rPr>
+        <w:t>Please add, 'edit entry' &amp; 'delete entry' button in every module</w:t>
+      </w:r>
+      <w:r>
+        <w:rPr>
+          <w:lang w:val="en-US"/>
+        </w:rPr>
+        <w:t>.</w:t>
+      </w:r>
+    </w:p>
+    <w:p>
+      <w:pPr>
+        <w:pStyle w:val="ListParagraph"/>
+        <w:numPr>
+          <w:ilvl w:val="0"/>
+          <w:numId w:val="4"/>
+        </w:numPr>
+        <w:rPr>
+          <w:lang w:val="en-US"/>
+        </w:rPr>
+      </w:pPr>
+      <w:r>
+        <w:rPr>
+          <w:lang w:val="en-US"/>
+        </w:rPr>
+        <w:t>Please provide a Master Module where Master data of Sites, Clients, Vendors, Items, Services, Labours, Tools and Machinery can be added, edited and deleted.</w:t>
+      </w:r>
+    </w:p>
+    <w:p>
+      <w:pPr>
         <w:rPr>
           <w:b/>
           <w:bCs/>
           <w:lang w:val="en-US"/>
         </w:rPr>
-        <w:t>)</w:t>
-      </w:r>
-    </w:p>
-    <w:p>
-      <w:pPr>
-        <w:rPr>
-          <w:lang w:val="en-US"/>
-        </w:rPr>
-      </w:pPr>
-      <w:r>
-        <w:rPr>
-          <w:lang w:val="en-US"/>
-        </w:rPr>
-        <w:t xml:space="preserve">Only some minor updates needed in the </w:t>
-      </w:r>
-      <w:proofErr w:type="spellStart"/>
-      <w:r>
-        <w:rPr>
-          <w:lang w:val="en-US"/>
-        </w:rPr>
-        <w:t>jsx</w:t>
-      </w:r>
-      <w:proofErr w:type="spellEnd"/>
-      <w:r>
-        <w:rPr>
-          <w:lang w:val="en-US"/>
-        </w:rPr>
-        <w:t xml:space="preserve"> and excel files are as under</w:t>
-      </w:r>
-    </w:p>
-    <w:p>
-      <w:pPr>
-        <w:pStyle w:val="ListParagraph"/>
-        <w:numPr>
-          <w:ilvl w:val="0"/>
-          <w:numId w:val="4"/>
-        </w:numPr>
-        <w:rPr>
-          <w:lang w:val="en-US"/>
-        </w:rPr>
-      </w:pPr>
-      <w:r>
-        <w:rPr>
-          <w:lang w:val="en-US"/>
-        </w:rPr>
-        <w:t>Please add, 'edit entry' &amp; 'delete entry' button in every module</w:t>
-      </w:r>
-      <w:r>
-        <w:rPr>
-          <w:lang w:val="en-US"/>
-        </w:rPr>
-        <w:t>.</w:t>
-      </w:r>
-    </w:p>
-    <w:p>
-      <w:pPr>
-        <w:pStyle w:val="ListParagraph"/>
-        <w:numPr>
-          <w:ilvl w:val="0"/>
-          <w:numId w:val="4"/>
-        </w:numPr>
-        <w:rPr>
-          <w:lang w:val="en-US"/>
-        </w:rPr>
-      </w:pPr>
-      <w:r>
-        <w:rPr>
-          <w:lang w:val="en-US"/>
-        </w:rPr>
-        <w:t>Please provide a Master Module where Master data of Sites, Clients, Vendors, Items, Services, Labours, Tools and Machinery can be added, edited and deleted.</w:t>
-      </w:r>
-    </w:p>
-    <w:p>
-      <w:pPr>
+      </w:pPr>
+    </w:p>
+    <w:p>
+      <w:pPr>
+        <w:rPr>
+          <w:lang w:val="en-US"/>
+        </w:rPr>
+      </w:pPr>
+      <w:r>
         <w:rPr>
           <w:b/>
           <w:bCs/>
           <w:lang w:val="en-US"/>
         </w:rPr>
-      </w:pPr>
-    </w:p>
-    <w:p>
-      <w:pPr>
-        <w:rPr>
-          <w:lang w:val="en-US"/>
-        </w:rPr>
-      </w:pPr>
+        <w:t xml:space="preserve">Site Ledger App – proposed features list 19-02-2026 (Updated in </w:t>
+      </w:r>
       <w:r>
         <w:rPr>
           <w:b/>
           <w:bCs/>
           <w:lang w:val="en-US"/>
         </w:rPr>
-        <w:t xml:space="preserve">Site Ledger App – proposed features list 19-02-2026 (Updated in </w:t>
-      </w:r>
-      <w:proofErr w:type="spellStart"/>
+        <w:t>SiteLedger V4</w:t>
+      </w:r>
       <w:r>
         <w:rPr>
           <w:b/>
           <w:bCs/>
           <w:lang w:val="en-US"/>
         </w:rPr>
-        <w:t>SiteLedger</w:t>
-      </w:r>
-      <w:proofErr w:type="spellEnd"/>
-      <w:r>
+        <w:t>)</w:t>
+      </w:r>
+    </w:p>
+    <w:p>
+      <w:pPr>
+        <w:pStyle w:val="ListParagraph"/>
+        <w:numPr>
+          <w:ilvl w:val="0"/>
+          <w:numId w:val="5"/>
+        </w:numPr>
+      </w:pPr>
+      <w:r>
+        <w:t>Link Masters as dropdowns inside transaction forms (e.g. pick vendor from your vendor master when adding a purchase)</w:t>
+      </w:r>
+      <w:r>
+        <w:t>.</w:t>
+      </w:r>
+    </w:p>
+    <w:p>
+      <w:pPr>
+        <w:pStyle w:val="ListParagraph"/>
+        <w:numPr>
+          <w:ilvl w:val="0"/>
+          <w:numId w:val="5"/>
+        </w:numPr>
+      </w:pPr>
+      <w:r>
+        <w:t>Export data to CSV / Excel directly from the app</w:t>
+      </w:r>
+      <w:r>
+        <w:t>.</w:t>
+      </w:r>
+      <w:r>
+        <w:t xml:space="preserve"> </w:t>
+      </w:r>
+    </w:p>
+    <w:p>
+      <w:pPr>
+        <w:pStyle w:val="ListParagraph"/>
+        <w:numPr>
+          <w:ilvl w:val="0"/>
+          <w:numId w:val="5"/>
+        </w:numPr>
+      </w:pPr>
+      <w:r>
+        <w:t>Search and filter rows within each module</w:t>
+      </w:r>
+      <w:r>
+        <w:t>.</w:t>
+      </w:r>
+      <w:r>
+        <w:t xml:space="preserve"> </w:t>
+      </w:r>
+    </w:p>
+    <w:p>
+      <w:pPr>
+        <w:pStyle w:val="ListParagraph"/>
+        <w:numPr>
+          <w:ilvl w:val="0"/>
+          <w:numId w:val="5"/>
+        </w:numPr>
+      </w:pPr>
+      <w:r>
+        <w:t>A monthly closing / reconciliation feature</w:t>
+      </w:r>
+      <w:r>
+        <w:t>.</w:t>
+      </w:r>
+    </w:p>
+    <w:p>
+      <w:pPr>
+        <w:pStyle w:val="ListParagraph"/>
+        <w:numPr>
+          <w:ilvl w:val="0"/>
+          <w:numId w:val="5"/>
+        </w:numPr>
+      </w:pPr>
+      <w:r>
+        <w:t>Please add generate invoice option where a pdf invoice can be generated using standard invoice formats</w:t>
+      </w:r>
+      <w:r>
+        <w:t>.</w:t>
+      </w:r>
+    </w:p>
+    <w:p>
+      <w:pPr>
+        <w:pStyle w:val="ListParagraph"/>
+        <w:numPr>
+          <w:ilvl w:val="0"/>
+          <w:numId w:val="5"/>
+        </w:numPr>
+      </w:pPr>
+      <w:r>
+        <w:t>A</w:t>
+      </w:r>
+      <w:r>
+        <w:t>dd paid status / unpaid status options to all the entries in purchase, expense and payroll modules, accordingly I can view paid and unpaid entries</w:t>
+      </w:r>
+      <w:r>
+        <w:t>.</w:t>
+      </w:r>
+    </w:p>
+    <w:p>
+      <w:pPr>
+        <w:pStyle w:val="ListParagraph"/>
+        <w:numPr>
+          <w:ilvl w:val="0"/>
+          <w:numId w:val="5"/>
+        </w:numPr>
+      </w:pPr>
+      <w:r>
+        <w:t>P</w:t>
+      </w:r>
+      <w:r>
+        <w:t>rovide ageing analysis for all the entries</w:t>
+      </w:r>
+    </w:p>
+    <w:p>
+      <w:pPr>
+        <w:pStyle w:val="ListParagraph"/>
+        <w:numPr>
+          <w:ilvl w:val="0"/>
+          <w:numId w:val="5"/>
+        </w:numPr>
+      </w:pPr>
+      <w:r>
+        <w:t>P</w:t>
+      </w:r>
+      <w:r>
+        <w:t>lease provide attendance module linked to payroll module</w:t>
+      </w:r>
+      <w:r>
+        <w:t>.</w:t>
+      </w:r>
+    </w:p>
+    <w:p>
+      <w:pPr>
+        <w:pStyle w:val="ListParagraph"/>
+        <w:numPr>
+          <w:ilvl w:val="0"/>
+          <w:numId w:val="5"/>
+        </w:numPr>
+      </w:pPr>
+      <w:r>
+        <w:t>U</w:t>
+      </w:r>
+      <w:r>
+        <w:t>pdate part payment received and part payment made in all the sales, purchases, expenses and payroll modules</w:t>
+      </w:r>
+      <w:r>
+        <w:t>.</w:t>
+      </w:r>
+    </w:p>
+    <w:p>
+      <w:pPr>
+        <w:pStyle w:val="ListParagraph"/>
+        <w:numPr>
+          <w:ilvl w:val="0"/>
+          <w:numId w:val="5"/>
+        </w:numPr>
+      </w:pPr>
+      <w:r>
+        <w:t>P</w:t>
+      </w:r>
+      <w:r>
+        <w:t>rovide ledger module for all the vendors and clients</w:t>
+      </w:r>
+      <w:r>
+        <w:t>.</w:t>
+      </w:r>
+    </w:p>
+    <w:p>
+      <w:pPr>
         <w:rPr>
           <w:b/>
           <w:bCs/>
           <w:lang w:val="en-US"/>
         </w:rPr>
-        <w:t xml:space="preserve"> V4</w:t>
-      </w:r>
-      <w:r>
+      </w:pPr>
+    </w:p>
+    <w:p>
+      <w:pPr>
         <w:rPr>
           <w:b/>
           <w:bCs/>
           <w:lang w:val="en-US"/>
         </w:rPr>
-        <w:t>)</w:t>
-      </w:r>
-    </w:p>
-    <w:p>
-      <w:pPr>
-        <w:pStyle w:val="ListParagraph"/>
-        <w:numPr>
-          <w:ilvl w:val="0"/>
-          <w:numId w:val="5"/>
-        </w:numPr>
-      </w:pPr>
-      <w:r>
-        <w:t>Link Masters as dropdowns inside transaction forms (e.g. pick vendor from your vendor master when adding a purchase)</w:t>
-      </w:r>
-      <w:r>
-        <w:t>.</w:t>
-      </w:r>
-    </w:p>
-    <w:p>
-      <w:pPr>
-        <w:pStyle w:val="ListParagraph"/>
-        <w:numPr>
-          <w:ilvl w:val="0"/>
-          <w:numId w:val="5"/>
-        </w:numPr>
-      </w:pPr>
-      <w:r>
-        <w:t>Export data to CSV / Excel directly from the app</w:t>
-      </w:r>
-      <w:r>
-        <w:t>.</w:t>
-      </w:r>
-      <w:r>
-        <w:t xml:space="preserve"> </w:t>
-      </w:r>
-    </w:p>
-    <w:p>
-      <w:pPr>
-        <w:pStyle w:val="ListParagraph"/>
-        <w:numPr>
-          <w:ilvl w:val="0"/>
-          <w:numId w:val="5"/>
-        </w:numPr>
-      </w:pPr>
-      <w:r>
-        <w:t>Search and filter rows within each module</w:t>
-      </w:r>
-      <w:r>
-        <w:t>.</w:t>
-      </w:r>
-      <w:r>
-        <w:t xml:space="preserve"> </w:t>
-      </w:r>
-    </w:p>
-    <w:p>
-      <w:pPr>
-        <w:pStyle w:val="ListParagraph"/>
-        <w:numPr>
-          <w:ilvl w:val="0"/>
-          <w:numId w:val="5"/>
-        </w:numPr>
-      </w:pPr>
-      <w:r>
-        <w:t>A monthly closing / reconciliation feature</w:t>
-      </w:r>
-      <w:r>
-        <w:t>.</w:t>
-      </w:r>
-    </w:p>
-    <w:p>
-      <w:pPr>
-        <w:pStyle w:val="ListParagraph"/>
-        <w:numPr>
-          <w:ilvl w:val="0"/>
-          <w:numId w:val="5"/>
-        </w:numPr>
-      </w:pPr>
-      <w:r>
-        <w:t>Please add generate invoice option where a pdf invoice can be generated using standard invoice formats</w:t>
-      </w:r>
-      <w:r>
-        <w:t>.</w:t>
-      </w:r>
-    </w:p>
-    <w:p>
-      <w:pPr>
-        <w:pStyle w:val="ListParagraph"/>
-        <w:numPr>
-          <w:ilvl w:val="0"/>
-          <w:numId w:val="5"/>
-        </w:numPr>
-      </w:pPr>
-      <w:r>
-        <w:t>A</w:t>
-      </w:r>
-      <w:r>
-        <w:t>dd paid status / unpaid status options to all the entries in purchase, expense and payroll modules, accordingly I can view paid and unpaid entries</w:t>
-      </w:r>
-      <w:r>
-        <w:t>.</w:t>
-      </w:r>
-    </w:p>
-    <w:p>
-      <w:pPr>
-        <w:pStyle w:val="ListParagraph"/>
-        <w:numPr>
-          <w:ilvl w:val="0"/>
-          <w:numId w:val="5"/>
-        </w:numPr>
-      </w:pPr>
-      <w:r>
-        <w:t>P</w:t>
-      </w:r>
-      <w:r>
-        <w:t>rovide ageing analysis for all the entries</w:t>
-      </w:r>
-    </w:p>
-    <w:p>
-      <w:pPr>
-        <w:pStyle w:val="ListParagraph"/>
-        <w:numPr>
-          <w:ilvl w:val="0"/>
-          <w:numId w:val="5"/>
-        </w:numPr>
-      </w:pPr>
-      <w:r>
-        <w:t>P</w:t>
-      </w:r>
-      <w:r>
-        <w:t>lease provide attendance module linked to payroll module</w:t>
-      </w:r>
-      <w:r>
-        <w:t>.</w:t>
-      </w:r>
-    </w:p>
-    <w:p>
-      <w:pPr>
-        <w:pStyle w:val="ListParagraph"/>
-        <w:numPr>
-          <w:ilvl w:val="0"/>
-          <w:numId w:val="5"/>
-        </w:numPr>
-      </w:pPr>
-      <w:r>
-        <w:t>U</w:t>
-      </w:r>
-      <w:r>
-        <w:t>pdate part payment received and part payment made in all the sales, purchases, expenses and payroll modules</w:t>
-      </w:r>
-      <w:r>
-        <w:t>.</w:t>
-      </w:r>
-    </w:p>
-    <w:p>
-      <w:pPr>
-        <w:pStyle w:val="ListParagraph"/>
-        <w:numPr>
-          <w:ilvl w:val="0"/>
-          <w:numId w:val="5"/>
-        </w:numPr>
-      </w:pPr>
-      <w:r>
-        <w:t>P</w:t>
-      </w:r>
-      <w:r>
-        <w:t>rovide ledger module for all the vendors and clients</w:t>
-      </w:r>
-      <w:r>
-        <w:t>.</w:t>
-      </w:r>
-    </w:p>
-    <w:p>
-      <w:pPr>
+      </w:pPr>
+    </w:p>
+    <w:p>
+      <w:pPr>
+        <w:rPr>
+          <w:lang w:val="en-US"/>
+        </w:rPr>
+      </w:pPr>
+      <w:r>
         <w:rPr>
           <w:b/>
           <w:bCs/>
           <w:lang w:val="en-US"/>
         </w:rPr>
-      </w:pPr>
-    </w:p>
-    <w:p>
-      <w:pPr>
+        <w:lastRenderedPageBreak/>
+        <w:t>Site Ledger App – proposed features list 19-02-2026 (Updated in contractor app V</w:t>
+      </w:r>
+      <w:r>
         <w:rPr>
           <w:b/>
           <w:bCs/>
           <w:lang w:val="en-US"/>
         </w:rPr>
-      </w:pPr>
-    </w:p>
-    <w:p>
-      <w:pPr>
-        <w:rPr>
-          <w:lang w:val="en-US"/>
-        </w:rPr>
-      </w:pPr>
+        <w:t>5</w:t>
+      </w:r>
       <w:r>
         <w:rPr>
           <w:b/>
           <w:bCs/>
           <w:lang w:val="en-US"/>
         </w:rPr>
-        <w:lastRenderedPageBreak/>
-        <w:t>Site Ledger App – proposed features list 19-02-2026 (Updated in contractor app V</w:t>
-      </w:r>
+        <w:t>)</w:t>
+      </w:r>
+    </w:p>
+    <w:p>
+      <w:pPr>
+        <w:pStyle w:val="ListParagraph"/>
+        <w:numPr>
+          <w:ilvl w:val="0"/>
+          <w:numId w:val="6"/>
+        </w:numPr>
+      </w:pPr>
+      <w:r>
+        <w:t>Syntax errors</w:t>
+      </w:r>
+    </w:p>
+    <w:p/>
+    <w:p>
+      <w:pPr>
+        <w:rPr>
+          <w:lang w:val="en-US"/>
+        </w:rPr>
+      </w:pPr>
       <w:r>
         <w:rPr>
           <w:b/>
           <w:bCs/>
           <w:lang w:val="en-US"/>
         </w:rPr>
-        <w:t>5</w:t>
+        <w:t xml:space="preserve">Site Ledger App – proposed features list </w:t>
       </w:r>
       <w:r>
         <w:rPr>
@@ -624,7 +626,36 @@
           <w:bCs/>
           <w:lang w:val="en-US"/>
         </w:rPr>
+        <w:t>21</w:t>
+      </w:r>
+      <w:r>
+        <w:rPr>
+          <w:b/>
+          <w:bCs/>
+          <w:lang w:val="en-US"/>
+        </w:rPr>
+        <w:t>-02-2026 (Updated in contractor app V</w:t>
+      </w:r>
+      <w:r>
+        <w:rPr>
+          <w:b/>
+          <w:bCs/>
+          <w:lang w:val="en-US"/>
+        </w:rPr>
+        <w:t>6</w:t>
+      </w:r>
+      <w:r>
+        <w:rPr>
+          <w:b/>
+          <w:bCs/>
+          <w:lang w:val="en-US"/>
+        </w:rPr>
         <w:t>)</w:t>
+      </w:r>
+    </w:p>
+    <w:p>
+      <w:r>
+        <w:t>There are some changes to be done in the latest v5 file.</w:t>
       </w:r>
     </w:p>
     <w:p>
@@ -636,23 +667,84 @@
         </w:numPr>
       </w:pPr>
       <w:r>
-        <w:t>Syntax errors</w:t>
+        <w:t>In the sales module the pay button is to be replaced with receive button.</w:t>
+      </w:r>
+    </w:p>
+    <w:p>
+      <w:pPr>
+        <w:pStyle w:val="ListParagraph"/>
+        <w:numPr>
+          <w:ilvl w:val="0"/>
+          <w:numId w:val="6"/>
+        </w:numPr>
+      </w:pPr>
+      <w:r>
+        <w:t>While receiving and making payments there should be an option to select the mode as the payment has been received / paid in bank or in petty cash.</w:t>
+      </w:r>
+    </w:p>
+    <w:p>
+      <w:pPr>
+        <w:pStyle w:val="ListParagraph"/>
+        <w:numPr>
+          <w:ilvl w:val="0"/>
+          <w:numId w:val="6"/>
+        </w:numPr>
+      </w:pPr>
+      <w:r>
+        <w:t>Provide an option to add multiple banks and multiple petty cash books.</w:t>
+      </w:r>
+    </w:p>
+    <w:p>
+      <w:pPr>
+        <w:pStyle w:val="ListParagraph"/>
+        <w:numPr>
+          <w:ilvl w:val="0"/>
+          <w:numId w:val="6"/>
+        </w:numPr>
+      </w:pPr>
+      <w:r>
+        <w:t>Provide an option to make contra entries between multiple banks and multiple petty cash.</w:t>
+      </w:r>
+    </w:p>
+    <w:p>
+      <w:pPr>
+        <w:pStyle w:val="ListParagraph"/>
+        <w:numPr>
+          <w:ilvl w:val="0"/>
+          <w:numId w:val="6"/>
+        </w:numPr>
+      </w:pPr>
+      <w:r>
+        <w:t>Please add a loans option in ledgers, as the company may borrow loan from directors / investors or the company may provide a loan to employees or directors or advances to vendors. Please provide opening balance option to petty cash and banks.</w:t>
+      </w:r>
+    </w:p>
+    <w:p>
+      <w:pPr>
+        <w:pStyle w:val="ListParagraph"/>
+        <w:numPr>
+          <w:ilvl w:val="0"/>
+          <w:numId w:val="6"/>
+        </w:numPr>
+      </w:pPr>
+      <w:r>
+        <w:t>Please provide a godown option in inventory and also give provision to transfer stocks / machinery / tools between godown and sites.</w:t>
       </w:r>
     </w:p>
     <w:p/>
-    <w:p>
-      <w:pPr>
-        <w:rPr>
-          <w:lang w:val="en-US"/>
-        </w:rPr>
-      </w:pPr>
+    <w:p/>
+    <w:p>
+      <w:pPr>
+        <w:pStyle w:val="ListParagraph"/>
+      </w:pPr>
+    </w:p>
+    <w:p>
       <w:r>
         <w:rPr>
           <w:b/>
           <w:bCs/>
           <w:lang w:val="en-US"/>
         </w:rPr>
-        <w:t xml:space="preserve">Site Ledger App – proposed features list </w:t>
+        <w:t>Site Ledger App –</w:t>
       </w:r>
       <w:r>
         <w:rPr>
@@ -660,7 +752,7 @@
           <w:bCs/>
           <w:lang w:val="en-US"/>
         </w:rPr>
-        <w:t>21</w:t>
+        <w:t xml:space="preserve"> proposed features</w:t>
       </w:r>
       <w:r>
         <w:rPr>
@@ -668,7 +760,7 @@
           <w:bCs/>
           <w:lang w:val="en-US"/>
         </w:rPr>
-        <w:t>-02-2026 (Updated in contractor app V</w:t>
+        <w:t xml:space="preserve"> list</w:t>
       </w:r>
       <w:r>
         <w:rPr>
@@ -676,7 +768,7 @@
           <w:bCs/>
           <w:lang w:val="en-US"/>
         </w:rPr>
-        <w:t>6</w:t>
+        <w:t xml:space="preserve"> 12-04-2026</w:t>
       </w:r>
       <w:r>
         <w:rPr>
@@ -684,101 +776,15 @@
           <w:bCs/>
           <w:lang w:val="en-US"/>
         </w:rPr>
-        <w:t>)</w:t>
-      </w:r>
-    </w:p>
-    <w:p>
-      <w:r>
-        <w:t>There are some changes to be done in the latest v5 file.</w:t>
-      </w:r>
-    </w:p>
-    <w:p>
-      <w:pPr>
-        <w:pStyle w:val="ListParagraph"/>
-        <w:numPr>
-          <w:ilvl w:val="0"/>
-          <w:numId w:val="6"/>
-        </w:numPr>
-      </w:pPr>
-      <w:r>
-        <w:t>In the sales module the pay button is to be replaced with receive button.</w:t>
-      </w:r>
-    </w:p>
-    <w:p>
-      <w:pPr>
-        <w:pStyle w:val="ListParagraph"/>
-        <w:numPr>
-          <w:ilvl w:val="0"/>
-          <w:numId w:val="6"/>
-        </w:numPr>
-      </w:pPr>
-      <w:r>
-        <w:t>While receiving and making payments there should be an option to select the mode as the payment has been received / paid in bank or in petty cash.</w:t>
-      </w:r>
-    </w:p>
-    <w:p>
-      <w:pPr>
-        <w:pStyle w:val="ListParagraph"/>
-        <w:numPr>
-          <w:ilvl w:val="0"/>
-          <w:numId w:val="6"/>
-        </w:numPr>
-      </w:pPr>
-      <w:r>
-        <w:t>Provide an option to add multiple banks and multiple petty cash books.</w:t>
-      </w:r>
-    </w:p>
-    <w:p>
-      <w:pPr>
-        <w:pStyle w:val="ListParagraph"/>
-        <w:numPr>
-          <w:ilvl w:val="0"/>
-          <w:numId w:val="6"/>
-        </w:numPr>
-      </w:pPr>
-      <w:r>
-        <w:t>Provide an option to make contra entries between multiple banks and multiple petty cash.</w:t>
-      </w:r>
-    </w:p>
-    <w:p>
-      <w:pPr>
-        <w:pStyle w:val="ListParagraph"/>
-        <w:numPr>
-          <w:ilvl w:val="0"/>
-          <w:numId w:val="6"/>
-        </w:numPr>
-      </w:pPr>
-      <w:r>
-        <w:t>Please add a loans option in ledgers, as the company may borrow loan from directors / investors or the company may provide a loan to employees or directors or advances to vendors. Please provide opening balance option to petty cash and banks.</w:t>
-      </w:r>
-    </w:p>
-    <w:p>
-      <w:pPr>
-        <w:pStyle w:val="ListParagraph"/>
-        <w:numPr>
-          <w:ilvl w:val="0"/>
-          <w:numId w:val="6"/>
-        </w:numPr>
-      </w:pPr>
-      <w:r>
-        <w:t>Please provide a godown option in inventory and also give provision to transfer stocks / machinery / tools between godown and sites.</w:t>
-      </w:r>
-    </w:p>
-    <w:p/>
-    <w:p/>
-    <w:p>
-      <w:pPr>
-        <w:pStyle w:val="ListParagraph"/>
-      </w:pPr>
-    </w:p>
-    <w:p>
+        <w:t xml:space="preserve"> (</w:t>
+      </w:r>
       <w:r>
         <w:rPr>
           <w:b/>
           <w:bCs/>
           <w:lang w:val="en-US"/>
         </w:rPr>
-        <w:t>Site Ledger App –</w:t>
+        <w:t>Updated in version -</w:t>
       </w:r>
       <w:r>
         <w:rPr>
@@ -786,46 +792,6 @@
           <w:bCs/>
           <w:lang w:val="en-US"/>
         </w:rPr>
-        <w:t xml:space="preserve"> proposed features</w:t>
-      </w:r>
-      <w:r>
-        <w:rPr>
-          <w:b/>
-          <w:bCs/>
-          <w:lang w:val="en-US"/>
-        </w:rPr>
-        <w:t xml:space="preserve"> list</w:t>
-      </w:r>
-      <w:r>
-        <w:rPr>
-          <w:b/>
-          <w:bCs/>
-          <w:lang w:val="en-US"/>
-        </w:rPr>
-        <w:t xml:space="preserve"> 12-04-2026</w:t>
-      </w:r>
-      <w:r>
-        <w:rPr>
-          <w:b/>
-          <w:bCs/>
-          <w:lang w:val="en-US"/>
-        </w:rPr>
-        <w:t xml:space="preserve"> (</w:t>
-      </w:r>
-      <w:r>
-        <w:rPr>
-          <w:b/>
-          <w:bCs/>
-          <w:lang w:val="en-US"/>
-        </w:rPr>
-        <w:t>Updated in version -</w:t>
-      </w:r>
-      <w:r>
-        <w:rPr>
-          <w:b/>
-          <w:bCs/>
-          <w:lang w:val="en-US"/>
-        </w:rPr>
         <w:t xml:space="preserve"> V12)</w:t>
       </w:r>
     </w:p>
@@ -1397,21 +1363,7 @@
         <w:rPr>
           <w:lang w:val="en-US"/>
         </w:rPr>
-        <w:t xml:space="preserve"> Consider depreciation for capital goods and reflect the same in </w:t>
-      </w:r>
-      <w:proofErr w:type="spellStart"/>
-      <w:r>
-        <w:rPr>
-          <w:lang w:val="en-US"/>
-        </w:rPr>
-        <w:t>pnl</w:t>
-      </w:r>
-      <w:proofErr w:type="spellEnd"/>
-      <w:r>
-        <w:rPr>
-          <w:lang w:val="en-US"/>
-        </w:rPr>
-        <w:t>.</w:t>
+        <w:t xml:space="preserve"> Consider depreciation for capital goods and reflect the same in pnl.</w:t>
       </w:r>
     </w:p>
     <w:p>
@@ -1429,15 +1381,7 @@
         <w:t>In</w:t>
       </w:r>
       <w:r>
-        <w:t xml:space="preserve"> vouchers while booking </w:t>
-      </w:r>
-      <w:proofErr w:type="spellStart"/>
-      <w:r>
-        <w:t>payin</w:t>
-      </w:r>
-      <w:proofErr w:type="spellEnd"/>
-      <w:r>
-        <w:t xml:space="preserve"> or payout vouchers ask for the payment type like if it is the payment against any invoice or if it is ad hoc payment or if it is advance payment against invoice or if it is advance payment on ledger.</w:t>
+        <w:t xml:space="preserve"> vouchers while booking payin or payout vouchers ask for the payment type like if it is the payment against any invoice or if it is ad hoc payment or if it is advance payment against invoice or if it is advance payment on ledger.</w:t>
       </w:r>
     </w:p>
     <w:p>
@@ -2947,21 +2891,7 @@
               <w:rPr>
                 <w:lang w:val="en-US"/>
               </w:rPr>
-              <w:t>(</w:t>
-            </w:r>
-            <w:proofErr w:type="spellStart"/>
-            <w:r>
-              <w:rPr>
-                <w:lang w:val="en-US"/>
-              </w:rPr>
-              <w:t>i</w:t>
-            </w:r>
-            <w:proofErr w:type="spellEnd"/>
-            <w:r>
-              <w:rPr>
-                <w:lang w:val="en-US"/>
-              </w:rPr>
-              <w:t>)</w:t>
+              <w:t>(i)</w:t>
             </w:r>
           </w:p>
         </w:tc>
@@ -4136,21 +4066,7 @@
         <w:rPr>
           <w:lang w:val="en-US"/>
         </w:rPr>
-        <w:t>Total income (</w:t>
-      </w:r>
-      <w:proofErr w:type="spellStart"/>
-      <w:r>
-        <w:rPr>
-          <w:lang w:val="en-US"/>
-        </w:rPr>
-        <w:t>a+b</w:t>
-      </w:r>
-      <w:proofErr w:type="spellEnd"/>
-      <w:r>
-        <w:rPr>
-          <w:lang w:val="en-US"/>
-        </w:rPr>
-        <w:t>)</w:t>
+        <w:t>Total income (a+b)</w:t>
       </w:r>
     </w:p>
     <w:p>
@@ -4277,21 +4193,7 @@
         <w:rPr>
           <w:lang w:val="en-US"/>
         </w:rPr>
-        <w:t>Total expenses (</w:t>
-      </w:r>
-      <w:proofErr w:type="spellStart"/>
-      <w:r>
-        <w:rPr>
-          <w:lang w:val="en-US"/>
-        </w:rPr>
-        <w:t>i+ii+iii+iv+v</w:t>
-      </w:r>
-      <w:proofErr w:type="spellEnd"/>
-      <w:r>
-        <w:rPr>
-          <w:lang w:val="en-US"/>
-        </w:rPr>
-        <w:t>)</w:t>
+        <w:t>Total expenses (i+ii+iii+iv+v)</w:t>
       </w:r>
     </w:p>
     <w:p>
@@ -4565,7 +4467,7 @@
           <w:bCs/>
           <w:lang w:val="en-US"/>
         </w:rPr>
-        <w:t xml:space="preserve"> list 1</w:t>
+        <w:t xml:space="preserve"> list </w:t>
       </w:r>
       <w:r>
         <w:rPr>
@@ -4573,7 +4475,7 @@
           <w:bCs/>
           <w:lang w:val="en-US"/>
         </w:rPr>
-        <w:t>4</w:t>
+        <w:t>05</w:t>
       </w:r>
       <w:r>
         <w:rPr>
@@ -4581,7 +4483,7 @@
           <w:bCs/>
           <w:lang w:val="en-US"/>
         </w:rPr>
-        <w:t>-04-2026</w:t>
+        <w:t>-0</w:t>
       </w:r>
       <w:r>
         <w:rPr>
@@ -4589,16 +4491,32 @@
           <w:bCs/>
           <w:lang w:val="en-US"/>
         </w:rPr>
-        <w:t xml:space="preserve"> (Updated in version - Pending)</w:t>
-      </w:r>
-    </w:p>
-    <w:p>
-      <w:pPr>
+        <w:t>7</w:t>
+      </w:r>
+      <w:r>
         <w:rPr>
           <w:b/>
           <w:bCs/>
           <w:lang w:val="en-US"/>
         </w:rPr>
+        <w:t>-2026</w:t>
+      </w:r>
+      <w:r>
+        <w:rPr>
+          <w:b/>
+          <w:bCs/>
+          <w:lang w:val="en-US"/>
+        </w:rPr>
+        <w:t xml:space="preserve"> (Updated in version - Pending)</w:t>
+      </w:r>
+    </w:p>
+    <w:p>
+      <w:pPr>
+        <w:rPr>
+          <w:b/>
+          <w:bCs/>
+          <w:lang w:val="en-US"/>
+        </w:rPr>
       </w:pPr>
     </w:p>
     <w:p>
@@ -4608,6 +4526,3460 @@
           <w:ilvl w:val="0"/>
           <w:numId w:val="2"/>
         </w:numPr>
+      </w:pPr>
+      <w:r>
+        <w:rPr>
+          <w:lang w:val="en-US"/>
+        </w:rPr>
+        <w:t>Master Module</w:t>
+      </w:r>
+    </w:p>
+    <w:p>
+      <w:pPr>
+        <w:pStyle w:val="ListParagraph"/>
+        <w:numPr>
+          <w:ilvl w:val="1"/>
+          <w:numId w:val="2"/>
+        </w:numPr>
+      </w:pPr>
+      <w:r>
+        <w:rPr>
+          <w:lang w:val="en-US"/>
+        </w:rPr>
+        <w:t xml:space="preserve">Rename the Tab, “Labour” in Master Module to, “HR”. In this HR tab while adding a person, provide a dropdown menu in, “Role”, where the </w:t>
+      </w:r>
+      <w:r>
+        <w:rPr>
+          <w:lang w:val="en-US"/>
+        </w:rPr>
+        <w:t xml:space="preserve">dropdown </w:t>
+      </w:r>
+      <w:r>
+        <w:rPr>
+          <w:lang w:val="en-US"/>
+        </w:rPr>
+        <w:t>options will be,</w:t>
+      </w:r>
+    </w:p>
+    <w:p>
+      <w:pPr>
+        <w:pStyle w:val="ListParagraph"/>
+        <w:numPr>
+          <w:ilvl w:val="2"/>
+          <w:numId w:val="2"/>
+        </w:numPr>
+      </w:pPr>
+      <w:r>
+        <w:rPr>
+          <w:lang w:val="en-US"/>
+        </w:rPr>
+        <w:t xml:space="preserve">Labour </w:t>
+      </w:r>
+    </w:p>
+    <w:p>
+      <w:pPr>
+        <w:pStyle w:val="ListParagraph"/>
+        <w:numPr>
+          <w:ilvl w:val="2"/>
+          <w:numId w:val="2"/>
+        </w:numPr>
+      </w:pPr>
+      <w:r>
+        <w:rPr>
+          <w:lang w:val="en-US"/>
+        </w:rPr>
+        <w:t>Site Helper</w:t>
+      </w:r>
+    </w:p>
+    <w:p>
+      <w:pPr>
+        <w:pStyle w:val="ListParagraph"/>
+        <w:numPr>
+          <w:ilvl w:val="2"/>
+          <w:numId w:val="2"/>
+        </w:numPr>
+      </w:pPr>
+      <w:r>
+        <w:rPr>
+          <w:lang w:val="en-US"/>
+        </w:rPr>
+        <w:t>Mason</w:t>
+      </w:r>
+    </w:p>
+    <w:p>
+      <w:pPr>
+        <w:pStyle w:val="ListParagraph"/>
+        <w:numPr>
+          <w:ilvl w:val="2"/>
+          <w:numId w:val="2"/>
+        </w:numPr>
+      </w:pPr>
+      <w:r>
+        <w:rPr>
+          <w:lang w:val="en-US"/>
+        </w:rPr>
+        <w:t>Carpenter</w:t>
+      </w:r>
+    </w:p>
+    <w:p>
+      <w:pPr>
+        <w:pStyle w:val="ListParagraph"/>
+        <w:numPr>
+          <w:ilvl w:val="2"/>
+          <w:numId w:val="2"/>
+        </w:numPr>
+      </w:pPr>
+      <w:r>
+        <w:rPr>
+          <w:lang w:val="en-US"/>
+        </w:rPr>
+        <w:t>Fitter</w:t>
+      </w:r>
+    </w:p>
+    <w:p>
+      <w:pPr>
+        <w:pStyle w:val="ListParagraph"/>
+        <w:numPr>
+          <w:ilvl w:val="2"/>
+          <w:numId w:val="2"/>
+        </w:numPr>
+      </w:pPr>
+      <w:r>
+        <w:rPr>
+          <w:lang w:val="en-US"/>
+        </w:rPr>
+        <w:t>Welder</w:t>
+      </w:r>
+    </w:p>
+    <w:p>
+      <w:pPr>
+        <w:pStyle w:val="ListParagraph"/>
+        <w:numPr>
+          <w:ilvl w:val="2"/>
+          <w:numId w:val="2"/>
+        </w:numPr>
+      </w:pPr>
+      <w:r>
+        <w:rPr>
+          <w:lang w:val="en-US"/>
+        </w:rPr>
+        <w:t>Painter</w:t>
+      </w:r>
+    </w:p>
+    <w:p>
+      <w:pPr>
+        <w:pStyle w:val="ListParagraph"/>
+        <w:numPr>
+          <w:ilvl w:val="2"/>
+          <w:numId w:val="2"/>
+        </w:numPr>
+      </w:pPr>
+      <w:r>
+        <w:rPr>
+          <w:lang w:val="en-US"/>
+        </w:rPr>
+        <w:t>Driver</w:t>
+      </w:r>
+    </w:p>
+    <w:p>
+      <w:pPr>
+        <w:pStyle w:val="ListParagraph"/>
+        <w:numPr>
+          <w:ilvl w:val="2"/>
+          <w:numId w:val="2"/>
+        </w:numPr>
+      </w:pPr>
+      <w:r>
+        <w:rPr>
+          <w:lang w:val="en-US"/>
+        </w:rPr>
+        <w:t>Operator</w:t>
+      </w:r>
+    </w:p>
+    <w:p>
+      <w:pPr>
+        <w:pStyle w:val="ListParagraph"/>
+        <w:numPr>
+          <w:ilvl w:val="2"/>
+          <w:numId w:val="2"/>
+        </w:numPr>
+      </w:pPr>
+      <w:r>
+        <w:rPr>
+          <w:lang w:val="en-US"/>
+        </w:rPr>
+        <w:t>Security</w:t>
+      </w:r>
+    </w:p>
+    <w:p>
+      <w:pPr>
+        <w:pStyle w:val="ListParagraph"/>
+        <w:numPr>
+          <w:ilvl w:val="2"/>
+          <w:numId w:val="2"/>
+        </w:numPr>
+      </w:pPr>
+      <w:r>
+        <w:rPr>
+          <w:lang w:val="en-US"/>
+        </w:rPr>
+        <w:t>Site Supervisor</w:t>
+      </w:r>
+    </w:p>
+    <w:p>
+      <w:pPr>
+        <w:pStyle w:val="ListParagraph"/>
+        <w:numPr>
+          <w:ilvl w:val="2"/>
+          <w:numId w:val="2"/>
+        </w:numPr>
+      </w:pPr>
+      <w:r>
+        <w:rPr>
+          <w:lang w:val="en-US"/>
+        </w:rPr>
+        <w:t>Site Accountant</w:t>
+      </w:r>
+    </w:p>
+    <w:p>
+      <w:pPr>
+        <w:pStyle w:val="ListParagraph"/>
+        <w:numPr>
+          <w:ilvl w:val="2"/>
+          <w:numId w:val="2"/>
+        </w:numPr>
+      </w:pPr>
+      <w:r>
+        <w:rPr>
+          <w:lang w:val="en-US"/>
+        </w:rPr>
+        <w:t>Site Manager</w:t>
+      </w:r>
+    </w:p>
+    <w:p>
+      <w:pPr>
+        <w:pStyle w:val="ListParagraph"/>
+        <w:numPr>
+          <w:ilvl w:val="2"/>
+          <w:numId w:val="2"/>
+        </w:numPr>
+      </w:pPr>
+      <w:r>
+        <w:rPr>
+          <w:lang w:val="en-US"/>
+        </w:rPr>
+        <w:t>Office Boy</w:t>
+      </w:r>
+    </w:p>
+    <w:p>
+      <w:pPr>
+        <w:pStyle w:val="ListParagraph"/>
+        <w:numPr>
+          <w:ilvl w:val="2"/>
+          <w:numId w:val="2"/>
+        </w:numPr>
+      </w:pPr>
+      <w:r>
+        <w:rPr>
+          <w:lang w:val="en-US"/>
+        </w:rPr>
+        <w:t>Office Helper</w:t>
+      </w:r>
+    </w:p>
+    <w:p>
+      <w:pPr>
+        <w:pStyle w:val="ListParagraph"/>
+        <w:numPr>
+          <w:ilvl w:val="2"/>
+          <w:numId w:val="2"/>
+        </w:numPr>
+      </w:pPr>
+      <w:r>
+        <w:rPr>
+          <w:lang w:val="en-US"/>
+        </w:rPr>
+        <w:t>Office Accountant</w:t>
+      </w:r>
+    </w:p>
+    <w:p>
+      <w:pPr>
+        <w:pStyle w:val="ListParagraph"/>
+        <w:numPr>
+          <w:ilvl w:val="2"/>
+          <w:numId w:val="2"/>
+        </w:numPr>
+      </w:pPr>
+      <w:r>
+        <w:rPr>
+          <w:lang w:val="en-US"/>
+        </w:rPr>
+        <w:t>Clerk</w:t>
+      </w:r>
+    </w:p>
+    <w:p>
+      <w:pPr>
+        <w:pStyle w:val="ListParagraph"/>
+        <w:numPr>
+          <w:ilvl w:val="2"/>
+          <w:numId w:val="2"/>
+        </w:numPr>
+      </w:pPr>
+      <w:r>
+        <w:rPr>
+          <w:lang w:val="en-US"/>
+        </w:rPr>
+        <w:t>Executive</w:t>
+      </w:r>
+    </w:p>
+    <w:p>
+      <w:pPr>
+        <w:pStyle w:val="ListParagraph"/>
+        <w:numPr>
+          <w:ilvl w:val="2"/>
+          <w:numId w:val="2"/>
+        </w:numPr>
+      </w:pPr>
+      <w:r>
+        <w:rPr>
+          <w:lang w:val="en-US"/>
+        </w:rPr>
+        <w:t>Manager</w:t>
+      </w:r>
+    </w:p>
+    <w:p>
+      <w:pPr>
+        <w:pStyle w:val="ListParagraph"/>
+        <w:numPr>
+          <w:ilvl w:val="2"/>
+          <w:numId w:val="2"/>
+        </w:numPr>
+      </w:pPr>
+      <w:r>
+        <w:rPr>
+          <w:lang w:val="en-US"/>
+        </w:rPr>
+        <w:t>Admin</w:t>
+      </w:r>
+    </w:p>
+    <w:p>
+      <w:pPr>
+        <w:pStyle w:val="ListParagraph"/>
+        <w:numPr>
+          <w:ilvl w:val="2"/>
+          <w:numId w:val="2"/>
+        </w:numPr>
+      </w:pPr>
+      <w:r>
+        <w:rPr>
+          <w:lang w:val="en-US"/>
+        </w:rPr>
+        <w:t>Owner</w:t>
+      </w:r>
+    </w:p>
+    <w:p>
+      <w:pPr>
+        <w:pStyle w:val="ListParagraph"/>
+        <w:ind w:left="2160"/>
+      </w:pPr>
+      <w:r>
+        <w:rPr>
+          <w:lang w:val="en-US"/>
+        </w:rPr>
+        <w:t>Also provide option to add, UAN No., DOB, Address, Email ID, Bank Name, Bank Account Number, IFSC Code. (A person will be added in HR tab only if his/her age is above 18 Years on the date of adding).</w:t>
+      </w:r>
+    </w:p>
+    <w:p>
+      <w:pPr>
+        <w:pStyle w:val="ListParagraph"/>
+        <w:numPr>
+          <w:ilvl w:val="1"/>
+          <w:numId w:val="2"/>
+        </w:numPr>
+      </w:pPr>
+      <w:r>
+        <w:rPr>
+          <w:lang w:val="en-US"/>
+        </w:rPr>
+        <w:t>In User’s Tab in Master’s Module, Users can be added only from the names added in HR tab. Provide a dropdown button in the names option while adding a User. This dropdown will show the only names already added from HR tab</w:t>
+      </w:r>
+      <w:r>
+        <w:rPr>
+          <w:lang w:val="en-US"/>
+        </w:rPr>
+        <w:t>.</w:t>
+      </w:r>
+    </w:p>
+    <w:p>
+      <w:pPr>
+        <w:pStyle w:val="ListParagraph"/>
+        <w:numPr>
+          <w:ilvl w:val="1"/>
+          <w:numId w:val="2"/>
+        </w:numPr>
+        <w:rPr>
+          <w:lang w:val="en-US"/>
+        </w:rPr>
+      </w:pPr>
+      <w:r>
+        <w:rPr>
+          <w:lang w:val="en-US"/>
+        </w:rPr>
+        <w:t xml:space="preserve">In USER Master, while assigning Module Access to users, ask for selecting sub module items also. </w:t>
+      </w:r>
+      <w:r>
+        <w:t>Under each Sub Module make</w:t>
+      </w:r>
+      <w:r>
+        <w:rPr>
+          <w:lang w:val="en-US"/>
+        </w:rPr>
+        <w:t xml:space="preserve"> </w:t>
+      </w:r>
+      <w:r>
+        <w:rPr>
+          <w:lang w:val="en-US"/>
+        </w:rPr>
+        <w:t>following action’s</w:t>
+      </w:r>
+      <w:r>
+        <w:rPr>
+          <w:lang w:val="en-US"/>
+        </w:rPr>
+        <w:t xml:space="preserve"> customizable for each user</w:t>
+      </w:r>
+      <w:r>
+        <w:rPr>
+          <w:lang w:val="en-US"/>
+        </w:rPr>
+        <w:t>,</w:t>
+      </w:r>
+    </w:p>
+    <w:p>
+      <w:pPr>
+        <w:pStyle w:val="ListParagraph"/>
+        <w:numPr>
+          <w:ilvl w:val="2"/>
+          <w:numId w:val="2"/>
+        </w:numPr>
+        <w:rPr>
+          <w:lang w:val="en-US"/>
+        </w:rPr>
+      </w:pPr>
+      <w:r>
+        <w:t>Create</w:t>
+      </w:r>
+    </w:p>
+    <w:p>
+      <w:pPr>
+        <w:pStyle w:val="ListParagraph"/>
+        <w:numPr>
+          <w:ilvl w:val="2"/>
+          <w:numId w:val="2"/>
+        </w:numPr>
+        <w:rPr>
+          <w:lang w:val="en-US"/>
+        </w:rPr>
+      </w:pPr>
+      <w:r>
+        <w:t>View</w:t>
+      </w:r>
+    </w:p>
+    <w:p>
+      <w:pPr>
+        <w:pStyle w:val="ListParagraph"/>
+        <w:numPr>
+          <w:ilvl w:val="2"/>
+          <w:numId w:val="2"/>
+        </w:numPr>
+        <w:rPr>
+          <w:lang w:val="en-US"/>
+        </w:rPr>
+      </w:pPr>
+      <w:r>
+        <w:t>Edit</w:t>
+      </w:r>
+    </w:p>
+    <w:p>
+      <w:pPr>
+        <w:pStyle w:val="ListParagraph"/>
+        <w:numPr>
+          <w:ilvl w:val="2"/>
+          <w:numId w:val="2"/>
+        </w:numPr>
+        <w:rPr>
+          <w:lang w:val="en-US"/>
+        </w:rPr>
+      </w:pPr>
+      <w:r>
+        <w:lastRenderedPageBreak/>
+        <w:t>Delete</w:t>
+      </w:r>
+    </w:p>
+    <w:p>
+      <w:pPr>
+        <w:pStyle w:val="ListParagraph"/>
+        <w:numPr>
+          <w:ilvl w:val="2"/>
+          <w:numId w:val="2"/>
+        </w:numPr>
+        <w:rPr>
+          <w:lang w:val="en-US"/>
+        </w:rPr>
+      </w:pPr>
+      <w:r>
+        <w:t>Approve</w:t>
+      </w:r>
+    </w:p>
+    <w:p>
+      <w:pPr>
+        <w:pStyle w:val="ListParagraph"/>
+        <w:numPr>
+          <w:ilvl w:val="2"/>
+          <w:numId w:val="2"/>
+        </w:numPr>
+        <w:rPr>
+          <w:lang w:val="en-US"/>
+        </w:rPr>
+      </w:pPr>
+      <w:r>
+        <w:t>Reject</w:t>
+      </w:r>
+    </w:p>
+    <w:p>
+      <w:pPr>
+        <w:pStyle w:val="ListParagraph"/>
+        <w:numPr>
+          <w:ilvl w:val="2"/>
+          <w:numId w:val="2"/>
+        </w:numPr>
+        <w:rPr>
+          <w:lang w:val="en-US"/>
+        </w:rPr>
+      </w:pPr>
+      <w:r>
+        <w:t>Download</w:t>
+      </w:r>
+    </w:p>
+    <w:p>
+      <w:pPr>
+        <w:pStyle w:val="ListParagraph"/>
+        <w:numPr>
+          <w:ilvl w:val="2"/>
+          <w:numId w:val="2"/>
+        </w:numPr>
+        <w:rPr>
+          <w:lang w:val="en-US"/>
+        </w:rPr>
+      </w:pPr>
+      <w:r>
+        <w:t>Upload</w:t>
+      </w:r>
+    </w:p>
+    <w:p>
+      <w:pPr>
+        <w:pStyle w:val="ListParagraph"/>
+        <w:numPr>
+          <w:ilvl w:val="1"/>
+          <w:numId w:val="2"/>
+        </w:numPr>
+        <w:rPr>
+          <w:lang w:val="en-US"/>
+        </w:rPr>
+      </w:pPr>
+      <w:r>
+        <w:rPr>
+          <w:lang w:val="en-US"/>
+        </w:rPr>
+        <w:t>All Saved actions by all users will take effect only after Admin or Site manager or Manager or Owner Approve or Reject it. When Admin or Site manager or Manager or Owner log’s in, display him/her all the pending approvals on his/her dashboard.</w:t>
+      </w:r>
+      <w:r>
+        <w:rPr>
+          <w:lang w:val="en-US"/>
+        </w:rPr>
+        <w:t xml:space="preserve"> </w:t>
+      </w:r>
+    </w:p>
+    <w:p>
+      <w:pPr>
+        <w:pStyle w:val="ListParagraph"/>
+        <w:numPr>
+          <w:ilvl w:val="1"/>
+          <w:numId w:val="2"/>
+        </w:numPr>
+        <w:rPr>
+          <w:lang w:val="en-US"/>
+        </w:rPr>
+      </w:pPr>
+      <w:r>
+        <w:rPr>
+          <w:lang w:val="en-US"/>
+        </w:rPr>
+        <w:t>While adding a Vendor, provide a dropdown button in, “Category” line, where the options will be</w:t>
+      </w:r>
+    </w:p>
+    <w:p>
+      <w:pPr>
+        <w:pStyle w:val="ListParagraph"/>
+        <w:numPr>
+          <w:ilvl w:val="2"/>
+          <w:numId w:val="2"/>
+        </w:numPr>
+        <w:rPr>
+          <w:lang w:val="en-US"/>
+        </w:rPr>
+      </w:pPr>
+      <w:r>
+        <w:rPr>
+          <w:lang w:val="en-US"/>
+        </w:rPr>
+        <w:t>Sub Contractor</w:t>
+      </w:r>
+    </w:p>
+    <w:p>
+      <w:pPr>
+        <w:pStyle w:val="ListParagraph"/>
+        <w:numPr>
+          <w:ilvl w:val="2"/>
+          <w:numId w:val="2"/>
+        </w:numPr>
+        <w:rPr>
+          <w:lang w:val="en-US"/>
+        </w:rPr>
+      </w:pPr>
+      <w:r>
+        <w:rPr>
+          <w:lang w:val="en-US"/>
+        </w:rPr>
+        <w:t>Equipment Vendor</w:t>
+      </w:r>
+    </w:p>
+    <w:p>
+      <w:pPr>
+        <w:pStyle w:val="ListParagraph"/>
+        <w:numPr>
+          <w:ilvl w:val="2"/>
+          <w:numId w:val="2"/>
+        </w:numPr>
+        <w:rPr>
+          <w:lang w:val="en-US"/>
+        </w:rPr>
+      </w:pPr>
+      <w:r>
+        <w:rPr>
+          <w:lang w:val="en-US"/>
+        </w:rPr>
+        <w:t>Material Supplier</w:t>
+      </w:r>
+    </w:p>
+    <w:p>
+      <w:pPr>
+        <w:pStyle w:val="ListParagraph"/>
+        <w:numPr>
+          <w:ilvl w:val="2"/>
+          <w:numId w:val="2"/>
+        </w:numPr>
+        <w:rPr>
+          <w:lang w:val="en-US"/>
+        </w:rPr>
+      </w:pPr>
+      <w:r>
+        <w:rPr>
+          <w:lang w:val="en-US"/>
+        </w:rPr>
+        <w:t>Service Provider</w:t>
+      </w:r>
+    </w:p>
+    <w:p>
+      <w:pPr>
+        <w:pStyle w:val="ListParagraph"/>
+        <w:numPr>
+          <w:ilvl w:val="2"/>
+          <w:numId w:val="2"/>
+        </w:numPr>
+        <w:rPr>
+          <w:lang w:val="en-US"/>
+        </w:rPr>
+      </w:pPr>
+      <w:r>
+        <w:rPr>
+          <w:lang w:val="en-US"/>
+        </w:rPr>
+        <w:t>Professional</w:t>
+      </w:r>
+      <w:r>
+        <w:rPr>
+          <w:lang w:val="en-US"/>
+        </w:rPr>
+        <w:t xml:space="preserve"> </w:t>
+      </w:r>
+    </w:p>
+    <w:p>
+      <w:pPr>
+        <w:pStyle w:val="ListParagraph"/>
+        <w:ind w:left="2160"/>
+        <w:rPr>
+          <w:lang w:val="en-US"/>
+        </w:rPr>
+      </w:pPr>
+      <w:r>
+        <w:rPr>
+          <w:lang w:val="en-US"/>
+        </w:rPr>
+        <w:t>A</w:t>
+      </w:r>
+      <w:r>
+        <w:rPr>
+          <w:lang w:val="en-US"/>
+        </w:rPr>
+        <w:t>ccordingly ask for TDS, TCS deduction applicability.</w:t>
+      </w:r>
+    </w:p>
+    <w:p>
+      <w:pPr>
+        <w:pStyle w:val="ListParagraph"/>
+        <w:numPr>
+          <w:ilvl w:val="1"/>
+          <w:numId w:val="2"/>
+        </w:numPr>
+        <w:rPr>
+          <w:lang w:val="en-US"/>
+        </w:rPr>
+      </w:pPr>
+      <w:r>
+        <w:rPr>
+          <w:lang w:val="en-US"/>
+        </w:rPr>
+        <w:t>P</w:t>
+      </w:r>
+      <w:r>
+        <w:rPr>
+          <w:lang w:val="en-US"/>
+        </w:rPr>
+        <w:t xml:space="preserve">rovide a line of, “Sub-Category” where a user can type the exact product </w:t>
+      </w:r>
+      <w:r>
+        <w:rPr>
+          <w:lang w:val="en-US"/>
+        </w:rPr>
+        <w:t xml:space="preserve">/ service </w:t>
+      </w:r>
+      <w:r>
+        <w:rPr>
+          <w:lang w:val="en-US"/>
+        </w:rPr>
+        <w:t xml:space="preserve">of </w:t>
+      </w:r>
+      <w:r>
+        <w:rPr>
+          <w:lang w:val="en-US"/>
+        </w:rPr>
+        <w:t xml:space="preserve">the </w:t>
+      </w:r>
+      <w:r>
+        <w:rPr>
+          <w:lang w:val="en-US"/>
+        </w:rPr>
+        <w:t>vendor.</w:t>
+      </w:r>
+    </w:p>
+    <w:p>
+      <w:pPr>
+        <w:pStyle w:val="ListParagraph"/>
+        <w:numPr>
+          <w:ilvl w:val="1"/>
+          <w:numId w:val="2"/>
+        </w:numPr>
+        <w:rPr>
+          <w:lang w:val="en-US"/>
+        </w:rPr>
+      </w:pPr>
+      <w:r>
+        <w:rPr>
+          <w:lang w:val="en-US"/>
+        </w:rPr>
+        <w:t>While adding vendor in Master’s, provide option to add</w:t>
+      </w:r>
+    </w:p>
+    <w:p>
+      <w:pPr>
+        <w:pStyle w:val="ListParagraph"/>
+        <w:numPr>
+          <w:ilvl w:val="2"/>
+          <w:numId w:val="2"/>
+        </w:numPr>
+        <w:rPr>
+          <w:lang w:val="en-US"/>
+        </w:rPr>
+      </w:pPr>
+      <w:r>
+        <w:rPr>
+          <w:lang w:val="en-US"/>
+        </w:rPr>
+        <w:t>PAN No.</w:t>
+      </w:r>
+    </w:p>
+    <w:p>
+      <w:pPr>
+        <w:pStyle w:val="ListParagraph"/>
+        <w:numPr>
+          <w:ilvl w:val="2"/>
+          <w:numId w:val="2"/>
+        </w:numPr>
+        <w:rPr>
+          <w:lang w:val="en-US"/>
+        </w:rPr>
+      </w:pPr>
+      <w:r>
+        <w:rPr>
+          <w:lang w:val="en-US"/>
+        </w:rPr>
+        <w:t>CIN No.</w:t>
+      </w:r>
+    </w:p>
+    <w:p>
+      <w:pPr>
+        <w:pStyle w:val="ListParagraph"/>
+        <w:numPr>
+          <w:ilvl w:val="2"/>
+          <w:numId w:val="2"/>
+        </w:numPr>
+        <w:rPr>
+          <w:lang w:val="en-US"/>
+        </w:rPr>
+      </w:pPr>
+      <w:r>
+        <w:rPr>
+          <w:lang w:val="en-US"/>
+        </w:rPr>
+        <w:t>Address</w:t>
+      </w:r>
+    </w:p>
+    <w:p>
+      <w:pPr>
+        <w:pStyle w:val="ListParagraph"/>
+        <w:numPr>
+          <w:ilvl w:val="2"/>
+          <w:numId w:val="2"/>
+        </w:numPr>
+        <w:rPr>
+          <w:lang w:val="en-US"/>
+        </w:rPr>
+      </w:pPr>
+      <w:r>
+        <w:rPr>
+          <w:lang w:val="en-US"/>
+        </w:rPr>
+        <w:t>Contact Person 1 - Email ID</w:t>
+      </w:r>
+    </w:p>
+    <w:p>
+      <w:pPr>
+        <w:pStyle w:val="ListParagraph"/>
+        <w:numPr>
+          <w:ilvl w:val="2"/>
+          <w:numId w:val="2"/>
+        </w:numPr>
+        <w:rPr>
+          <w:lang w:val="en-US"/>
+        </w:rPr>
+      </w:pPr>
+      <w:r>
+        <w:rPr>
+          <w:lang w:val="en-US"/>
+        </w:rPr>
+        <w:t>Contact Person 1 -</w:t>
+      </w:r>
+      <w:r>
+        <w:rPr>
+          <w:lang w:val="en-US"/>
+        </w:rPr>
+        <w:t xml:space="preserve"> </w:t>
+      </w:r>
+      <w:r>
+        <w:rPr>
+          <w:lang w:val="en-US"/>
+        </w:rPr>
+        <w:t>Mobile Number</w:t>
+      </w:r>
+    </w:p>
+    <w:p>
+      <w:pPr>
+        <w:pStyle w:val="ListParagraph"/>
+        <w:numPr>
+          <w:ilvl w:val="2"/>
+          <w:numId w:val="2"/>
+        </w:numPr>
+        <w:rPr>
+          <w:lang w:val="en-US"/>
+        </w:rPr>
+      </w:pPr>
+      <w:r>
+        <w:rPr>
+          <w:lang w:val="en-US"/>
+        </w:rPr>
+        <w:t>Contact Person 2 - Email ID</w:t>
+      </w:r>
+    </w:p>
+    <w:p>
+      <w:pPr>
+        <w:pStyle w:val="ListParagraph"/>
+        <w:numPr>
+          <w:ilvl w:val="2"/>
+          <w:numId w:val="2"/>
+        </w:numPr>
+        <w:rPr>
+          <w:lang w:val="en-US"/>
+        </w:rPr>
+      </w:pPr>
+      <w:r>
+        <w:rPr>
+          <w:lang w:val="en-US"/>
+        </w:rPr>
+        <w:t xml:space="preserve">Contact Person </w:t>
+      </w:r>
+      <w:r>
+        <w:rPr>
+          <w:lang w:val="en-US"/>
+        </w:rPr>
+        <w:t>2</w:t>
+      </w:r>
+      <w:r>
+        <w:rPr>
+          <w:lang w:val="en-US"/>
+        </w:rPr>
+        <w:t xml:space="preserve"> -</w:t>
+      </w:r>
+      <w:r>
+        <w:rPr>
+          <w:lang w:val="en-US"/>
+        </w:rPr>
+        <w:t xml:space="preserve"> </w:t>
+      </w:r>
+      <w:r>
+        <w:rPr>
+          <w:lang w:val="en-US"/>
+        </w:rPr>
+        <w:t>Mobile Number</w:t>
+      </w:r>
+    </w:p>
+    <w:p>
+      <w:pPr>
+        <w:pStyle w:val="ListParagraph"/>
+        <w:numPr>
+          <w:ilvl w:val="2"/>
+          <w:numId w:val="2"/>
+        </w:numPr>
+        <w:rPr>
+          <w:lang w:val="en-US"/>
+        </w:rPr>
+      </w:pPr>
+      <w:r>
+        <w:rPr>
+          <w:lang w:val="en-US"/>
+        </w:rPr>
+        <w:t xml:space="preserve">Reference 1 </w:t>
+      </w:r>
+      <w:r>
+        <w:rPr>
+          <w:lang w:val="en-US"/>
+        </w:rPr>
+        <w:t>– Name</w:t>
+      </w:r>
+    </w:p>
+    <w:p>
+      <w:pPr>
+        <w:pStyle w:val="ListParagraph"/>
+        <w:numPr>
+          <w:ilvl w:val="2"/>
+          <w:numId w:val="2"/>
+        </w:numPr>
+        <w:rPr>
+          <w:lang w:val="en-US"/>
+        </w:rPr>
+      </w:pPr>
+      <w:r>
+        <w:rPr>
+          <w:lang w:val="en-US"/>
+        </w:rPr>
+        <w:t xml:space="preserve">Reference 1 - </w:t>
+      </w:r>
+      <w:r>
+        <w:rPr>
+          <w:lang w:val="en-US"/>
+        </w:rPr>
+        <w:t>Mobile Number</w:t>
+      </w:r>
+    </w:p>
+    <w:p>
+      <w:pPr>
+        <w:pStyle w:val="ListParagraph"/>
+        <w:numPr>
+          <w:ilvl w:val="2"/>
+          <w:numId w:val="2"/>
+        </w:numPr>
+        <w:rPr>
+          <w:lang w:val="en-US"/>
+        </w:rPr>
+      </w:pPr>
+      <w:r>
+        <w:rPr>
+          <w:lang w:val="en-US"/>
+        </w:rPr>
+        <w:t xml:space="preserve">Reference 2 </w:t>
+      </w:r>
+      <w:r>
+        <w:rPr>
+          <w:lang w:val="en-US"/>
+        </w:rPr>
+        <w:t xml:space="preserve">– Name </w:t>
+      </w:r>
+    </w:p>
+    <w:p>
+      <w:pPr>
+        <w:pStyle w:val="ListParagraph"/>
+        <w:numPr>
+          <w:ilvl w:val="2"/>
+          <w:numId w:val="2"/>
+        </w:numPr>
+        <w:rPr>
+          <w:lang w:val="en-US"/>
+        </w:rPr>
+      </w:pPr>
+      <w:r>
+        <w:rPr>
+          <w:lang w:val="en-US"/>
+        </w:rPr>
+        <w:t xml:space="preserve">Reference 2 - </w:t>
+      </w:r>
+      <w:r>
+        <w:rPr>
+          <w:lang w:val="en-US"/>
+        </w:rPr>
+        <w:t>Mobile Number</w:t>
+      </w:r>
+    </w:p>
+    <w:p>
+      <w:pPr>
+        <w:pStyle w:val="ListParagraph"/>
+        <w:numPr>
+          <w:ilvl w:val="2"/>
+          <w:numId w:val="2"/>
+        </w:numPr>
+        <w:rPr>
+          <w:lang w:val="en-US"/>
+        </w:rPr>
+      </w:pPr>
+      <w:r>
+        <w:rPr>
+          <w:lang w:val="en-US"/>
+        </w:rPr>
+        <w:t>Bank Name</w:t>
+      </w:r>
+    </w:p>
+    <w:p>
+      <w:pPr>
+        <w:pStyle w:val="ListParagraph"/>
+        <w:numPr>
+          <w:ilvl w:val="2"/>
+          <w:numId w:val="2"/>
+        </w:numPr>
+        <w:rPr>
+          <w:lang w:val="en-US"/>
+        </w:rPr>
+      </w:pPr>
+      <w:r>
+        <w:rPr>
+          <w:lang w:val="en-US"/>
+        </w:rPr>
+        <w:t>Account Number</w:t>
+      </w:r>
+    </w:p>
+    <w:p>
+      <w:pPr>
+        <w:pStyle w:val="ListParagraph"/>
+        <w:numPr>
+          <w:ilvl w:val="2"/>
+          <w:numId w:val="2"/>
+        </w:numPr>
+        <w:rPr>
+          <w:lang w:val="en-US"/>
+        </w:rPr>
+      </w:pPr>
+      <w:r>
+        <w:rPr>
+          <w:lang w:val="en-US"/>
+        </w:rPr>
+        <w:t xml:space="preserve">IFSC Code. </w:t>
+      </w:r>
+    </w:p>
+    <w:p>
+      <w:pPr>
+        <w:pStyle w:val="ListParagraph"/>
+        <w:ind w:left="2160"/>
+        <w:rPr>
+          <w:lang w:val="en-US"/>
+        </w:rPr>
+      </w:pPr>
+      <w:r>
+        <w:rPr>
+          <w:lang w:val="en-US"/>
+        </w:rPr>
+        <w:t xml:space="preserve">In payment terms line, provide option to select Advance Payment %, Balance Payment Credit days. </w:t>
+      </w:r>
+    </w:p>
+    <w:p>
+      <w:pPr>
+        <w:pStyle w:val="ListParagraph"/>
+        <w:ind w:left="1440"/>
+      </w:pPr>
+    </w:p>
+    <w:p>
+      <w:pPr>
+        <w:pStyle w:val="ListParagraph"/>
+        <w:numPr>
+          <w:ilvl w:val="0"/>
+          <w:numId w:val="2"/>
+        </w:numPr>
+        <w:rPr>
+          <w:lang w:val="en-US"/>
+        </w:rPr>
+      </w:pPr>
+      <w:r>
+        <w:rPr>
+          <w:lang w:val="en-US"/>
+        </w:rPr>
+        <w:t>HR Module</w:t>
+      </w:r>
+    </w:p>
+    <w:p>
+      <w:pPr>
+        <w:pStyle w:val="ListParagraph"/>
+        <w:numPr>
+          <w:ilvl w:val="1"/>
+          <w:numId w:val="2"/>
+        </w:numPr>
+        <w:rPr>
+          <w:lang w:val="en-US"/>
+        </w:rPr>
+      </w:pPr>
+      <w:r>
+        <w:rPr>
+          <w:lang w:val="en-US"/>
+        </w:rPr>
+        <w:t>In HR Module, provide, “Gate Register” tab</w:t>
+      </w:r>
+      <w:r>
+        <w:rPr>
+          <w:lang w:val="en-US"/>
+        </w:rPr>
+        <w:t>,</w:t>
+      </w:r>
+      <w:r>
+        <w:rPr>
+          <w:lang w:val="en-US"/>
+        </w:rPr>
+        <w:t xml:space="preserve"> where visitors and all employees entry can be done and accordingly attendance for employees will be punched </w:t>
+      </w:r>
+      <w:r>
+        <w:rPr>
+          <w:lang w:val="en-US"/>
+        </w:rPr>
+        <w:lastRenderedPageBreak/>
+        <w:t>and visitors record shall be maintained. While punching a Visitor Entry provide option like,</w:t>
+      </w:r>
+    </w:p>
+    <w:p>
+      <w:pPr>
+        <w:pStyle w:val="ListParagraph"/>
+        <w:numPr>
+          <w:ilvl w:val="2"/>
+          <w:numId w:val="2"/>
+        </w:numPr>
+        <w:rPr>
+          <w:lang w:val="en-US"/>
+        </w:rPr>
+      </w:pPr>
+      <w:r>
+        <w:rPr>
+          <w:lang w:val="en-US"/>
+        </w:rPr>
+        <w:t>Name</w:t>
+      </w:r>
+    </w:p>
+    <w:p>
+      <w:pPr>
+        <w:pStyle w:val="ListParagraph"/>
+        <w:numPr>
+          <w:ilvl w:val="2"/>
+          <w:numId w:val="2"/>
+        </w:numPr>
+        <w:rPr>
+          <w:lang w:val="en-US"/>
+        </w:rPr>
+      </w:pPr>
+      <w:r>
+        <w:rPr>
+          <w:lang w:val="en-US"/>
+        </w:rPr>
+        <w:t>Address</w:t>
+      </w:r>
+    </w:p>
+    <w:p>
+      <w:pPr>
+        <w:pStyle w:val="ListParagraph"/>
+        <w:numPr>
+          <w:ilvl w:val="2"/>
+          <w:numId w:val="2"/>
+        </w:numPr>
+        <w:rPr>
+          <w:lang w:val="en-US"/>
+        </w:rPr>
+      </w:pPr>
+      <w:r>
+        <w:rPr>
+          <w:lang w:val="en-US"/>
+        </w:rPr>
+        <w:t>Mobile No.</w:t>
+      </w:r>
+    </w:p>
+    <w:p>
+      <w:pPr>
+        <w:pStyle w:val="ListParagraph"/>
+        <w:numPr>
+          <w:ilvl w:val="2"/>
+          <w:numId w:val="2"/>
+        </w:numPr>
+        <w:rPr>
+          <w:lang w:val="en-US"/>
+        </w:rPr>
+      </w:pPr>
+      <w:r>
+        <w:rPr>
+          <w:lang w:val="en-US"/>
+        </w:rPr>
+        <w:t>Purpose</w:t>
+      </w:r>
+    </w:p>
+    <w:p>
+      <w:pPr>
+        <w:pStyle w:val="ListParagraph"/>
+        <w:numPr>
+          <w:ilvl w:val="2"/>
+          <w:numId w:val="2"/>
+        </w:numPr>
+        <w:rPr>
+          <w:lang w:val="en-US"/>
+        </w:rPr>
+      </w:pPr>
+      <w:r>
+        <w:rPr>
+          <w:lang w:val="en-US"/>
+        </w:rPr>
+        <w:t>Whom to Visit</w:t>
+      </w:r>
+    </w:p>
+    <w:p>
+      <w:pPr>
+        <w:pStyle w:val="ListParagraph"/>
+        <w:ind w:left="2160"/>
+        <w:rPr>
+          <w:lang w:val="en-US"/>
+        </w:rPr>
+      </w:pPr>
+      <w:r>
+        <w:rPr>
+          <w:lang w:val="en-US"/>
+        </w:rPr>
+        <w:t>Provide separate button to mark Time-In and Time-Out.</w:t>
+      </w:r>
+    </w:p>
+    <w:p>
+      <w:pPr>
+        <w:rPr>
+          <w:lang w:val="en-US"/>
+        </w:rPr>
+      </w:pPr>
+    </w:p>
+    <w:p>
+      <w:pPr>
+        <w:pStyle w:val="ListParagraph"/>
+        <w:numPr>
+          <w:ilvl w:val="0"/>
+          <w:numId w:val="2"/>
+        </w:numPr>
+        <w:rPr>
+          <w:lang w:val="en-US"/>
+        </w:rPr>
+      </w:pPr>
+      <w:r>
+        <w:rPr>
+          <w:lang w:val="en-US"/>
+        </w:rPr>
+        <w:t>Sales Module</w:t>
+      </w:r>
+    </w:p>
+    <w:p>
+      <w:pPr>
+        <w:pStyle w:val="ListParagraph"/>
+        <w:numPr>
+          <w:ilvl w:val="1"/>
+          <w:numId w:val="2"/>
+        </w:numPr>
+        <w:rPr>
+          <w:lang w:val="en-US"/>
+        </w:rPr>
+      </w:pPr>
+      <w:r>
+        <w:rPr>
+          <w:lang w:val="en-US"/>
+        </w:rPr>
+        <w:t>After punching Sale Order provide option to punch, “J</w:t>
+      </w:r>
+      <w:r>
+        <w:rPr>
+          <w:lang w:val="en-US"/>
+        </w:rPr>
+        <w:t>ob</w:t>
+      </w:r>
+      <w:r>
+        <w:rPr>
+          <w:lang w:val="en-US"/>
+        </w:rPr>
+        <w:t xml:space="preserve"> Order”</w:t>
+      </w:r>
+      <w:r>
+        <w:rPr>
+          <w:lang w:val="en-US"/>
+        </w:rPr>
+        <w:t xml:space="preserve"> related to the Sale Order. In this Job Order provide option to categories the line items of SO into Phase &amp; Task. </w:t>
+      </w:r>
+      <w:r>
+        <w:rPr>
+          <w:lang w:val="en-US"/>
+        </w:rPr>
+        <w:t>Where the Sub category of Phases will be</w:t>
+      </w:r>
+    </w:p>
+    <w:p>
+      <w:pPr>
+        <w:pStyle w:val="ListParagraph"/>
+        <w:numPr>
+          <w:ilvl w:val="2"/>
+          <w:numId w:val="2"/>
+        </w:numPr>
+        <w:rPr>
+          <w:lang w:val="en-US"/>
+        </w:rPr>
+      </w:pPr>
+      <w:r>
+        <w:rPr>
+          <w:lang w:val="en-US"/>
+        </w:rPr>
+        <w:t>S</w:t>
+      </w:r>
+      <w:r>
+        <w:rPr>
+          <w:lang w:val="en-US"/>
+        </w:rPr>
+        <w:t>ite Preparation</w:t>
+      </w:r>
+    </w:p>
+    <w:p>
+      <w:pPr>
+        <w:pStyle w:val="ListParagraph"/>
+        <w:numPr>
+          <w:ilvl w:val="2"/>
+          <w:numId w:val="2"/>
+        </w:numPr>
+        <w:rPr>
+          <w:lang w:val="en-US"/>
+        </w:rPr>
+      </w:pPr>
+      <w:r>
+        <w:rPr>
+          <w:lang w:val="en-US"/>
+        </w:rPr>
+        <w:t>Foundation &amp; Sub-Structure</w:t>
+      </w:r>
+    </w:p>
+    <w:p>
+      <w:pPr>
+        <w:pStyle w:val="ListParagraph"/>
+        <w:numPr>
+          <w:ilvl w:val="2"/>
+          <w:numId w:val="2"/>
+        </w:numPr>
+        <w:rPr>
+          <w:lang w:val="en-US"/>
+        </w:rPr>
+      </w:pPr>
+      <w:r>
+        <w:rPr>
+          <w:lang w:val="en-US"/>
+        </w:rPr>
+        <w:t>Super Structure &amp; RCC</w:t>
+      </w:r>
+    </w:p>
+    <w:p>
+      <w:pPr>
+        <w:pStyle w:val="ListParagraph"/>
+        <w:numPr>
+          <w:ilvl w:val="2"/>
+          <w:numId w:val="2"/>
+        </w:numPr>
+        <w:rPr>
+          <w:lang w:val="en-US"/>
+        </w:rPr>
+      </w:pPr>
+      <w:r>
+        <w:rPr>
+          <w:lang w:val="en-US"/>
+        </w:rPr>
+        <w:t>Finishing &amp; MEP</w:t>
+      </w:r>
+    </w:p>
+    <w:p>
+      <w:pPr>
+        <w:pStyle w:val="ListParagraph"/>
+        <w:ind w:left="2160"/>
+        <w:rPr>
+          <w:lang w:val="en-US"/>
+        </w:rPr>
+      </w:pPr>
+      <w:r>
+        <w:rPr>
+          <w:lang w:val="en-US"/>
+        </w:rPr>
+        <w:t xml:space="preserve">The Sub category of Tasks will be the line items. </w:t>
+      </w:r>
+    </w:p>
+    <w:p>
+      <w:pPr>
+        <w:pStyle w:val="ListParagraph"/>
+        <w:ind w:left="2160"/>
+        <w:rPr>
+          <w:lang w:val="en-US"/>
+        </w:rPr>
+      </w:pPr>
+      <w:r>
+        <w:rPr>
+          <w:lang w:val="en-US"/>
+        </w:rPr>
+        <w:t>Provide Estimated Start Date and Estimated End Date for each line item.</w:t>
+      </w:r>
+    </w:p>
+    <w:p>
+      <w:pPr>
+        <w:pStyle w:val="ListParagraph"/>
+        <w:numPr>
+          <w:ilvl w:val="1"/>
+          <w:numId w:val="2"/>
+        </w:numPr>
+        <w:rPr>
+          <w:lang w:val="en-US"/>
+        </w:rPr>
+      </w:pPr>
+      <w:r>
+        <w:rPr>
+          <w:lang w:val="en-US"/>
+        </w:rPr>
+        <w:t xml:space="preserve">Provide option to </w:t>
+      </w:r>
+      <w:r>
+        <w:rPr>
+          <w:lang w:val="en-US"/>
+        </w:rPr>
+        <w:t>generate Bill of Quantity, Bill of Material, Labour Estimation, Tools and Machinery Estimation, etc. required for that Job</w:t>
+      </w:r>
+      <w:r>
+        <w:rPr>
+          <w:lang w:val="en-US"/>
+        </w:rPr>
+        <w:t xml:space="preserve"> Order</w:t>
+      </w:r>
+      <w:r>
+        <w:rPr>
+          <w:lang w:val="en-US"/>
+        </w:rPr>
+        <w:t xml:space="preserve">, accordingly </w:t>
+      </w:r>
+      <w:r>
+        <w:rPr>
+          <w:lang w:val="en-US"/>
+        </w:rPr>
+        <w:t xml:space="preserve">allocate budget to </w:t>
+      </w:r>
+      <w:r>
+        <w:rPr>
+          <w:lang w:val="en-US"/>
+        </w:rPr>
+        <w:t>that particular</w:t>
+      </w:r>
+      <w:r>
+        <w:rPr>
+          <w:lang w:val="en-US"/>
+        </w:rPr>
+        <w:t xml:space="preserve"> Job Order. Accordingly track cost overrun and time overrun &amp; quantity status. And display the same on dashboard.</w:t>
+      </w:r>
+    </w:p>
+    <w:p>
+      <w:pPr>
+        <w:pStyle w:val="ListParagraph"/>
+        <w:ind w:left="1440"/>
+        <w:rPr>
+          <w:lang w:val="en-US"/>
+        </w:rPr>
+      </w:pPr>
+    </w:p>
+    <w:p>
+      <w:pPr>
+        <w:pStyle w:val="ListParagraph"/>
+        <w:numPr>
+          <w:ilvl w:val="0"/>
+          <w:numId w:val="2"/>
+        </w:numPr>
+        <w:rPr>
+          <w:lang w:val="en-US"/>
+        </w:rPr>
+      </w:pPr>
+      <w:r>
+        <w:rPr>
+          <w:lang w:val="en-US"/>
+        </w:rPr>
+        <w:t>DPR Module</w:t>
+      </w:r>
+    </w:p>
+    <w:p>
+      <w:pPr>
+        <w:pStyle w:val="ListParagraph"/>
+        <w:numPr>
+          <w:ilvl w:val="1"/>
+          <w:numId w:val="2"/>
+        </w:numPr>
+        <w:rPr>
+          <w:lang w:val="en-US"/>
+        </w:rPr>
+      </w:pPr>
+      <w:r>
+        <w:rPr>
+          <w:lang w:val="en-US"/>
+        </w:rPr>
+        <w:t xml:space="preserve">DPR will be </w:t>
+      </w:r>
+      <w:r>
+        <w:rPr>
+          <w:lang w:val="en-US"/>
+        </w:rPr>
+        <w:t xml:space="preserve">punched only against </w:t>
+      </w:r>
+      <w:r>
+        <w:rPr>
+          <w:lang w:val="en-US"/>
+        </w:rPr>
+        <w:t>JOB Order</w:t>
+      </w:r>
+      <w:r>
+        <w:rPr>
+          <w:lang w:val="en-US"/>
+        </w:rPr>
+        <w:t>.</w:t>
+      </w:r>
+    </w:p>
+    <w:p>
+      <w:pPr>
+        <w:pStyle w:val="ListParagraph"/>
+        <w:numPr>
+          <w:ilvl w:val="1"/>
+          <w:numId w:val="2"/>
+        </w:numPr>
+        <w:rPr>
+          <w:lang w:val="en-US"/>
+        </w:rPr>
+      </w:pPr>
+      <w:r>
+        <w:rPr>
+          <w:lang w:val="en-US"/>
+        </w:rPr>
+        <w:t>While punching DPR, in Work Progress Entries section</w:t>
+      </w:r>
+      <w:r>
+        <w:rPr>
+          <w:lang w:val="en-US"/>
+        </w:rPr>
+        <w:t>, if service is selected then provide a quick display of balance quantities of line items of PO and if items is selected then provide a quick display of balance items on that site.</w:t>
+      </w:r>
+    </w:p>
+    <w:p>
+      <w:pPr>
+        <w:pStyle w:val="ListParagraph"/>
+        <w:numPr>
+          <w:ilvl w:val="1"/>
+          <w:numId w:val="2"/>
+        </w:numPr>
+        <w:rPr>
+          <w:lang w:val="en-US"/>
+        </w:rPr>
+      </w:pPr>
+      <w:r>
+        <w:rPr>
+          <w:lang w:val="en-US"/>
+        </w:rPr>
+        <w:t>In DPR provide option to report accidents.</w:t>
+      </w:r>
+    </w:p>
+    <w:p>
+      <w:pPr>
+        <w:pStyle w:val="ListParagraph"/>
+        <w:numPr>
+          <w:ilvl w:val="1"/>
+          <w:numId w:val="2"/>
+        </w:numPr>
+        <w:rPr>
+          <w:lang w:val="en-US"/>
+        </w:rPr>
+      </w:pPr>
+      <w:r>
+        <w:rPr>
+          <w:lang w:val="en-US"/>
+        </w:rPr>
+        <w:t>Provide a tab, “Issues”. While punching an Issue provide options like,</w:t>
+      </w:r>
+    </w:p>
+    <w:p>
+      <w:pPr>
+        <w:pStyle w:val="ListParagraph"/>
+        <w:numPr>
+          <w:ilvl w:val="2"/>
+          <w:numId w:val="2"/>
+        </w:numPr>
+        <w:rPr>
+          <w:lang w:val="en-US"/>
+        </w:rPr>
+      </w:pPr>
+      <w:r>
+        <w:rPr>
+          <w:lang w:val="en-US"/>
+        </w:rPr>
+        <w:t>Title</w:t>
+      </w:r>
+    </w:p>
+    <w:p>
+      <w:pPr>
+        <w:pStyle w:val="ListParagraph"/>
+        <w:numPr>
+          <w:ilvl w:val="2"/>
+          <w:numId w:val="2"/>
+        </w:numPr>
+        <w:rPr>
+          <w:lang w:val="en-US"/>
+        </w:rPr>
+      </w:pPr>
+      <w:r>
+        <w:rPr>
+          <w:lang w:val="en-US"/>
+        </w:rPr>
+        <w:t xml:space="preserve">Issue </w:t>
+      </w:r>
+      <w:r>
+        <w:rPr>
+          <w:lang w:val="en-US"/>
+        </w:rPr>
+        <w:t>Description</w:t>
+      </w:r>
+    </w:p>
+    <w:p>
+      <w:pPr>
+        <w:pStyle w:val="ListParagraph"/>
+        <w:numPr>
+          <w:ilvl w:val="2"/>
+          <w:numId w:val="2"/>
+        </w:numPr>
+        <w:rPr>
+          <w:lang w:val="en-US"/>
+        </w:rPr>
+      </w:pPr>
+      <w:r>
+        <w:rPr>
+          <w:lang w:val="en-US"/>
+        </w:rPr>
+        <w:t>Priority</w:t>
+      </w:r>
+      <w:r>
+        <w:rPr>
+          <w:lang w:val="en-US"/>
+        </w:rPr>
+        <w:t xml:space="preserve"> </w:t>
+      </w:r>
+      <w:r>
+        <w:rPr>
+          <w:lang w:val="en-US"/>
+        </w:rPr>
+        <w:t>Status</w:t>
+      </w:r>
+    </w:p>
+    <w:p>
+      <w:pPr>
+        <w:pStyle w:val="ListParagraph"/>
+        <w:numPr>
+          <w:ilvl w:val="2"/>
+          <w:numId w:val="2"/>
+        </w:numPr>
+        <w:rPr>
+          <w:lang w:val="en-US"/>
+        </w:rPr>
+      </w:pPr>
+      <w:r>
+        <w:rPr>
+          <w:lang w:val="en-US"/>
+        </w:rPr>
+        <w:t>Due Date</w:t>
+      </w:r>
+    </w:p>
+    <w:p>
+      <w:pPr>
+        <w:pStyle w:val="ListParagraph"/>
+        <w:numPr>
+          <w:ilvl w:val="2"/>
+          <w:numId w:val="2"/>
+        </w:numPr>
+        <w:rPr>
+          <w:lang w:val="en-US"/>
+        </w:rPr>
+      </w:pPr>
+      <w:r>
+        <w:rPr>
+          <w:lang w:val="en-US"/>
+        </w:rPr>
+        <w:t xml:space="preserve">Current Status (Open, Resolved, Rejected, </w:t>
+      </w:r>
+    </w:p>
+    <w:p>
+      <w:pPr>
+        <w:pStyle w:val="ListParagraph"/>
+        <w:numPr>
+          <w:ilvl w:val="2"/>
+          <w:numId w:val="2"/>
+        </w:numPr>
+        <w:rPr>
+          <w:lang w:val="en-US"/>
+        </w:rPr>
+      </w:pPr>
+      <w:r>
+        <w:rPr>
+          <w:lang w:val="en-US"/>
+        </w:rPr>
+        <w:t>Created By</w:t>
+      </w:r>
+    </w:p>
+    <w:p>
+      <w:pPr>
+        <w:pStyle w:val="ListParagraph"/>
+        <w:numPr>
+          <w:ilvl w:val="2"/>
+          <w:numId w:val="2"/>
+        </w:numPr>
+        <w:rPr>
+          <w:lang w:val="en-US"/>
+        </w:rPr>
+      </w:pPr>
+      <w:r>
+        <w:rPr>
+          <w:lang w:val="en-US"/>
+        </w:rPr>
+        <w:t>Assigned To</w:t>
+      </w:r>
+    </w:p>
+    <w:p>
+      <w:pPr>
+        <w:pStyle w:val="ListParagraph"/>
+        <w:numPr>
+          <w:ilvl w:val="2"/>
+          <w:numId w:val="2"/>
+        </w:numPr>
+        <w:rPr>
+          <w:lang w:val="en-US"/>
+        </w:rPr>
+      </w:pPr>
+      <w:r>
+        <w:rPr>
+          <w:lang w:val="en-US"/>
+        </w:rPr>
+        <w:t>Created At</w:t>
+      </w:r>
+    </w:p>
+    <w:p>
+      <w:pPr>
+        <w:pStyle w:val="ListParagraph"/>
+        <w:numPr>
+          <w:ilvl w:val="1"/>
+          <w:numId w:val="2"/>
+        </w:numPr>
+        <w:rPr>
+          <w:lang w:val="en-US"/>
+        </w:rPr>
+      </w:pPr>
+      <w:r>
+        <w:rPr>
+          <w:lang w:val="en-US"/>
+        </w:rPr>
+        <w:lastRenderedPageBreak/>
+        <w:t>Show GANTT charts in DPR Module.</w:t>
+      </w:r>
+    </w:p>
+    <w:p>
+      <w:pPr>
+        <w:pStyle w:val="ListParagraph"/>
+        <w:ind w:left="1440"/>
+        <w:rPr>
+          <w:lang w:val="en-US"/>
+        </w:rPr>
+      </w:pPr>
+    </w:p>
+    <w:p>
+      <w:pPr>
+        <w:pStyle w:val="ListParagraph"/>
+        <w:numPr>
+          <w:ilvl w:val="0"/>
+          <w:numId w:val="2"/>
+        </w:numPr>
+        <w:rPr>
+          <w:lang w:val="en-US"/>
+        </w:rPr>
+      </w:pPr>
+      <w:r>
+        <w:rPr>
+          <w:lang w:val="en-US"/>
+        </w:rPr>
+        <w:t>Purchase Module</w:t>
+      </w:r>
+    </w:p>
+    <w:p>
+      <w:pPr>
+        <w:pStyle w:val="ListParagraph"/>
+        <w:numPr>
+          <w:ilvl w:val="1"/>
+          <w:numId w:val="2"/>
+        </w:numPr>
+        <w:rPr>
+          <w:lang w:val="en-US"/>
+        </w:rPr>
+      </w:pPr>
+      <w:r>
+        <w:rPr>
+          <w:lang w:val="en-US"/>
+        </w:rPr>
+        <w:t xml:space="preserve">Provide option to punch Purchase Requisition </w:t>
+      </w:r>
+      <w:r>
+        <w:rPr>
+          <w:lang w:val="en-US"/>
+        </w:rPr>
+        <w:t>for particular Job Order.</w:t>
+      </w:r>
+      <w:r>
+        <w:rPr>
+          <w:lang w:val="en-US"/>
+        </w:rPr>
+        <w:t xml:space="preserve"> </w:t>
+      </w:r>
+      <w:r>
+        <w:rPr>
+          <w:lang w:val="en-US"/>
+        </w:rPr>
+        <w:t>T</w:t>
+      </w:r>
+      <w:r>
+        <w:rPr>
+          <w:lang w:val="en-US"/>
+        </w:rPr>
+        <w:t xml:space="preserve">hen </w:t>
+      </w:r>
+      <w:r>
+        <w:rPr>
+          <w:lang w:val="en-US"/>
+        </w:rPr>
+        <w:t xml:space="preserve">based on Purchase Requisition, </w:t>
+      </w:r>
+      <w:r>
+        <w:rPr>
+          <w:lang w:val="en-US"/>
+        </w:rPr>
+        <w:t xml:space="preserve">provide a button to convert the Purchase requisition to </w:t>
+      </w:r>
+      <w:r>
+        <w:rPr>
+          <w:lang w:val="en-US"/>
+        </w:rPr>
+        <w:t>Purchase Order</w:t>
+      </w:r>
+      <w:r>
+        <w:rPr>
+          <w:lang w:val="en-US"/>
+        </w:rPr>
+        <w:t>.</w:t>
+      </w:r>
+    </w:p>
+    <w:p>
+      <w:pPr>
+        <w:pStyle w:val="ListParagraph"/>
+        <w:numPr>
+          <w:ilvl w:val="1"/>
+          <w:numId w:val="2"/>
+        </w:numPr>
+        <w:rPr>
+          <w:lang w:val="en-US"/>
+        </w:rPr>
+      </w:pPr>
+      <w:r>
+        <w:rPr>
+          <w:lang w:val="en-US"/>
+        </w:rPr>
+        <w:t xml:space="preserve">While punching Purchase Requisition, </w:t>
+      </w:r>
+      <w:r>
+        <w:rPr>
+          <w:lang w:val="en-US"/>
+        </w:rPr>
+        <w:t xml:space="preserve">provide following options, </w:t>
+      </w:r>
+    </w:p>
+    <w:p>
+      <w:pPr>
+        <w:pStyle w:val="ListParagraph"/>
+        <w:numPr>
+          <w:ilvl w:val="2"/>
+          <w:numId w:val="2"/>
+        </w:numPr>
+        <w:rPr>
+          <w:lang w:val="en-US"/>
+        </w:rPr>
+      </w:pPr>
+      <w:r>
+        <w:rPr>
+          <w:lang w:val="en-US"/>
+        </w:rPr>
+        <w:t xml:space="preserve">Material </w:t>
+      </w:r>
+      <w:r>
+        <w:rPr>
+          <w:lang w:val="en-US"/>
+        </w:rPr>
+        <w:t>(</w:t>
+      </w:r>
+      <w:r>
+        <w:rPr>
+          <w:lang w:val="en-US"/>
+        </w:rPr>
+        <w:t xml:space="preserve">autoloaded as per Bill </w:t>
+      </w:r>
+      <w:r>
+        <w:rPr>
+          <w:lang w:val="en-US"/>
+        </w:rPr>
+        <w:t>of</w:t>
+      </w:r>
+      <w:r>
+        <w:rPr>
+          <w:lang w:val="en-US"/>
+        </w:rPr>
+        <w:t xml:space="preserve"> Material of Job Order</w:t>
+      </w:r>
+      <w:r>
+        <w:rPr>
+          <w:lang w:val="en-US"/>
+        </w:rPr>
+        <w:t>)</w:t>
+      </w:r>
+    </w:p>
+    <w:p>
+      <w:pPr>
+        <w:pStyle w:val="ListParagraph"/>
+        <w:numPr>
+          <w:ilvl w:val="2"/>
+          <w:numId w:val="2"/>
+        </w:numPr>
+        <w:rPr>
+          <w:lang w:val="en-US"/>
+        </w:rPr>
+      </w:pPr>
+      <w:r>
+        <w:rPr>
+          <w:lang w:val="en-US"/>
+        </w:rPr>
+        <w:t>Quantity of Material</w:t>
+      </w:r>
+    </w:p>
+    <w:p>
+      <w:pPr>
+        <w:pStyle w:val="ListParagraph"/>
+        <w:numPr>
+          <w:ilvl w:val="2"/>
+          <w:numId w:val="2"/>
+        </w:numPr>
+        <w:rPr>
+          <w:lang w:val="en-US"/>
+        </w:rPr>
+      </w:pPr>
+      <w:r>
+        <w:rPr>
+          <w:lang w:val="en-US"/>
+        </w:rPr>
+        <w:t>Status</w:t>
+      </w:r>
+    </w:p>
+    <w:p>
+      <w:pPr>
+        <w:pStyle w:val="ListParagraph"/>
+        <w:numPr>
+          <w:ilvl w:val="2"/>
+          <w:numId w:val="2"/>
+        </w:numPr>
+        <w:rPr>
+          <w:lang w:val="en-US"/>
+        </w:rPr>
+      </w:pPr>
+      <w:r>
+        <w:rPr>
+          <w:lang w:val="en-US"/>
+        </w:rPr>
+        <w:t>Reason</w:t>
+      </w:r>
+    </w:p>
+    <w:p>
+      <w:pPr>
+        <w:pStyle w:val="ListParagraph"/>
+        <w:numPr>
+          <w:ilvl w:val="2"/>
+          <w:numId w:val="2"/>
+        </w:numPr>
+        <w:rPr>
+          <w:lang w:val="en-US"/>
+        </w:rPr>
+      </w:pPr>
+      <w:r>
+        <w:rPr>
+          <w:lang w:val="en-US"/>
+        </w:rPr>
+        <w:t>Remarks</w:t>
+      </w:r>
+    </w:p>
+    <w:p>
+      <w:pPr>
+        <w:pStyle w:val="ListParagraph"/>
+        <w:numPr>
+          <w:ilvl w:val="2"/>
+          <w:numId w:val="2"/>
+        </w:numPr>
+        <w:rPr>
+          <w:lang w:val="en-US"/>
+        </w:rPr>
+      </w:pPr>
+      <w:r>
+        <w:rPr>
+          <w:lang w:val="en-US"/>
+        </w:rPr>
+        <w:t>Required By Date</w:t>
+      </w:r>
+    </w:p>
+    <w:p>
+      <w:pPr>
+        <w:pStyle w:val="ListParagraph"/>
+        <w:numPr>
+          <w:ilvl w:val="2"/>
+          <w:numId w:val="2"/>
+        </w:numPr>
+        <w:rPr>
+          <w:lang w:val="en-US"/>
+        </w:rPr>
+      </w:pPr>
+      <w:r>
+        <w:rPr>
+          <w:lang w:val="en-US"/>
+        </w:rPr>
+        <w:t>Requisition Generated by</w:t>
+      </w:r>
+      <w:r>
+        <w:rPr>
+          <w:lang w:val="en-US"/>
+        </w:rPr>
+        <w:t xml:space="preserve"> </w:t>
+      </w:r>
+    </w:p>
+    <w:p>
+      <w:pPr>
+        <w:pStyle w:val="ListParagraph"/>
+        <w:numPr>
+          <w:ilvl w:val="2"/>
+          <w:numId w:val="2"/>
+        </w:numPr>
+        <w:rPr>
+          <w:lang w:val="en-US"/>
+        </w:rPr>
+      </w:pPr>
+      <w:r>
+        <w:rPr>
+          <w:lang w:val="en-US"/>
+        </w:rPr>
+        <w:t>Requisition Approved by</w:t>
+      </w:r>
+    </w:p>
+    <w:p>
+      <w:pPr>
+        <w:pStyle w:val="ListParagraph"/>
+        <w:ind w:left="2160"/>
+        <w:rPr>
+          <w:lang w:val="en-US"/>
+        </w:rPr>
+      </w:pPr>
+      <w:r>
+        <w:rPr>
+          <w:lang w:val="en-US"/>
+        </w:rPr>
+        <w:t xml:space="preserve">(Please note, the quantity of any material cannot exceed the quantity specified in the Bill of Material for that particular item in the Job Order, in case if so happens, then firstly the Bill </w:t>
+      </w:r>
+      <w:r>
+        <w:rPr>
+          <w:lang w:val="en-US"/>
+        </w:rPr>
+        <w:t>of</w:t>
+      </w:r>
+      <w:r>
+        <w:rPr>
+          <w:lang w:val="en-US"/>
+        </w:rPr>
+        <w:t xml:space="preserve"> Material should be revised only by Owner or Admin or Manager or Site Manager.)</w:t>
+      </w:r>
+    </w:p>
+    <w:p>
+      <w:pPr>
+        <w:pStyle w:val="ListParagraph"/>
+        <w:numPr>
+          <w:ilvl w:val="1"/>
+          <w:numId w:val="2"/>
+        </w:numPr>
+        <w:rPr>
+          <w:lang w:val="en-US"/>
+        </w:rPr>
+      </w:pPr>
+      <w:r>
+        <w:rPr>
+          <w:lang w:val="en-US"/>
+        </w:rPr>
+        <w:t>Provide option to</w:t>
+      </w:r>
+      <w:r>
+        <w:rPr>
+          <w:lang w:val="en-US"/>
+        </w:rPr>
+        <w:t xml:space="preserve"> </w:t>
+      </w:r>
+      <w:r>
+        <w:rPr>
+          <w:lang w:val="en-US"/>
+        </w:rPr>
+        <w:t>Admin or Site manager or Manager or Owner</w:t>
+      </w:r>
+      <w:r>
+        <w:rPr>
+          <w:lang w:val="en-US"/>
+        </w:rPr>
+        <w:t xml:space="preserve"> to Approve or Reject or Edit or Hold the Purchase Requisition</w:t>
+      </w:r>
+      <w:r>
+        <w:rPr>
+          <w:lang w:val="en-US"/>
+        </w:rPr>
+        <w:t>. Accordingly show the status.</w:t>
+      </w:r>
+      <w:r>
+        <w:rPr>
+          <w:lang w:val="en-US"/>
+        </w:rPr>
+        <w:t xml:space="preserve"> </w:t>
+      </w:r>
+    </w:p>
+    <w:p>
+      <w:pPr>
+        <w:pStyle w:val="ListParagraph"/>
+        <w:numPr>
+          <w:ilvl w:val="1"/>
+          <w:numId w:val="2"/>
+        </w:numPr>
+        <w:rPr>
+          <w:lang w:val="en-US"/>
+        </w:rPr>
+      </w:pPr>
+      <w:r>
+        <w:rPr>
+          <w:lang w:val="en-US"/>
+        </w:rPr>
+        <w:t xml:space="preserve">When I open or view a PURCHASE ORDER, generate a second page on which it should show the </w:t>
+      </w:r>
+      <w:r>
+        <w:rPr>
+          <w:lang w:val="en-US"/>
+        </w:rPr>
+        <w:t xml:space="preserve">Purchase Requisition quantity, </w:t>
+      </w:r>
+      <w:r>
+        <w:rPr>
+          <w:lang w:val="en-US"/>
+        </w:rPr>
+        <w:t xml:space="preserve">Purchase </w:t>
+      </w:r>
+      <w:r>
+        <w:rPr>
+          <w:lang w:val="en-US"/>
+        </w:rPr>
+        <w:t>O</w:t>
+      </w:r>
+      <w:r>
+        <w:rPr>
+          <w:lang w:val="en-US"/>
+        </w:rPr>
+        <w:t xml:space="preserve">rder quantity, </w:t>
+      </w:r>
+      <w:r>
+        <w:rPr>
+          <w:lang w:val="en-US"/>
+        </w:rPr>
+        <w:t>C</w:t>
+      </w:r>
+      <w:r>
+        <w:rPr>
+          <w:lang w:val="en-US"/>
+        </w:rPr>
+        <w:t xml:space="preserve">ompleted / </w:t>
+      </w:r>
+      <w:r>
+        <w:rPr>
+          <w:lang w:val="en-US"/>
+        </w:rPr>
+        <w:t>R</w:t>
+      </w:r>
+      <w:r>
+        <w:rPr>
+          <w:lang w:val="en-US"/>
+        </w:rPr>
+        <w:t xml:space="preserve">eceived </w:t>
+      </w:r>
+      <w:r>
+        <w:rPr>
+          <w:lang w:val="en-US"/>
+        </w:rPr>
+        <w:t>Q</w:t>
+      </w:r>
+      <w:r>
+        <w:rPr>
+          <w:lang w:val="en-US"/>
+        </w:rPr>
+        <w:t xml:space="preserve">uantity as per GRN, balance quantity and invoiced quantity </w:t>
+      </w:r>
+      <w:r>
+        <w:rPr>
+          <w:lang w:val="en-US"/>
+        </w:rPr>
+        <w:t xml:space="preserve">and amount </w:t>
+      </w:r>
+      <w:r>
+        <w:rPr>
+          <w:lang w:val="en-US"/>
+        </w:rPr>
+        <w:t>so far.</w:t>
+      </w:r>
+    </w:p>
+    <w:p>
+      <w:pPr>
+        <w:pStyle w:val="ListParagraph"/>
+        <w:numPr>
+          <w:ilvl w:val="1"/>
+          <w:numId w:val="2"/>
+        </w:numPr>
+        <w:rPr>
+          <w:lang w:val="en-US"/>
+        </w:rPr>
+      </w:pPr>
+      <w:r>
+        <w:rPr>
+          <w:lang w:val="en-US"/>
+        </w:rPr>
+        <w:t>Provide option to create Job Order &amp; Purchase Order for Head Office expenses also.</w:t>
+      </w:r>
+    </w:p>
+    <w:p>
+      <w:pPr>
+        <w:pStyle w:val="ListParagraph"/>
+        <w:numPr>
+          <w:ilvl w:val="1"/>
+          <w:numId w:val="2"/>
+        </w:numPr>
+        <w:rPr>
+          <w:lang w:val="en-US"/>
+        </w:rPr>
+      </w:pPr>
+      <w:r>
+        <w:rPr>
+          <w:lang w:val="en-US"/>
+        </w:rPr>
+        <w:t>Provide Reconciliation tab, which will display following details,</w:t>
+      </w:r>
+    </w:p>
+    <w:p>
+      <w:pPr>
+        <w:pStyle w:val="ListParagraph"/>
+        <w:numPr>
+          <w:ilvl w:val="2"/>
+          <w:numId w:val="2"/>
+        </w:numPr>
+        <w:rPr>
+          <w:lang w:val="en-US"/>
+        </w:rPr>
+      </w:pPr>
+      <w:r>
+        <w:rPr>
+          <w:lang w:val="en-US"/>
+        </w:rPr>
+        <w:t>PO Number</w:t>
+      </w:r>
+    </w:p>
+    <w:p>
+      <w:pPr>
+        <w:pStyle w:val="ListParagraph"/>
+        <w:numPr>
+          <w:ilvl w:val="2"/>
+          <w:numId w:val="2"/>
+        </w:numPr>
+        <w:rPr>
+          <w:lang w:val="en-US"/>
+        </w:rPr>
+      </w:pPr>
+      <w:r>
+        <w:rPr>
+          <w:lang w:val="en-US"/>
+        </w:rPr>
+        <w:t>Vendor</w:t>
+      </w:r>
+      <w:r>
+        <w:rPr>
+          <w:lang w:val="en-US"/>
+        </w:rPr>
+        <w:tab/>
+      </w:r>
+    </w:p>
+    <w:p>
+      <w:pPr>
+        <w:pStyle w:val="ListParagraph"/>
+        <w:numPr>
+          <w:ilvl w:val="2"/>
+          <w:numId w:val="2"/>
+        </w:numPr>
+        <w:rPr>
+          <w:lang w:val="en-US"/>
+        </w:rPr>
+      </w:pPr>
+      <w:r>
+        <w:rPr>
+          <w:lang w:val="en-US"/>
+        </w:rPr>
+        <w:t>Project</w:t>
+      </w:r>
+      <w:r>
+        <w:rPr>
+          <w:lang w:val="en-US"/>
+        </w:rPr>
+        <w:tab/>
+      </w:r>
+    </w:p>
+    <w:p>
+      <w:pPr>
+        <w:pStyle w:val="ListParagraph"/>
+        <w:numPr>
+          <w:ilvl w:val="2"/>
+          <w:numId w:val="2"/>
+        </w:numPr>
+        <w:rPr>
+          <w:lang w:val="en-US"/>
+        </w:rPr>
+      </w:pPr>
+      <w:r>
+        <w:rPr>
+          <w:lang w:val="en-US"/>
+        </w:rPr>
+        <w:t>PO Status</w:t>
+      </w:r>
+    </w:p>
+    <w:p>
+      <w:pPr>
+        <w:pStyle w:val="ListParagraph"/>
+        <w:numPr>
+          <w:ilvl w:val="2"/>
+          <w:numId w:val="2"/>
+        </w:numPr>
+        <w:rPr>
+          <w:lang w:val="en-US"/>
+        </w:rPr>
+      </w:pPr>
+      <w:r>
+        <w:rPr>
+          <w:lang w:val="en-US"/>
+        </w:rPr>
+        <w:t>Ordered</w:t>
+      </w:r>
+    </w:p>
+    <w:p>
+      <w:pPr>
+        <w:pStyle w:val="ListParagraph"/>
+        <w:numPr>
+          <w:ilvl w:val="2"/>
+          <w:numId w:val="2"/>
+        </w:numPr>
+        <w:rPr>
+          <w:lang w:val="en-US"/>
+        </w:rPr>
+      </w:pPr>
+      <w:r>
+        <w:rPr>
+          <w:lang w:val="en-US"/>
+        </w:rPr>
+        <w:t>Received</w:t>
+      </w:r>
+    </w:p>
+    <w:p>
+      <w:pPr>
+        <w:pStyle w:val="ListParagraph"/>
+        <w:numPr>
+          <w:ilvl w:val="2"/>
+          <w:numId w:val="2"/>
+        </w:numPr>
+        <w:rPr>
+          <w:lang w:val="en-US"/>
+        </w:rPr>
+      </w:pPr>
+      <w:r>
+        <w:rPr>
+          <w:lang w:val="en-US"/>
+        </w:rPr>
+        <w:t>Billed</w:t>
+      </w:r>
+    </w:p>
+    <w:p>
+      <w:pPr>
+        <w:pStyle w:val="ListParagraph"/>
+        <w:numPr>
+          <w:ilvl w:val="2"/>
+          <w:numId w:val="2"/>
+        </w:numPr>
+        <w:rPr>
+          <w:lang w:val="en-US"/>
+        </w:rPr>
+      </w:pPr>
+      <w:r>
+        <w:rPr>
+          <w:lang w:val="en-US"/>
+        </w:rPr>
+        <w:t>Net Billed</w:t>
+      </w:r>
+    </w:p>
+    <w:p>
+      <w:pPr>
+        <w:pStyle w:val="ListParagraph"/>
+        <w:numPr>
+          <w:ilvl w:val="2"/>
+          <w:numId w:val="2"/>
+        </w:numPr>
+        <w:rPr>
+          <w:lang w:val="en-US"/>
+        </w:rPr>
+      </w:pPr>
+      <w:r>
+        <w:rPr>
+          <w:lang w:val="en-US"/>
+        </w:rPr>
+        <w:t>Paid</w:t>
+      </w:r>
+    </w:p>
+    <w:p>
+      <w:pPr>
+        <w:pStyle w:val="ListParagraph"/>
+        <w:numPr>
+          <w:ilvl w:val="2"/>
+          <w:numId w:val="2"/>
+        </w:numPr>
+        <w:rPr>
+          <w:lang w:val="en-US"/>
+        </w:rPr>
+      </w:pPr>
+      <w:r>
+        <w:rPr>
+          <w:lang w:val="en-US"/>
+        </w:rPr>
+        <w:t>Advance</w:t>
+      </w:r>
+    </w:p>
+    <w:p>
+      <w:pPr>
+        <w:pStyle w:val="ListParagraph"/>
+        <w:numPr>
+          <w:ilvl w:val="2"/>
+          <w:numId w:val="2"/>
+        </w:numPr>
+        <w:rPr>
+          <w:lang w:val="en-US"/>
+        </w:rPr>
+      </w:pPr>
+      <w:r>
+        <w:rPr>
+          <w:lang w:val="en-US"/>
+        </w:rPr>
+        <w:t>Outstanding</w:t>
+      </w:r>
+    </w:p>
+    <w:p>
+      <w:pPr>
+        <w:pStyle w:val="ListParagraph"/>
+        <w:numPr>
+          <w:ilvl w:val="2"/>
+          <w:numId w:val="2"/>
+        </w:numPr>
+        <w:rPr>
+          <w:lang w:val="en-US"/>
+        </w:rPr>
+      </w:pPr>
+      <w:r>
+        <w:rPr>
+          <w:lang w:val="en-US"/>
+        </w:rPr>
+        <w:t>GRN / INVOICE</w:t>
+      </w:r>
+    </w:p>
+    <w:p>
+      <w:pPr>
+        <w:pStyle w:val="ListParagraph"/>
+        <w:numPr>
+          <w:ilvl w:val="2"/>
+          <w:numId w:val="2"/>
+        </w:numPr>
+        <w:rPr>
+          <w:lang w:val="en-US"/>
+        </w:rPr>
+      </w:pPr>
+      <w:r>
+        <w:rPr>
+          <w:lang w:val="en-US"/>
+        </w:rPr>
+        <w:t>Discrepancy</w:t>
+      </w:r>
+    </w:p>
+    <w:p>
+      <w:pPr>
+        <w:pStyle w:val="ListParagraph"/>
+        <w:numPr>
+          <w:ilvl w:val="2"/>
+          <w:numId w:val="2"/>
+        </w:numPr>
+        <w:rPr>
+          <w:lang w:val="en-US"/>
+        </w:rPr>
+      </w:pPr>
+      <w:r>
+        <w:rPr>
+          <w:lang w:val="en-US"/>
+        </w:rPr>
+        <w:lastRenderedPageBreak/>
+        <w:t>Approved On</w:t>
+      </w:r>
+    </w:p>
+    <w:p>
+      <w:pPr>
+        <w:pStyle w:val="ListParagraph"/>
+        <w:numPr>
+          <w:ilvl w:val="2"/>
+          <w:numId w:val="2"/>
+        </w:numPr>
+        <w:rPr>
+          <w:lang w:val="en-US"/>
+        </w:rPr>
+      </w:pPr>
+      <w:r>
+        <w:rPr>
+          <w:lang w:val="en-US"/>
+        </w:rPr>
+        <w:t>Status</w:t>
+      </w:r>
+    </w:p>
+    <w:p>
+      <w:pPr>
+        <w:pStyle w:val="ListParagraph"/>
+        <w:numPr>
+          <w:ilvl w:val="1"/>
+          <w:numId w:val="2"/>
+        </w:numPr>
+        <w:rPr>
+          <w:lang w:val="en-US"/>
+        </w:rPr>
+      </w:pPr>
+      <w:r>
+        <w:rPr>
+          <w:lang w:val="en-US"/>
+        </w:rPr>
+        <w:t xml:space="preserve">‘Claim </w:t>
+      </w:r>
+      <w:r>
+        <w:rPr>
+          <w:lang w:val="en-US"/>
+        </w:rPr>
+        <w:t>ITC</w:t>
+      </w:r>
+      <w:r>
+        <w:rPr>
+          <w:lang w:val="en-US"/>
+        </w:rPr>
+        <w:t>’</w:t>
+      </w:r>
+      <w:r>
+        <w:rPr>
+          <w:lang w:val="en-US"/>
+        </w:rPr>
+        <w:t xml:space="preserve"> </w:t>
+      </w:r>
+      <w:r>
+        <w:rPr>
+          <w:lang w:val="en-US"/>
+        </w:rPr>
+        <w:t xml:space="preserve">button to be displayed </w:t>
+      </w:r>
+      <w:r>
+        <w:rPr>
+          <w:lang w:val="en-US"/>
+        </w:rPr>
+        <w:t xml:space="preserve">only if GRN </w:t>
+      </w:r>
+      <w:r>
+        <w:rPr>
+          <w:lang w:val="en-US"/>
+        </w:rPr>
+        <w:t xml:space="preserve">for that particular Purchase Invoice </w:t>
+      </w:r>
+      <w:r>
+        <w:rPr>
+          <w:lang w:val="en-US"/>
+        </w:rPr>
+        <w:t xml:space="preserve">is </w:t>
+      </w:r>
+      <w:r>
+        <w:rPr>
+          <w:lang w:val="en-US"/>
+        </w:rPr>
+        <w:t>punched</w:t>
+      </w:r>
+      <w:r>
+        <w:rPr>
+          <w:lang w:val="en-US"/>
+        </w:rPr>
+        <w:t xml:space="preserve"> and all the quantity for that Purchase has been received.</w:t>
+      </w:r>
+    </w:p>
+    <w:p>
+      <w:pPr>
+        <w:pStyle w:val="ListParagraph"/>
+        <w:rPr>
+          <w:lang w:val="en-US"/>
+        </w:rPr>
+      </w:pPr>
+    </w:p>
+    <w:p>
+      <w:pPr>
+        <w:pStyle w:val="ListParagraph"/>
+        <w:numPr>
+          <w:ilvl w:val="0"/>
+          <w:numId w:val="2"/>
+        </w:numPr>
+        <w:rPr>
+          <w:lang w:val="en-US"/>
+        </w:rPr>
+      </w:pPr>
+      <w:r>
+        <w:rPr>
+          <w:lang w:val="en-US"/>
+        </w:rPr>
+        <w:t>Inventory Module</w:t>
+      </w:r>
+    </w:p>
+    <w:p>
+      <w:pPr>
+        <w:pStyle w:val="ListParagraph"/>
+        <w:numPr>
+          <w:ilvl w:val="1"/>
+          <w:numId w:val="2"/>
+        </w:numPr>
+        <w:rPr>
+          <w:lang w:val="en-US"/>
+        </w:rPr>
+      </w:pPr>
+      <w:r>
+        <w:rPr>
+          <w:lang w:val="en-US"/>
+        </w:rPr>
+        <w:t xml:space="preserve">While generating GRN firstly ask to select Purchase Order and then based on </w:t>
+      </w:r>
+      <w:r>
+        <w:rPr>
+          <w:lang w:val="en-US"/>
+        </w:rPr>
+        <w:t xml:space="preserve">selected </w:t>
+      </w:r>
+      <w:r>
+        <w:rPr>
+          <w:lang w:val="en-US"/>
+        </w:rPr>
+        <w:t>Purchase Order auto load Vendor, Items, Purchase Order Quantity, Received Quantity, details and then punch the GRN.</w:t>
+      </w:r>
+      <w:r>
+        <w:rPr>
+          <w:lang w:val="en-US"/>
+        </w:rPr>
+        <w:t xml:space="preserve"> The quantity of GRN may vary with respect to the quantity of Purchase Order.</w:t>
+      </w:r>
+    </w:p>
+    <w:p>
+      <w:pPr>
+        <w:pStyle w:val="ListParagraph"/>
+        <w:numPr>
+          <w:ilvl w:val="1"/>
+          <w:numId w:val="2"/>
+        </w:numPr>
+        <w:rPr>
+          <w:lang w:val="en-US"/>
+        </w:rPr>
+      </w:pPr>
+      <w:r>
+        <w:rPr>
+          <w:lang w:val="en-US"/>
+        </w:rPr>
+        <w:t>Provide Print Button on Stock Transfer Entry and GRN Entry.</w:t>
+      </w:r>
+    </w:p>
+    <w:p>
+      <w:pPr>
+        <w:pStyle w:val="ListParagraph"/>
+        <w:numPr>
+          <w:ilvl w:val="1"/>
+          <w:numId w:val="2"/>
+        </w:numPr>
+        <w:rPr>
+          <w:lang w:val="en-US"/>
+        </w:rPr>
+      </w:pPr>
+      <w:r>
+        <w:rPr>
+          <w:lang w:val="en-US"/>
+        </w:rPr>
+        <w:t>In Transfer Tab, after punching a Transfer entry, show status as, “In Transit, Received at Destination, Returned to Origin”</w:t>
+      </w:r>
+    </w:p>
+    <w:p>
+      <w:pPr>
+        <w:pStyle w:val="ListParagraph"/>
+        <w:numPr>
+          <w:ilvl w:val="1"/>
+          <w:numId w:val="2"/>
+        </w:numPr>
+        <w:rPr>
+          <w:lang w:val="en-US"/>
+        </w:rPr>
+      </w:pPr>
+      <w:r>
+        <w:rPr>
+          <w:lang w:val="en-US"/>
+        </w:rPr>
+        <w:t>Provide a Reconciliation tab, which will display following details,</w:t>
+      </w:r>
+    </w:p>
+    <w:p>
+      <w:pPr>
+        <w:pStyle w:val="ListParagraph"/>
+        <w:numPr>
+          <w:ilvl w:val="2"/>
+          <w:numId w:val="2"/>
+        </w:numPr>
+        <w:rPr>
+          <w:lang w:val="en-US"/>
+        </w:rPr>
+      </w:pPr>
+      <w:r>
+        <w:rPr>
+          <w:lang w:val="en-US"/>
+        </w:rPr>
+        <w:t>Material Name</w:t>
+      </w:r>
+    </w:p>
+    <w:p>
+      <w:pPr>
+        <w:pStyle w:val="ListParagraph"/>
+        <w:numPr>
+          <w:ilvl w:val="2"/>
+          <w:numId w:val="2"/>
+        </w:numPr>
+        <w:rPr>
+          <w:lang w:val="en-US"/>
+        </w:rPr>
+      </w:pPr>
+      <w:r>
+        <w:rPr>
+          <w:lang w:val="en-US"/>
+        </w:rPr>
+        <w:t>Category</w:t>
+      </w:r>
+    </w:p>
+    <w:p>
+      <w:pPr>
+        <w:pStyle w:val="ListParagraph"/>
+        <w:numPr>
+          <w:ilvl w:val="2"/>
+          <w:numId w:val="2"/>
+        </w:numPr>
+        <w:rPr>
+          <w:lang w:val="en-US"/>
+        </w:rPr>
+      </w:pPr>
+      <w:r>
+        <w:rPr>
+          <w:lang w:val="en-US"/>
+        </w:rPr>
+        <w:t>Project</w:t>
+      </w:r>
+      <w:r>
+        <w:rPr>
+          <w:lang w:val="en-US"/>
+        </w:rPr>
+        <w:tab/>
+      </w:r>
+    </w:p>
+    <w:p>
+      <w:pPr>
+        <w:pStyle w:val="ListParagraph"/>
+        <w:numPr>
+          <w:ilvl w:val="2"/>
+          <w:numId w:val="2"/>
+        </w:numPr>
+        <w:rPr>
+          <w:lang w:val="en-US"/>
+        </w:rPr>
+      </w:pPr>
+      <w:r>
+        <w:rPr>
+          <w:lang w:val="en-US"/>
+        </w:rPr>
+        <w:t>Unit</w:t>
+      </w:r>
+      <w:r>
+        <w:rPr>
+          <w:lang w:val="en-US"/>
+        </w:rPr>
+        <w:tab/>
+      </w:r>
+    </w:p>
+    <w:p>
+      <w:pPr>
+        <w:pStyle w:val="ListParagraph"/>
+        <w:numPr>
+          <w:ilvl w:val="2"/>
+          <w:numId w:val="2"/>
+        </w:numPr>
+        <w:rPr>
+          <w:lang w:val="en-US"/>
+        </w:rPr>
+      </w:pPr>
+      <w:r>
+        <w:rPr>
+          <w:lang w:val="en-US"/>
+        </w:rPr>
+        <w:t>Price / Unit</w:t>
+      </w:r>
+    </w:p>
+    <w:p>
+      <w:pPr>
+        <w:pStyle w:val="ListParagraph"/>
+        <w:numPr>
+          <w:ilvl w:val="2"/>
+          <w:numId w:val="2"/>
+        </w:numPr>
+        <w:rPr>
+          <w:lang w:val="en-US"/>
+        </w:rPr>
+      </w:pPr>
+      <w:r>
+        <w:rPr>
+          <w:lang w:val="en-US"/>
+        </w:rPr>
+        <w:t>Required Qty</w:t>
+      </w:r>
+    </w:p>
+    <w:p>
+      <w:pPr>
+        <w:pStyle w:val="ListParagraph"/>
+        <w:numPr>
+          <w:ilvl w:val="2"/>
+          <w:numId w:val="2"/>
+        </w:numPr>
+        <w:rPr>
+          <w:lang w:val="en-US"/>
+        </w:rPr>
+      </w:pPr>
+      <w:r>
+        <w:rPr>
+          <w:lang w:val="en-US"/>
+        </w:rPr>
+        <w:t>Ordered Qty</w:t>
+      </w:r>
+    </w:p>
+    <w:p>
+      <w:pPr>
+        <w:pStyle w:val="ListParagraph"/>
+        <w:numPr>
+          <w:ilvl w:val="2"/>
+          <w:numId w:val="2"/>
+        </w:numPr>
+        <w:rPr>
+          <w:lang w:val="en-US"/>
+        </w:rPr>
+      </w:pPr>
+      <w:r>
+        <w:rPr>
+          <w:lang w:val="en-US"/>
+        </w:rPr>
+        <w:t>Total Received</w:t>
+      </w:r>
+      <w:r>
+        <w:rPr>
+          <w:lang w:val="en-US"/>
+        </w:rPr>
+        <w:tab/>
+      </w:r>
+    </w:p>
+    <w:p>
+      <w:pPr>
+        <w:pStyle w:val="ListParagraph"/>
+        <w:numPr>
+          <w:ilvl w:val="2"/>
+          <w:numId w:val="2"/>
+        </w:numPr>
+        <w:rPr>
+          <w:lang w:val="en-US"/>
+        </w:rPr>
+      </w:pPr>
+      <w:r>
+        <w:rPr>
+          <w:lang w:val="en-US"/>
+        </w:rPr>
+        <w:t>Total Consumed</w:t>
+      </w:r>
+    </w:p>
+    <w:p>
+      <w:pPr>
+        <w:pStyle w:val="ListParagraph"/>
+        <w:numPr>
+          <w:ilvl w:val="2"/>
+          <w:numId w:val="2"/>
+        </w:numPr>
+        <w:rPr>
+          <w:lang w:val="en-US"/>
+        </w:rPr>
+      </w:pPr>
+      <w:r>
+        <w:rPr>
+          <w:lang w:val="en-US"/>
+        </w:rPr>
+        <w:t>Current Stock</w:t>
+      </w:r>
+    </w:p>
+    <w:p>
+      <w:pPr>
+        <w:pStyle w:val="ListParagraph"/>
+        <w:numPr>
+          <w:ilvl w:val="2"/>
+          <w:numId w:val="2"/>
+        </w:numPr>
+        <w:rPr>
+          <w:lang w:val="en-US"/>
+        </w:rPr>
+      </w:pPr>
+      <w:r>
+        <w:rPr>
+          <w:lang w:val="en-US"/>
+        </w:rPr>
+        <w:t>Expected Stock</w:t>
+      </w:r>
+    </w:p>
+    <w:p>
+      <w:pPr>
+        <w:pStyle w:val="ListParagraph"/>
+        <w:numPr>
+          <w:ilvl w:val="2"/>
+          <w:numId w:val="2"/>
+        </w:numPr>
+        <w:rPr>
+          <w:lang w:val="en-US"/>
+        </w:rPr>
+      </w:pPr>
+      <w:r>
+        <w:rPr>
+          <w:lang w:val="en-US"/>
+        </w:rPr>
+        <w:t>Variance Qty</w:t>
+      </w:r>
+    </w:p>
+    <w:p>
+      <w:pPr>
+        <w:pStyle w:val="ListParagraph"/>
+        <w:numPr>
+          <w:ilvl w:val="2"/>
+          <w:numId w:val="2"/>
+        </w:numPr>
+        <w:rPr>
+          <w:lang w:val="en-US"/>
+        </w:rPr>
+      </w:pPr>
+      <w:r>
+        <w:rPr>
+          <w:lang w:val="en-US"/>
+        </w:rPr>
+        <w:t xml:space="preserve">Discrepancy </w:t>
+      </w:r>
+    </w:p>
+    <w:p>
+      <w:pPr>
+        <w:pStyle w:val="ListParagraph"/>
+        <w:numPr>
+          <w:ilvl w:val="2"/>
+          <w:numId w:val="2"/>
+        </w:numPr>
+        <w:rPr>
+          <w:lang w:val="en-US"/>
+        </w:rPr>
+      </w:pPr>
+      <w:r>
+        <w:rPr>
+          <w:lang w:val="en-US"/>
+        </w:rPr>
+        <w:t>Inventory Value</w:t>
+      </w:r>
+    </w:p>
+    <w:p>
+      <w:pPr>
+        <w:pStyle w:val="ListParagraph"/>
+        <w:numPr>
+          <w:ilvl w:val="2"/>
+          <w:numId w:val="2"/>
+        </w:numPr>
+        <w:rPr>
+          <w:lang w:val="en-US"/>
+        </w:rPr>
+      </w:pPr>
+      <w:r>
+        <w:rPr>
+          <w:lang w:val="en-US"/>
+        </w:rPr>
+        <w:t>Last Restocked</w:t>
+      </w:r>
+    </w:p>
+    <w:p>
+      <w:pPr>
+        <w:pStyle w:val="ListParagraph"/>
+        <w:numPr>
+          <w:ilvl w:val="2"/>
+          <w:numId w:val="2"/>
+        </w:numPr>
+        <w:rPr>
+          <w:lang w:val="en-US"/>
+        </w:rPr>
+      </w:pPr>
+      <w:r>
+        <w:rPr>
+          <w:lang w:val="en-US"/>
+        </w:rPr>
+        <w:t>Status</w:t>
+      </w:r>
+    </w:p>
+    <w:p>
+      <w:pPr>
+        <w:pStyle w:val="ListParagraph"/>
+        <w:ind w:left="1440"/>
+        <w:rPr>
+          <w:lang w:val="en-US"/>
+        </w:rPr>
+      </w:pPr>
+    </w:p>
+    <w:p>
+      <w:pPr>
+        <w:pStyle w:val="ListParagraph"/>
+        <w:numPr>
+          <w:ilvl w:val="0"/>
+          <w:numId w:val="2"/>
+        </w:numPr>
+        <w:rPr>
+          <w:lang w:val="en-US"/>
+        </w:rPr>
+      </w:pPr>
+      <w:r>
+        <w:rPr>
+          <w:lang w:val="en-US"/>
+        </w:rPr>
+        <w:t>Reports Module</w:t>
+      </w:r>
+    </w:p>
+    <w:p>
+      <w:pPr>
+        <w:pStyle w:val="ListParagraph"/>
+        <w:numPr>
+          <w:ilvl w:val="1"/>
+          <w:numId w:val="2"/>
+        </w:numPr>
+        <w:rPr>
+          <w:lang w:val="en-US"/>
+        </w:rPr>
+      </w:pPr>
+      <w:r>
+        <w:rPr>
+          <w:lang w:val="en-US"/>
+        </w:rPr>
+        <w:t xml:space="preserve">In </w:t>
+      </w:r>
+      <w:r>
+        <w:rPr>
+          <w:lang w:val="en-US"/>
+        </w:rPr>
+        <w:t>Ledger tab, display the history of PR, PO, WO and similar items for that particular Client or Vendor.</w:t>
+      </w:r>
+      <w:r>
+        <w:rPr>
+          <w:lang w:val="en-US"/>
+        </w:rPr>
+        <w:t xml:space="preserve"> Also, display following details,</w:t>
+      </w:r>
+    </w:p>
+    <w:p>
+      <w:pPr>
+        <w:pStyle w:val="ListParagraph"/>
+        <w:numPr>
+          <w:ilvl w:val="2"/>
+          <w:numId w:val="2"/>
+        </w:numPr>
+        <w:rPr>
+          <w:lang w:val="en-US"/>
+        </w:rPr>
+      </w:pPr>
+      <w:r>
+        <w:rPr>
+          <w:lang w:val="en-US"/>
+        </w:rPr>
+        <w:t xml:space="preserve"> </w:t>
+      </w:r>
+      <w:r>
+        <w:rPr>
+          <w:lang w:val="en-US"/>
+        </w:rPr>
+        <w:t>PO Number</w:t>
+      </w:r>
+    </w:p>
+    <w:p>
+      <w:pPr>
+        <w:pStyle w:val="ListParagraph"/>
+        <w:numPr>
+          <w:ilvl w:val="2"/>
+          <w:numId w:val="2"/>
+        </w:numPr>
+        <w:rPr>
+          <w:lang w:val="en-US"/>
+        </w:rPr>
+      </w:pPr>
+      <w:r>
+        <w:rPr>
+          <w:lang w:val="en-US"/>
+        </w:rPr>
+        <w:t>Ve</w:t>
+      </w:r>
+      <w:r>
+        <w:rPr>
+          <w:lang w:val="en-US"/>
+        </w:rPr>
+        <w:t>ndor</w:t>
+      </w:r>
+      <w:r>
+        <w:rPr>
+          <w:lang w:val="en-US"/>
+        </w:rPr>
+        <w:t xml:space="preserve"> </w:t>
+      </w:r>
+      <w:r>
+        <w:rPr>
+          <w:lang w:val="en-US"/>
+        </w:rPr>
+        <w:tab/>
+      </w:r>
+    </w:p>
+    <w:p>
+      <w:pPr>
+        <w:pStyle w:val="ListParagraph"/>
+        <w:numPr>
+          <w:ilvl w:val="2"/>
+          <w:numId w:val="2"/>
+        </w:numPr>
+        <w:rPr>
+          <w:lang w:val="en-US"/>
+        </w:rPr>
+      </w:pPr>
+      <w:r>
+        <w:rPr>
+          <w:lang w:val="en-US"/>
+        </w:rPr>
+        <w:t>Project</w:t>
+      </w:r>
+    </w:p>
+    <w:p>
+      <w:pPr>
+        <w:pStyle w:val="ListParagraph"/>
+        <w:numPr>
+          <w:ilvl w:val="2"/>
+          <w:numId w:val="2"/>
+        </w:numPr>
+        <w:rPr>
+          <w:lang w:val="en-US"/>
+        </w:rPr>
+      </w:pPr>
+      <w:r>
+        <w:rPr>
+          <w:lang w:val="en-US"/>
+        </w:rPr>
+        <w:t>PO</w:t>
+      </w:r>
+      <w:r>
+        <w:rPr>
+          <w:lang w:val="en-US"/>
+        </w:rPr>
+        <w:t xml:space="preserve"> </w:t>
+      </w:r>
+      <w:r>
+        <w:rPr>
+          <w:lang w:val="en-US"/>
+        </w:rPr>
+        <w:t>Status</w:t>
+      </w:r>
+    </w:p>
+    <w:p>
+      <w:pPr>
+        <w:pStyle w:val="ListParagraph"/>
+        <w:numPr>
+          <w:ilvl w:val="2"/>
+          <w:numId w:val="2"/>
+        </w:numPr>
+        <w:rPr>
+          <w:lang w:val="en-US"/>
+        </w:rPr>
+      </w:pPr>
+      <w:r>
+        <w:rPr>
+          <w:lang w:val="en-US"/>
+        </w:rPr>
+        <w:t>Ordered</w:t>
+      </w:r>
+    </w:p>
+    <w:p>
+      <w:pPr>
+        <w:pStyle w:val="ListParagraph"/>
+        <w:numPr>
+          <w:ilvl w:val="2"/>
+          <w:numId w:val="2"/>
+        </w:numPr>
+        <w:rPr>
+          <w:lang w:val="en-US"/>
+        </w:rPr>
+      </w:pPr>
+      <w:r>
+        <w:rPr>
+          <w:lang w:val="en-US"/>
+        </w:rPr>
+        <w:t>Received</w:t>
+      </w:r>
+    </w:p>
+    <w:p>
+      <w:pPr>
+        <w:pStyle w:val="ListParagraph"/>
+        <w:numPr>
+          <w:ilvl w:val="2"/>
+          <w:numId w:val="2"/>
+        </w:numPr>
+        <w:rPr>
+          <w:lang w:val="en-US"/>
+        </w:rPr>
+      </w:pPr>
+      <w:r>
+        <w:rPr>
+          <w:lang w:val="en-US"/>
+        </w:rPr>
+        <w:t>Billed</w:t>
+      </w:r>
+    </w:p>
+    <w:p>
+      <w:pPr>
+        <w:pStyle w:val="ListParagraph"/>
+        <w:numPr>
+          <w:ilvl w:val="2"/>
+          <w:numId w:val="2"/>
+        </w:numPr>
+        <w:rPr>
+          <w:lang w:val="en-US"/>
+        </w:rPr>
+      </w:pPr>
+      <w:r>
+        <w:rPr>
+          <w:lang w:val="en-US"/>
+        </w:rPr>
+        <w:lastRenderedPageBreak/>
+        <w:t>Net Billed</w:t>
+      </w:r>
+    </w:p>
+    <w:p>
+      <w:pPr>
+        <w:pStyle w:val="ListParagraph"/>
+        <w:numPr>
+          <w:ilvl w:val="2"/>
+          <w:numId w:val="2"/>
+        </w:numPr>
+        <w:rPr>
+          <w:lang w:val="en-US"/>
+        </w:rPr>
+      </w:pPr>
+      <w:r>
+        <w:rPr>
+          <w:lang w:val="en-US"/>
+        </w:rPr>
+        <w:t>Paid</w:t>
+      </w:r>
+    </w:p>
+    <w:p>
+      <w:pPr>
+        <w:pStyle w:val="ListParagraph"/>
+        <w:numPr>
+          <w:ilvl w:val="2"/>
+          <w:numId w:val="2"/>
+        </w:numPr>
+        <w:rPr>
+          <w:lang w:val="en-US"/>
+        </w:rPr>
+      </w:pPr>
+      <w:r>
+        <w:rPr>
+          <w:lang w:val="en-US"/>
+        </w:rPr>
+        <w:t>Advance</w:t>
+      </w:r>
+    </w:p>
+    <w:p>
+      <w:pPr>
+        <w:pStyle w:val="ListParagraph"/>
+        <w:numPr>
+          <w:ilvl w:val="2"/>
+          <w:numId w:val="2"/>
+        </w:numPr>
+        <w:rPr>
+          <w:lang w:val="en-US"/>
+        </w:rPr>
+      </w:pPr>
+      <w:r>
+        <w:rPr>
+          <w:lang w:val="en-US"/>
+        </w:rPr>
+        <w:t>Outstanding</w:t>
+      </w:r>
+    </w:p>
+    <w:p>
+      <w:pPr>
+        <w:pStyle w:val="ListParagraph"/>
+        <w:numPr>
+          <w:ilvl w:val="2"/>
+          <w:numId w:val="2"/>
+        </w:numPr>
+        <w:rPr>
+          <w:lang w:val="en-US"/>
+        </w:rPr>
+      </w:pPr>
+      <w:r>
+        <w:rPr>
+          <w:lang w:val="en-US"/>
+        </w:rPr>
+        <w:t>GRN / INVOICE</w:t>
+      </w:r>
+    </w:p>
+    <w:p>
+      <w:pPr>
+        <w:pStyle w:val="ListParagraph"/>
+        <w:numPr>
+          <w:ilvl w:val="2"/>
+          <w:numId w:val="2"/>
+        </w:numPr>
+        <w:rPr>
+          <w:lang w:val="en-US"/>
+        </w:rPr>
+      </w:pPr>
+      <w:r>
+        <w:rPr>
+          <w:lang w:val="en-US"/>
+        </w:rPr>
+        <w:t>Discrepancy</w:t>
+      </w:r>
+    </w:p>
+    <w:p>
+      <w:pPr>
+        <w:pStyle w:val="ListParagraph"/>
+        <w:numPr>
+          <w:ilvl w:val="2"/>
+          <w:numId w:val="2"/>
+        </w:numPr>
+        <w:rPr>
+          <w:lang w:val="en-US"/>
+        </w:rPr>
+      </w:pPr>
+      <w:r>
+        <w:rPr>
+          <w:lang w:val="en-US"/>
+        </w:rPr>
+        <w:t>Approved On</w:t>
+      </w:r>
+    </w:p>
+    <w:p>
+      <w:pPr>
+        <w:pStyle w:val="ListParagraph"/>
+        <w:numPr>
+          <w:ilvl w:val="2"/>
+          <w:numId w:val="2"/>
+        </w:numPr>
+        <w:rPr>
+          <w:lang w:val="en-US"/>
+        </w:rPr>
+      </w:pPr>
+      <w:r>
+        <w:rPr>
+          <w:lang w:val="en-US"/>
+        </w:rPr>
+        <w:t>Status</w:t>
+      </w:r>
+    </w:p>
+    <w:p>
+      <w:pPr>
+        <w:pStyle w:val="ListParagraph"/>
+        <w:rPr>
+          <w:lang w:val="en-US"/>
+        </w:rPr>
+      </w:pPr>
+    </w:p>
+    <w:p>
+      <w:pPr>
+        <w:pStyle w:val="ListParagraph"/>
+        <w:numPr>
+          <w:ilvl w:val="0"/>
+          <w:numId w:val="2"/>
+        </w:numPr>
         <w:rPr>
           <w:color w:val="00B050"/>
           <w:lang w:val="en-US"/>
@@ -4618,13 +7990,331 @@
           <w:color w:val="00B050"/>
           <w:lang w:val="en-US"/>
         </w:rPr>
-        <w:t>Occupy full window.</w:t>
-      </w:r>
-      <w:r>
+        <w:t>Interface Section</w:t>
+      </w:r>
+    </w:p>
+    <w:p>
+      <w:pPr>
+        <w:pStyle w:val="ListParagraph"/>
+        <w:numPr>
+          <w:ilvl w:val="1"/>
+          <w:numId w:val="2"/>
+        </w:numPr>
         <w:rPr>
           <w:color w:val="00B050"/>
           <w:lang w:val="en-US"/>
         </w:rPr>
+      </w:pPr>
+      <w:r>
+        <w:rPr>
+          <w:color w:val="00B050"/>
+          <w:lang w:val="en-US"/>
+        </w:rPr>
+        <w:t xml:space="preserve">Occupy full window. </w:t>
+      </w:r>
+    </w:p>
+    <w:p>
+      <w:pPr>
+        <w:pStyle w:val="ListParagraph"/>
+        <w:numPr>
+          <w:ilvl w:val="1"/>
+          <w:numId w:val="2"/>
+        </w:numPr>
+        <w:rPr>
+          <w:color w:val="00B050"/>
+          <w:lang w:val="en-US"/>
+        </w:rPr>
+      </w:pPr>
+      <w:r>
+        <w:rPr>
+          <w:color w:val="00B050"/>
+          <w:lang w:val="en-US"/>
+        </w:rPr>
+        <w:t>Remove Hard coded credentials from login screen.</w:t>
+      </w:r>
+    </w:p>
+    <w:p>
+      <w:pPr>
+        <w:pStyle w:val="ListParagraph"/>
+        <w:numPr>
+          <w:ilvl w:val="1"/>
+          <w:numId w:val="2"/>
+        </w:numPr>
+        <w:rPr>
+          <w:color w:val="00B050"/>
+          <w:lang w:val="en-US"/>
+        </w:rPr>
+      </w:pPr>
+      <w:r>
+        <w:rPr>
+          <w:color w:val="00B050"/>
+          <w:lang w:val="en-US"/>
+        </w:rPr>
+        <w:t>Provide Hide / Unhide button for KPI’s</w:t>
+      </w:r>
+    </w:p>
+    <w:p>
+      <w:pPr>
+        <w:pStyle w:val="ListParagraph"/>
+        <w:numPr>
+          <w:ilvl w:val="1"/>
+          <w:numId w:val="2"/>
+        </w:numPr>
+        <w:rPr>
+          <w:lang w:val="en-US"/>
+        </w:rPr>
+      </w:pPr>
+      <w:r>
+        <w:rPr>
+          <w:color w:val="00B050"/>
+          <w:lang w:val="en-US"/>
+        </w:rPr>
+        <w:t>In all modules, make all the data better readable by using partitions or tables</w:t>
+      </w:r>
+      <w:r>
+        <w:rPr>
+          <w:lang w:val="en-US"/>
+        </w:rPr>
+        <w:t>.</w:t>
+      </w:r>
+    </w:p>
+    <w:p>
+      <w:pPr>
+        <w:pStyle w:val="ListParagraph"/>
+        <w:numPr>
+          <w:ilvl w:val="1"/>
+          <w:numId w:val="2"/>
+        </w:numPr>
+        <w:rPr>
+          <w:lang w:val="en-US"/>
+        </w:rPr>
+      </w:pPr>
+      <w:r>
+        <w:rPr>
+          <w:lang w:val="en-US"/>
+        </w:rPr>
+        <w:t>Keep the font size from 20px to 24px, according to buttons.</w:t>
+      </w:r>
+    </w:p>
+    <w:p>
+      <w:pPr>
+        <w:pStyle w:val="ListParagraph"/>
+        <w:numPr>
+          <w:ilvl w:val="1"/>
+          <w:numId w:val="2"/>
+        </w:numPr>
+        <w:rPr>
+          <w:lang w:val="en-US"/>
+        </w:rPr>
+      </w:pPr>
+      <w:r>
+        <w:rPr>
+          <w:lang w:val="en-US"/>
+        </w:rPr>
+        <w:t>Provide a night mode day mode toggle button on top label.</w:t>
+      </w:r>
+    </w:p>
+    <w:p>
+      <w:pPr>
+        <w:pStyle w:val="ListParagraph"/>
+        <w:numPr>
+          <w:ilvl w:val="1"/>
+          <w:numId w:val="2"/>
+        </w:numPr>
+        <w:rPr>
+          <w:lang w:val="en-US"/>
+        </w:rPr>
+      </w:pPr>
+      <w:r>
+        <w:rPr>
+          <w:lang w:val="en-US"/>
+        </w:rPr>
+        <w:t>Provide a horizontal scrollbar for wide tables with more columns.</w:t>
+      </w:r>
+    </w:p>
+    <w:p>
+      <w:pPr>
+        <w:pStyle w:val="ListParagraph"/>
+        <w:numPr>
+          <w:ilvl w:val="1"/>
+          <w:numId w:val="2"/>
+        </w:numPr>
+        <w:rPr>
+          <w:lang w:val="en-US"/>
+        </w:rPr>
+      </w:pPr>
+      <w:r>
+        <w:rPr>
+          <w:lang w:val="en-US"/>
+        </w:rPr>
+        <w:t>In Site Filter Window also provide options to select Head Office.</w:t>
+      </w:r>
+    </w:p>
+    <w:p>
+      <w:pPr>
+        <w:pStyle w:val="ListParagraph"/>
+        <w:numPr>
+          <w:ilvl w:val="1"/>
+          <w:numId w:val="2"/>
+        </w:numPr>
+        <w:rPr>
+          <w:lang w:val="en-US"/>
+        </w:rPr>
+      </w:pPr>
+      <w:r>
+        <w:rPr>
+          <w:lang w:val="en-US"/>
+        </w:rPr>
+        <w:t>Provide a, ‘Site Documents’ Module, where I can upload relevant site documents</w:t>
+      </w:r>
+      <w:r>
+        <w:rPr>
+          <w:lang w:val="en-US"/>
+        </w:rPr>
+        <w:t xml:space="preserve"> and provide</w:t>
+      </w:r>
+      <w:r>
+        <w:rPr>
+          <w:lang w:val="en-US"/>
+        </w:rPr>
+        <w:t xml:space="preserve"> button to create new MS-Word, MS-Excel, MS-Powerpoint Office Documents. </w:t>
+      </w:r>
+      <w:r>
+        <w:rPr>
+          <w:lang w:val="en-US"/>
+        </w:rPr>
+        <w:tab/>
+      </w:r>
+    </w:p>
+    <w:p>
+      <w:pPr>
+        <w:pStyle w:val="ListParagraph"/>
+        <w:numPr>
+          <w:ilvl w:val="1"/>
+          <w:numId w:val="2"/>
+        </w:numPr>
+        <w:rPr>
+          <w:lang w:val="en-US"/>
+        </w:rPr>
+      </w:pPr>
+      <w:r>
+        <w:rPr>
+          <w:lang w:val="en-US"/>
+        </w:rPr>
+        <w:t>Dashboard should show alert for, “Cashflow Health Status” site wise.</w:t>
+      </w:r>
+    </w:p>
+    <w:p>
+      <w:pPr>
+        <w:pStyle w:val="ListParagraph"/>
+        <w:numPr>
+          <w:ilvl w:val="1"/>
+          <w:numId w:val="2"/>
+        </w:numPr>
+        <w:rPr>
+          <w:lang w:val="en-US"/>
+        </w:rPr>
+      </w:pPr>
+      <w:r>
+        <w:rPr>
+          <w:lang w:val="en-US"/>
+        </w:rPr>
+        <w:t>On the Dashboard, for the selected Job Orders, Display Overall % Completion, Sale Orders number, quantity status of line items as per Job Orders, timeline status of line item as per Job Order, and keep on updating the same according to the DPR’s.</w:t>
+      </w:r>
+    </w:p>
+    <w:p>
+      <w:pPr>
+        <w:pStyle w:val="ListParagraph"/>
+        <w:numPr>
+          <w:ilvl w:val="1"/>
+          <w:numId w:val="2"/>
+        </w:numPr>
+        <w:rPr>
+          <w:lang w:val="en-US"/>
+        </w:rPr>
+      </w:pPr>
+      <w:r>
+        <w:rPr>
+          <w:lang w:val="en-US"/>
+        </w:rPr>
+        <w:t xml:space="preserve">On the Dashboard, display financial KPI </w:t>
+      </w:r>
+      <w:r>
+        <w:rPr>
+          <w:lang w:val="en-US"/>
+        </w:rPr>
+        <w:t xml:space="preserve">only </w:t>
+      </w:r>
+      <w:r>
+        <w:rPr>
+          <w:lang w:val="en-US"/>
+        </w:rPr>
+        <w:t xml:space="preserve">to </w:t>
+      </w:r>
+      <w:r>
+        <w:rPr>
+          <w:lang w:val="en-US"/>
+        </w:rPr>
+        <w:t>Office Accountant</w:t>
+      </w:r>
+      <w:r>
+        <w:rPr>
+          <w:lang w:val="en-US"/>
+        </w:rPr>
+        <w:t xml:space="preserve">, </w:t>
+      </w:r>
+      <w:r>
+        <w:rPr>
+          <w:lang w:val="en-US"/>
+        </w:rPr>
+        <w:t>Executive</w:t>
+      </w:r>
+      <w:r>
+        <w:rPr>
+          <w:lang w:val="en-US"/>
+        </w:rPr>
+        <w:t xml:space="preserve">, </w:t>
+      </w:r>
+      <w:r>
+        <w:rPr>
+          <w:lang w:val="en-US"/>
+        </w:rPr>
+        <w:t>Manager</w:t>
+      </w:r>
+      <w:r>
+        <w:rPr>
+          <w:lang w:val="en-US"/>
+        </w:rPr>
+        <w:t xml:space="preserve">, </w:t>
+      </w:r>
+      <w:r>
+        <w:rPr>
+          <w:lang w:val="en-US"/>
+        </w:rPr>
+        <w:t>Admin</w:t>
+      </w:r>
+      <w:r>
+        <w:rPr>
+          <w:lang w:val="en-US"/>
+        </w:rPr>
+        <w:t xml:space="preserve">, </w:t>
+      </w:r>
+      <w:r>
+        <w:rPr>
+          <w:lang w:val="en-US"/>
+        </w:rPr>
+        <w:t>Owner</w:t>
+      </w:r>
+      <w:r>
+        <w:rPr>
+          <w:lang w:val="en-US"/>
+        </w:rPr>
+        <w:t>.</w:t>
+      </w:r>
+      <w:r>
+        <w:rPr>
+          <w:lang w:val="en-US"/>
+        </w:rPr>
         <w:t xml:space="preserve"> </w:t>
       </w:r>
     </w:p>
@@ -4632,658 +8322,89 @@
       <w:pPr>
         <w:pStyle w:val="ListParagraph"/>
         <w:numPr>
-          <w:ilvl w:val="0"/>
-          <w:numId w:val="2"/>
-        </w:numPr>
-        <w:rPr>
-          <w:color w:val="00B050"/>
-          <w:lang w:val="en-US"/>
-        </w:rPr>
-      </w:pPr>
-      <w:r>
-        <w:rPr>
-          <w:color w:val="00B050"/>
-          <w:lang w:val="en-US"/>
-        </w:rPr>
-        <w:t>Remove Hard coded credentials from login screen.</w:t>
-      </w:r>
-    </w:p>
-    <w:p>
-      <w:pPr>
-        <w:pStyle w:val="ListParagraph"/>
-        <w:numPr>
-          <w:ilvl w:val="0"/>
-          <w:numId w:val="2"/>
-        </w:numPr>
-        <w:rPr>
-          <w:color w:val="00B050"/>
-          <w:lang w:val="en-US"/>
-        </w:rPr>
-      </w:pPr>
-      <w:r>
-        <w:rPr>
-          <w:color w:val="00B050"/>
-          <w:lang w:val="en-US"/>
-        </w:rPr>
-        <w:t>Provide Hide / Unhide button for KPI’s</w:t>
-      </w:r>
-    </w:p>
-    <w:p>
-      <w:pPr>
-        <w:pStyle w:val="ListParagraph"/>
-        <w:numPr>
-          <w:ilvl w:val="0"/>
-          <w:numId w:val="2"/>
-        </w:numPr>
-        <w:rPr>
-          <w:lang w:val="en-US"/>
-        </w:rPr>
-      </w:pPr>
-      <w:r>
-        <w:rPr>
-          <w:color w:val="00B050"/>
-          <w:lang w:val="en-US"/>
-        </w:rPr>
-        <w:t>In all modules, m</w:t>
-      </w:r>
-      <w:r>
-        <w:rPr>
-          <w:color w:val="00B050"/>
-          <w:lang w:val="en-US"/>
-        </w:rPr>
-        <w:t xml:space="preserve">ake all the </w:t>
-      </w:r>
-      <w:r>
-        <w:rPr>
-          <w:color w:val="00B050"/>
-          <w:lang w:val="en-US"/>
-        </w:rPr>
-        <w:t>data</w:t>
-      </w:r>
-      <w:r>
-        <w:rPr>
-          <w:color w:val="00B050"/>
-          <w:lang w:val="en-US"/>
-        </w:rPr>
-        <w:t xml:space="preserve"> </w:t>
-      </w:r>
-      <w:r>
-        <w:rPr>
-          <w:color w:val="00B050"/>
-          <w:lang w:val="en-US"/>
-        </w:rPr>
-        <w:t>better</w:t>
-      </w:r>
-      <w:r>
-        <w:rPr>
-          <w:color w:val="00B050"/>
-          <w:lang w:val="en-US"/>
-        </w:rPr>
-        <w:t xml:space="preserve"> readable by using partitions or tables</w:t>
-      </w:r>
-      <w:r>
-        <w:rPr>
-          <w:lang w:val="en-US"/>
-        </w:rPr>
-        <w:t>.</w:t>
-      </w:r>
-    </w:p>
-    <w:p>
-      <w:pPr>
-        <w:pStyle w:val="ListParagraph"/>
-        <w:numPr>
-          <w:ilvl w:val="0"/>
-          <w:numId w:val="2"/>
-        </w:numPr>
-        <w:rPr>
-          <w:lang w:val="en-US"/>
-        </w:rPr>
-      </w:pPr>
-      <w:r>
-        <w:rPr>
-          <w:lang w:val="en-US"/>
-        </w:rPr>
-        <w:t>Provide a, ‘Site Documents’ Module, where I can upload relevant site documents.</w:t>
-      </w:r>
-    </w:p>
-    <w:p>
-      <w:pPr>
-        <w:pStyle w:val="ListParagraph"/>
-        <w:numPr>
-          <w:ilvl w:val="0"/>
-          <w:numId w:val="2"/>
-        </w:numPr>
-        <w:rPr>
-          <w:lang w:val="en-US"/>
-        </w:rPr>
-      </w:pPr>
-      <w:r>
-        <w:rPr>
-          <w:lang w:val="en-US"/>
-        </w:rPr>
-        <w:t>In USER Master, while assigning Module Access to users, ask for selecting sub module items also.</w:t>
-      </w:r>
-    </w:p>
-    <w:p>
-      <w:pPr>
-        <w:pStyle w:val="ListParagraph"/>
-        <w:numPr>
-          <w:ilvl w:val="0"/>
-          <w:numId w:val="2"/>
-        </w:numPr>
-        <w:rPr>
-          <w:lang w:val="en-US"/>
-        </w:rPr>
-      </w:pPr>
-      <w:r>
-        <w:rPr>
-          <w:lang w:val="en-US"/>
-        </w:rPr>
-        <w:t xml:space="preserve">All Saved actions </w:t>
-      </w:r>
-      <w:r>
-        <w:rPr>
-          <w:lang w:val="en-US"/>
-        </w:rPr>
-        <w:t xml:space="preserve">by all users </w:t>
-      </w:r>
-      <w:r>
-        <w:rPr>
-          <w:lang w:val="en-US"/>
-        </w:rPr>
-        <w:t>will take effect after</w:t>
-      </w:r>
-      <w:r>
-        <w:rPr>
-          <w:lang w:val="en-US"/>
-        </w:rPr>
-        <w:t xml:space="preserve"> Admin or Manager’s approval</w:t>
-      </w:r>
-      <w:r>
-        <w:rPr>
-          <w:lang w:val="en-US"/>
-        </w:rPr>
-        <w:t>. Accordingly, when Admin or Manager log’s in, display him/her all the pending approvals on his dashboard.</w:t>
-      </w:r>
-    </w:p>
-    <w:p>
-      <w:pPr>
-        <w:pStyle w:val="ListParagraph"/>
-        <w:numPr>
-          <w:ilvl w:val="0"/>
-          <w:numId w:val="2"/>
-        </w:numPr>
-        <w:rPr>
-          <w:lang w:val="en-US"/>
-        </w:rPr>
-      </w:pPr>
-      <w:r>
-        <w:rPr>
-          <w:lang w:val="en-US"/>
-        </w:rPr>
-        <w:t>On the</w:t>
-      </w:r>
-      <w:r>
-        <w:rPr>
-          <w:lang w:val="en-US"/>
-        </w:rPr>
-        <w:t xml:space="preserve"> Dashboard, </w:t>
-      </w:r>
-      <w:r>
-        <w:rPr>
-          <w:lang w:val="en-US"/>
-        </w:rPr>
-        <w:t>for the</w:t>
-      </w:r>
-      <w:r>
-        <w:rPr>
-          <w:lang w:val="en-US"/>
-        </w:rPr>
-        <w:t xml:space="preserve"> </w:t>
-      </w:r>
-      <w:r>
-        <w:rPr>
-          <w:lang w:val="en-US"/>
-        </w:rPr>
-        <w:t>selected</w:t>
-      </w:r>
-      <w:r>
-        <w:rPr>
-          <w:lang w:val="en-US"/>
-        </w:rPr>
-        <w:t xml:space="preserve"> sites, </w:t>
-      </w:r>
-      <w:r>
-        <w:rPr>
-          <w:lang w:val="en-US"/>
-        </w:rPr>
-        <w:t xml:space="preserve">display </w:t>
-      </w:r>
-      <w:r>
-        <w:rPr>
-          <w:lang w:val="en-US"/>
-        </w:rPr>
-        <w:t xml:space="preserve">Sale Orders number, </w:t>
-      </w:r>
-      <w:r>
-        <w:rPr>
-          <w:lang w:val="en-US"/>
-        </w:rPr>
-        <w:t xml:space="preserve">quantity status of line items as per </w:t>
-      </w:r>
-      <w:r>
-        <w:rPr>
-          <w:lang w:val="en-US"/>
-        </w:rPr>
-        <w:t>Sale Orders</w:t>
-      </w:r>
-      <w:r>
-        <w:rPr>
-          <w:lang w:val="en-US"/>
-        </w:rPr>
-        <w:t xml:space="preserve"> and update </w:t>
-      </w:r>
-      <w:r>
-        <w:rPr>
-          <w:lang w:val="en-US"/>
-        </w:rPr>
-        <w:t xml:space="preserve">the same </w:t>
-      </w:r>
-      <w:r>
-        <w:rPr>
-          <w:lang w:val="en-US"/>
-        </w:rPr>
-        <w:t xml:space="preserve">according to </w:t>
-      </w:r>
-      <w:r>
-        <w:rPr>
-          <w:lang w:val="en-US"/>
-        </w:rPr>
-        <w:t xml:space="preserve">the </w:t>
-      </w:r>
-      <w:r>
-        <w:rPr>
-          <w:lang w:val="en-US"/>
-        </w:rPr>
-        <w:t>DPR’s</w:t>
-      </w:r>
-      <w:r>
-        <w:rPr>
-          <w:lang w:val="en-US"/>
-        </w:rPr>
-        <w:t>.</w:t>
-      </w:r>
-    </w:p>
-    <w:p>
-      <w:pPr>
-        <w:pStyle w:val="ListParagraph"/>
-        <w:numPr>
-          <w:ilvl w:val="0"/>
-          <w:numId w:val="2"/>
-        </w:numPr>
-        <w:rPr>
-          <w:lang w:val="en-US"/>
-        </w:rPr>
-      </w:pPr>
-      <w:r>
-        <w:rPr>
-          <w:lang w:val="en-US"/>
-        </w:rPr>
-        <w:t>On the Dashboard, do not display financial KPI to Supervisor and Viewer.</w:t>
-      </w:r>
-      <w:r>
-        <w:rPr>
-          <w:lang w:val="en-US"/>
-        </w:rPr>
-        <w:t xml:space="preserve"> </w:t>
-      </w:r>
-    </w:p>
-    <w:p>
-      <w:pPr>
-        <w:pStyle w:val="ListParagraph"/>
-        <w:numPr>
-          <w:ilvl w:val="0"/>
-          <w:numId w:val="2"/>
-        </w:numPr>
-        <w:rPr>
-          <w:lang w:val="en-US"/>
-        </w:rPr>
-      </w:pPr>
-      <w:r>
-        <w:rPr>
-          <w:lang w:val="en-US"/>
-        </w:rPr>
-        <w:t xml:space="preserve">On the Dashboard, rearrange the Dashboard as Site Status then Financial KPI’s, then Pie chart – Bar chart, then calendar. </w:t>
-      </w:r>
-    </w:p>
-    <w:p>
-      <w:pPr>
-        <w:pStyle w:val="ListParagraph"/>
-        <w:numPr>
-          <w:ilvl w:val="0"/>
-          <w:numId w:val="2"/>
-        </w:numPr>
-        <w:rPr>
-          <w:lang w:val="en-US"/>
-        </w:rPr>
-      </w:pPr>
-      <w:r>
-        <w:rPr>
-          <w:lang w:val="en-US"/>
-        </w:rPr>
-        <w:t>While punching DPR, in Work Progress Entries section</w:t>
-      </w:r>
-      <w:r>
-        <w:rPr>
-          <w:lang w:val="en-US"/>
-        </w:rPr>
-        <w:t>, if service is selected then provide a quick display of balance quantities of line items of PO and if items is selected then provide a quick display of balance items on that site.</w:t>
-      </w:r>
-    </w:p>
-    <w:p>
-      <w:pPr>
-        <w:pStyle w:val="ListParagraph"/>
-        <w:numPr>
-          <w:ilvl w:val="0"/>
-          <w:numId w:val="2"/>
-        </w:numPr>
-        <w:rPr>
-          <w:lang w:val="en-US"/>
-        </w:rPr>
-      </w:pPr>
-      <w:r>
-        <w:rPr>
-          <w:lang w:val="en-US"/>
-        </w:rPr>
-        <w:t xml:space="preserve">In DPR provide option to report accidents. </w:t>
-      </w:r>
-    </w:p>
-    <w:p>
-      <w:pPr>
-        <w:pStyle w:val="ListParagraph"/>
-        <w:numPr>
-          <w:ilvl w:val="0"/>
-          <w:numId w:val="2"/>
-        </w:numPr>
-        <w:rPr>
-          <w:lang w:val="en-US"/>
-        </w:rPr>
-      </w:pPr>
-      <w:r>
-        <w:rPr>
-          <w:lang w:val="en-US"/>
-        </w:rPr>
-        <w:t xml:space="preserve">Provide option to punch Purchase Requisition first then generate Purchase Order for the same </w:t>
-      </w:r>
-      <w:r>
-        <w:rPr>
-          <w:lang w:val="en-US"/>
-        </w:rPr>
-        <w:t>Purchase Requisition.</w:t>
-      </w:r>
-    </w:p>
-    <w:p>
-      <w:pPr>
-        <w:pStyle w:val="ListParagraph"/>
-        <w:numPr>
-          <w:ilvl w:val="0"/>
-          <w:numId w:val="2"/>
-        </w:numPr>
-        <w:rPr>
-          <w:lang w:val="en-US"/>
-        </w:rPr>
-      </w:pPr>
-      <w:r>
-        <w:rPr>
-          <w:lang w:val="en-US"/>
-        </w:rPr>
-        <w:t xml:space="preserve">While generating GRN firstly ask to select </w:t>
-      </w:r>
-      <w:r>
-        <w:rPr>
-          <w:lang w:val="en-US"/>
-        </w:rPr>
-        <w:t>Purchase Order</w:t>
-      </w:r>
-      <w:r>
-        <w:rPr>
-          <w:lang w:val="en-US"/>
-        </w:rPr>
-        <w:t xml:space="preserve"> and then based on </w:t>
-      </w:r>
-      <w:r>
-        <w:rPr>
-          <w:lang w:val="en-US"/>
-        </w:rPr>
-        <w:t>Purchase Order</w:t>
-      </w:r>
-      <w:r>
-        <w:rPr>
-          <w:lang w:val="en-US"/>
-        </w:rPr>
-        <w:t xml:space="preserve"> auto load Vendor, Items, </w:t>
-      </w:r>
-      <w:r>
-        <w:rPr>
-          <w:lang w:val="en-US"/>
-        </w:rPr>
-        <w:t>Purchase Order</w:t>
-      </w:r>
-      <w:r>
-        <w:rPr>
-          <w:lang w:val="en-US"/>
-        </w:rPr>
-        <w:t xml:space="preserve"> Q</w:t>
-      </w:r>
-      <w:r>
-        <w:rPr>
-          <w:lang w:val="en-US"/>
-        </w:rPr>
-        <w:t>uantity</w:t>
-      </w:r>
-      <w:r>
-        <w:rPr>
-          <w:lang w:val="en-US"/>
-        </w:rPr>
-        <w:t xml:space="preserve">, Received </w:t>
-      </w:r>
-      <w:r>
-        <w:rPr>
-          <w:lang w:val="en-US"/>
-        </w:rPr>
-        <w:t>Q</w:t>
-      </w:r>
-      <w:r>
-        <w:rPr>
-          <w:lang w:val="en-US"/>
-        </w:rPr>
-        <w:t>uantity</w:t>
-      </w:r>
-      <w:r>
-        <w:rPr>
-          <w:lang w:val="en-US"/>
-        </w:rPr>
-        <w:t xml:space="preserve">, </w:t>
-      </w:r>
-      <w:r>
-        <w:rPr>
-          <w:lang w:val="en-US"/>
-        </w:rPr>
-        <w:t xml:space="preserve">details </w:t>
-      </w:r>
-      <w:r>
-        <w:rPr>
-          <w:lang w:val="en-US"/>
-        </w:rPr>
-        <w:t>and</w:t>
-      </w:r>
-      <w:r>
-        <w:rPr>
-          <w:lang w:val="en-US"/>
-        </w:rPr>
-        <w:t xml:space="preserve"> then punch the GRN.</w:t>
-      </w:r>
-    </w:p>
-    <w:p>
-      <w:pPr>
-        <w:pStyle w:val="ListParagraph"/>
-        <w:numPr>
-          <w:ilvl w:val="0"/>
-          <w:numId w:val="2"/>
-        </w:numPr>
-        <w:rPr>
-          <w:lang w:val="en-US"/>
-        </w:rPr>
-      </w:pPr>
-      <w:r>
-        <w:rPr>
-          <w:lang w:val="en-US"/>
-        </w:rPr>
-        <w:t xml:space="preserve">When I open or view a PURCHASE ORDER, generate a second page on which it should show the </w:t>
-      </w:r>
-      <w:r>
-        <w:rPr>
-          <w:lang w:val="en-US"/>
-        </w:rPr>
-        <w:t xml:space="preserve">Purchase Requisition quantity, </w:t>
-      </w:r>
-      <w:r>
-        <w:rPr>
-          <w:lang w:val="en-US"/>
-        </w:rPr>
-        <w:t xml:space="preserve">Purchase </w:t>
-      </w:r>
-      <w:r>
-        <w:rPr>
-          <w:lang w:val="en-US"/>
-        </w:rPr>
-        <w:t>O</w:t>
-      </w:r>
-      <w:r>
-        <w:rPr>
-          <w:lang w:val="en-US"/>
-        </w:rPr>
-        <w:t xml:space="preserve">rder quantity, </w:t>
-      </w:r>
-      <w:r>
-        <w:rPr>
-          <w:lang w:val="en-US"/>
-        </w:rPr>
-        <w:t>C</w:t>
-      </w:r>
-      <w:r>
-        <w:rPr>
-          <w:lang w:val="en-US"/>
-        </w:rPr>
-        <w:t xml:space="preserve">ompleted / </w:t>
-      </w:r>
-      <w:r>
-        <w:rPr>
-          <w:lang w:val="en-US"/>
-        </w:rPr>
-        <w:t>R</w:t>
-      </w:r>
-      <w:r>
-        <w:rPr>
-          <w:lang w:val="en-US"/>
-        </w:rPr>
-        <w:t xml:space="preserve">eceived </w:t>
-      </w:r>
-      <w:r>
-        <w:rPr>
-          <w:lang w:val="en-US"/>
-        </w:rPr>
-        <w:t>Q</w:t>
-      </w:r>
-      <w:r>
-        <w:rPr>
-          <w:lang w:val="en-US"/>
-        </w:rPr>
-        <w:t xml:space="preserve">uantity as per GRN, balance quantity and invoiced quantity </w:t>
-      </w:r>
-      <w:r>
-        <w:rPr>
-          <w:lang w:val="en-US"/>
-        </w:rPr>
-        <w:t xml:space="preserve">and amount </w:t>
-      </w:r>
-      <w:r>
-        <w:rPr>
-          <w:lang w:val="en-US"/>
-        </w:rPr>
-        <w:t>so far.</w:t>
-      </w:r>
-    </w:p>
-    <w:p>
-      <w:pPr>
-        <w:pStyle w:val="ListParagraph"/>
-        <w:numPr>
-          <w:ilvl w:val="0"/>
-          <w:numId w:val="2"/>
-        </w:numPr>
-        <w:rPr>
-          <w:lang w:val="en-US"/>
-        </w:rPr>
-      </w:pPr>
-      <w:r>
-        <w:rPr>
-          <w:lang w:val="en-US"/>
-        </w:rPr>
-        <w:t xml:space="preserve">‘Claim </w:t>
-      </w:r>
-      <w:r>
-        <w:rPr>
-          <w:lang w:val="en-US"/>
-        </w:rPr>
-        <w:t>ITC</w:t>
-      </w:r>
-      <w:r>
-        <w:rPr>
-          <w:lang w:val="en-US"/>
-        </w:rPr>
-        <w:t>’</w:t>
-      </w:r>
-      <w:r>
-        <w:rPr>
-          <w:lang w:val="en-US"/>
-        </w:rPr>
-        <w:t xml:space="preserve"> </w:t>
-      </w:r>
-      <w:r>
-        <w:rPr>
-          <w:lang w:val="en-US"/>
-        </w:rPr>
-        <w:t xml:space="preserve">button to be displayed </w:t>
-      </w:r>
-      <w:r>
-        <w:rPr>
-          <w:lang w:val="en-US"/>
-        </w:rPr>
-        <w:t xml:space="preserve">only if GRN </w:t>
-      </w:r>
-      <w:r>
-        <w:rPr>
-          <w:lang w:val="en-US"/>
-        </w:rPr>
-        <w:t xml:space="preserve">for that particular Purchase Invoice </w:t>
-      </w:r>
-      <w:r>
-        <w:rPr>
-          <w:lang w:val="en-US"/>
-        </w:rPr>
-        <w:t xml:space="preserve">is </w:t>
-      </w:r>
-      <w:r>
-        <w:rPr>
-          <w:lang w:val="en-US"/>
-        </w:rPr>
-        <w:t>punched</w:t>
-      </w:r>
-      <w:r>
-        <w:rPr>
-          <w:lang w:val="en-US"/>
-        </w:rPr>
-        <w:t xml:space="preserve"> and all the quantity for that Purchase has been received.</w:t>
+          <w:ilvl w:val="1"/>
+          <w:numId w:val="2"/>
+        </w:numPr>
+        <w:rPr>
+          <w:lang w:val="en-US"/>
+        </w:rPr>
+      </w:pPr>
+      <w:r>
+        <w:rPr>
+          <w:lang w:val="en-US"/>
+        </w:rPr>
+        <w:t>On the Dashboard, rearrange the Dashboard as Site Status then Financial KPI’s, then Pie chart – Bar chart, then calendar.</w:t>
+      </w:r>
+    </w:p>
+    <w:p>
+      <w:pPr>
+        <w:pStyle w:val="ListParagraph"/>
+        <w:numPr>
+          <w:ilvl w:val="1"/>
+          <w:numId w:val="2"/>
+        </w:numPr>
+        <w:rPr>
+          <w:lang w:val="en-US"/>
+        </w:rPr>
+      </w:pPr>
+      <w:r>
+        <w:rPr>
+          <w:lang w:val="en-US"/>
+        </w:rPr>
+        <w:t xml:space="preserve">Show </w:t>
+      </w:r>
+      <w:r>
+        <w:rPr>
+          <w:lang w:val="en-US"/>
+        </w:rPr>
+        <w:t>mini-GANTT</w:t>
+      </w:r>
+      <w:r>
+        <w:rPr>
+          <w:lang w:val="en-US"/>
+        </w:rPr>
+        <w:t xml:space="preserve"> charts in Dashboard.</w:t>
+      </w:r>
+    </w:p>
+    <w:p>
+      <w:pPr>
+        <w:pStyle w:val="ListParagraph"/>
+        <w:numPr>
+          <w:ilvl w:val="1"/>
+          <w:numId w:val="2"/>
+        </w:numPr>
+        <w:rPr>
+          <w:lang w:val="en-US"/>
+        </w:rPr>
+      </w:pPr>
+      <w:r>
+        <w:rPr>
+          <w:lang w:val="en-US"/>
+        </w:rPr>
+        <w:t>Show Pending Issues from DPR on Dashboard.</w:t>
+      </w:r>
+    </w:p>
+    <w:p>
+      <w:pPr>
+        <w:rPr>
+          <w:lang w:val="en-US"/>
+        </w:rPr>
+      </w:pPr>
+    </w:p>
+    <w:p>
+      <w:pPr>
+        <w:tabs>
+          <w:tab w:val="left" w:pos="3863"/>
+        </w:tabs>
+        <w:rPr>
+          <w:lang w:val="en-US"/>
+        </w:rPr>
+      </w:pPr>
+      <w:r>
+        <w:rPr>
+          <w:lang w:val="en-US"/>
+        </w:rPr>
+        <w:t>--------------------   END   ------------------</w:t>
       </w:r>
     </w:p>
     <w:sectPr>

--- a/Update Log.docx
+++ b/Update Log.docx
@@ -263,20 +263,30 @@
         </w:rPr>
         <w:t xml:space="preserve">Site Ledger App – proposed features list 19-02-2026 (Updated in </w:t>
       </w:r>
+      <w:proofErr w:type="spellStart"/>
       <w:r>
         <w:rPr>
           <w:b/>
           <w:bCs/>
           <w:lang w:val="en-US"/>
         </w:rPr>
-        <w:t>SiteLedger V3</w:t>
-      </w:r>
+        <w:t>SiteLedger</w:t>
+      </w:r>
+      <w:proofErr w:type="spellEnd"/>
       <w:r>
         <w:rPr>
           <w:b/>
           <w:bCs/>
           <w:lang w:val="en-US"/>
         </w:rPr>
+        <w:t xml:space="preserve"> V3</w:t>
+      </w:r>
+      <w:r>
+        <w:rPr>
+          <w:b/>
+          <w:bCs/>
+          <w:lang w:val="en-US"/>
+        </w:rPr>
         <w:t>)</w:t>
       </w:r>
     </w:p>
@@ -290,7 +300,21 @@
         <w:rPr>
           <w:lang w:val="en-US"/>
         </w:rPr>
-        <w:t>Only some minor updates needed in the jsx and excel files are as under</w:t>
+        <w:t xml:space="preserve">Only some minor updates needed in the </w:t>
+      </w:r>
+      <w:proofErr w:type="spellStart"/>
+      <w:r>
+        <w:rPr>
+          <w:lang w:val="en-US"/>
+        </w:rPr>
+        <w:t>jsx</w:t>
+      </w:r>
+      <w:proofErr w:type="spellEnd"/>
+      <w:r>
+        <w:rPr>
+          <w:lang w:val="en-US"/>
+        </w:rPr>
+        <w:t xml:space="preserve"> and excel files are as under</w:t>
       </w:r>
     </w:p>
     <w:p>
@@ -332,7 +356,21 @@
         <w:rPr>
           <w:lang w:val="en-US"/>
         </w:rPr>
-        <w:t>Please provide a Master Module where Master data of Sites, Clients, Vendors, Items, Services, Labours, Tools and Machinery can be added, edited and deleted.</w:t>
+        <w:t xml:space="preserve">Please provide a Master Module where Master data of Sites, Clients, Vendors, Items, Services, </w:t>
+      </w:r>
+      <w:proofErr w:type="spellStart"/>
+      <w:r>
+        <w:rPr>
+          <w:lang w:val="en-US"/>
+        </w:rPr>
+        <w:t>Labours</w:t>
+      </w:r>
+      <w:proofErr w:type="spellEnd"/>
+      <w:r>
+        <w:rPr>
+          <w:lang w:val="en-US"/>
+        </w:rPr>
+        <w:t>, Tools and Machinery can be added, edited and deleted.</w:t>
       </w:r>
     </w:p>
     <w:p>
@@ -358,20 +396,30 @@
         </w:rPr>
         <w:t xml:space="preserve">Site Ledger App – proposed features list 19-02-2026 (Updated in </w:t>
       </w:r>
+      <w:proofErr w:type="spellStart"/>
       <w:r>
         <w:rPr>
           <w:b/>
           <w:bCs/>
           <w:lang w:val="en-US"/>
         </w:rPr>
-        <w:t>SiteLedger V4</w:t>
-      </w:r>
+        <w:t>SiteLedger</w:t>
+      </w:r>
+      <w:proofErr w:type="spellEnd"/>
       <w:r>
         <w:rPr>
           <w:b/>
           <w:bCs/>
           <w:lang w:val="en-US"/>
         </w:rPr>
+        <w:t xml:space="preserve"> V4</w:t>
+      </w:r>
+      <w:r>
+        <w:rPr>
+          <w:b/>
+          <w:bCs/>
+          <w:lang w:val="en-US"/>
+        </w:rPr>
         <w:t>)</w:t>
       </w:r>
     </w:p>
@@ -1363,7 +1411,21 @@
         <w:rPr>
           <w:lang w:val="en-US"/>
         </w:rPr>
-        <w:t xml:space="preserve"> Consider depreciation for capital goods and reflect the same in pnl.</w:t>
+        <w:t xml:space="preserve"> Consider depreciation for capital goods and reflect the same in </w:t>
+      </w:r>
+      <w:proofErr w:type="spellStart"/>
+      <w:r>
+        <w:rPr>
+          <w:lang w:val="en-US"/>
+        </w:rPr>
+        <w:t>pnl</w:t>
+      </w:r>
+      <w:proofErr w:type="spellEnd"/>
+      <w:r>
+        <w:rPr>
+          <w:lang w:val="en-US"/>
+        </w:rPr>
+        <w:t>.</w:t>
       </w:r>
     </w:p>
     <w:p>
@@ -1381,7 +1443,15 @@
         <w:t>In</w:t>
       </w:r>
       <w:r>
-        <w:t xml:space="preserve"> vouchers while booking payin or payout vouchers ask for the payment type like if it is the payment against any invoice or if it is ad hoc payment or if it is advance payment against invoice or if it is advance payment on ledger.</w:t>
+        <w:t xml:space="preserve"> vouchers while booking </w:t>
+      </w:r>
+      <w:proofErr w:type="spellStart"/>
+      <w:r>
+        <w:t>payin</w:t>
+      </w:r>
+      <w:proofErr w:type="spellEnd"/>
+      <w:r>
+        <w:t xml:space="preserve"> or payout vouchers ask for the payment type like if it is the payment against any invoice or if it is ad hoc payment or if it is advance payment against invoice or if it is advance payment on ledger.</w:t>
       </w:r>
     </w:p>
     <w:p>
@@ -2891,7 +2961,21 @@
               <w:rPr>
                 <w:lang w:val="en-US"/>
               </w:rPr>
-              <w:t>(i)</w:t>
+              <w:t>(</w:t>
+            </w:r>
+            <w:proofErr w:type="spellStart"/>
+            <w:r>
+              <w:rPr>
+                <w:lang w:val="en-US"/>
+              </w:rPr>
+              <w:t>i</w:t>
+            </w:r>
+            <w:proofErr w:type="spellEnd"/>
+            <w:r>
+              <w:rPr>
+                <w:lang w:val="en-US"/>
+              </w:rPr>
+              <w:t>)</w:t>
             </w:r>
           </w:p>
         </w:tc>
@@ -4066,7 +4150,21 @@
         <w:rPr>
           <w:lang w:val="en-US"/>
         </w:rPr>
-        <w:t>Total income (a+b)</w:t>
+        <w:t>Total income (</w:t>
+      </w:r>
+      <w:proofErr w:type="spellStart"/>
+      <w:r>
+        <w:rPr>
+          <w:lang w:val="en-US"/>
+        </w:rPr>
+        <w:t>a+b</w:t>
+      </w:r>
+      <w:proofErr w:type="spellEnd"/>
+      <w:r>
+        <w:rPr>
+          <w:lang w:val="en-US"/>
+        </w:rPr>
+        <w:t>)</w:t>
       </w:r>
     </w:p>
     <w:p>
@@ -4193,7 +4291,21 @@
         <w:rPr>
           <w:lang w:val="en-US"/>
         </w:rPr>
-        <w:t>Total expenses (i+ii+iii+iv+v)</w:t>
+        <w:t>Total expenses (</w:t>
+      </w:r>
+      <w:proofErr w:type="spellStart"/>
+      <w:r>
+        <w:rPr>
+          <w:lang w:val="en-US"/>
+        </w:rPr>
+        <w:t>i+ii+iii+iv+v</w:t>
+      </w:r>
+      <w:proofErr w:type="spellEnd"/>
+      <w:r>
+        <w:rPr>
+          <w:lang w:val="en-US"/>
+        </w:rPr>
+        <w:t>)</w:t>
       </w:r>
     </w:p>
     <w:p>
@@ -4526,9 +4638,13 @@
           <w:ilvl w:val="0"/>
           <w:numId w:val="2"/>
         </w:numPr>
-      </w:pPr>
-      <w:r>
-        <w:rPr>
+        <w:rPr>
+          <w:color w:val="00B050"/>
+        </w:rPr>
+      </w:pPr>
+      <w:r>
+        <w:rPr>
+          <w:color w:val="00B050"/>
           <w:lang w:val="en-US"/>
         </w:rPr>
         <w:t>Master Module</w:t>
@@ -4541,21 +4657,43 @@
           <w:ilvl w:val="1"/>
           <w:numId w:val="2"/>
         </w:numPr>
-      </w:pPr>
-      <w:r>
-        <w:rPr>
-          <w:lang w:val="en-US"/>
-        </w:rPr>
-        <w:t xml:space="preserve">Rename the Tab, “Labour” in Master Module to, “HR”. In this HR tab while adding a person, provide a dropdown menu in, “Role”, where the </w:t>
-      </w:r>
-      <w:r>
-        <w:rPr>
+        <w:rPr>
+          <w:color w:val="00B050"/>
+        </w:rPr>
+      </w:pPr>
+      <w:r>
+        <w:rPr>
+          <w:color w:val="00B050"/>
+          <w:lang w:val="en-US"/>
+        </w:rPr>
+        <w:t>Rename the Tab, “</w:t>
+      </w:r>
+      <w:proofErr w:type="spellStart"/>
+      <w:r>
+        <w:rPr>
+          <w:color w:val="00B050"/>
+          <w:lang w:val="en-US"/>
+        </w:rPr>
+        <w:t>Labour</w:t>
+      </w:r>
+      <w:proofErr w:type="spellEnd"/>
+      <w:r>
+        <w:rPr>
+          <w:color w:val="00B050"/>
+          <w:lang w:val="en-US"/>
+        </w:rPr>
+        <w:t xml:space="preserve">” in Master Module to, “HR”. In this HR tab while adding a person, provide a dropdown menu in, “Role”, where the </w:t>
+      </w:r>
+      <w:r>
+        <w:rPr>
+          <w:color w:val="00B050"/>
           <w:lang w:val="en-US"/>
         </w:rPr>
         <w:t xml:space="preserve">dropdown </w:t>
       </w:r>
       <w:r>
         <w:rPr>
+          <w:color w:val="00B050"/>
           <w:lang w:val="en-US"/>
         </w:rPr>
         <w:t>options will be,</w:t>
@@ -4568,24 +4706,41 @@
           <w:ilvl w:val="2"/>
           <w:numId w:val="2"/>
         </w:numPr>
-      </w:pPr>
-      <w:r>
-        <w:rPr>
-          <w:lang w:val="en-US"/>
-        </w:rPr>
-        <w:t xml:space="preserve">Labour </w:t>
-      </w:r>
-    </w:p>
-    <w:p>
-      <w:pPr>
-        <w:pStyle w:val="ListParagraph"/>
-        <w:numPr>
-          <w:ilvl w:val="2"/>
-          <w:numId w:val="2"/>
-        </w:numPr>
-      </w:pPr>
-      <w:r>
-        <w:rPr>
+        <w:rPr>
+          <w:color w:val="00B050"/>
+        </w:rPr>
+      </w:pPr>
+      <w:proofErr w:type="spellStart"/>
+      <w:r>
+        <w:rPr>
+          <w:color w:val="00B050"/>
+          <w:lang w:val="en-US"/>
+        </w:rPr>
+        <w:t>Labour</w:t>
+      </w:r>
+      <w:proofErr w:type="spellEnd"/>
+      <w:r>
+        <w:rPr>
+          <w:color w:val="00B050"/>
+          <w:lang w:val="en-US"/>
+        </w:rPr>
+        <w:t xml:space="preserve"> </w:t>
+      </w:r>
+    </w:p>
+    <w:p>
+      <w:pPr>
+        <w:pStyle w:val="ListParagraph"/>
+        <w:numPr>
+          <w:ilvl w:val="2"/>
+          <w:numId w:val="2"/>
+        </w:numPr>
+        <w:rPr>
+          <w:color w:val="00B050"/>
+        </w:rPr>
+      </w:pPr>
+      <w:r>
+        <w:rPr>
+          <w:color w:val="00B050"/>
           <w:lang w:val="en-US"/>
         </w:rPr>
         <w:t>Site Helper</w:t>
@@ -4598,9 +4753,13 @@
           <w:ilvl w:val="2"/>
           <w:numId w:val="2"/>
         </w:numPr>
-      </w:pPr>
-      <w:r>
-        <w:rPr>
+        <w:rPr>
+          <w:color w:val="00B050"/>
+        </w:rPr>
+      </w:pPr>
+      <w:r>
+        <w:rPr>
+          <w:color w:val="00B050"/>
           <w:lang w:val="en-US"/>
         </w:rPr>
         <w:t>Mason</w:t>
@@ -4613,9 +4772,13 @@
           <w:ilvl w:val="2"/>
           <w:numId w:val="2"/>
         </w:numPr>
-      </w:pPr>
-      <w:r>
-        <w:rPr>
+        <w:rPr>
+          <w:color w:val="00B050"/>
+        </w:rPr>
+      </w:pPr>
+      <w:r>
+        <w:rPr>
+          <w:color w:val="00B050"/>
           <w:lang w:val="en-US"/>
         </w:rPr>
         <w:t>Carpenter</w:t>
@@ -4628,9 +4791,13 @@
           <w:ilvl w:val="2"/>
           <w:numId w:val="2"/>
         </w:numPr>
-      </w:pPr>
-      <w:r>
-        <w:rPr>
+        <w:rPr>
+          <w:color w:val="00B050"/>
+        </w:rPr>
+      </w:pPr>
+      <w:r>
+        <w:rPr>
+          <w:color w:val="00B050"/>
           <w:lang w:val="en-US"/>
         </w:rPr>
         <w:t>Fitter</w:t>
@@ -4643,9 +4810,13 @@
           <w:ilvl w:val="2"/>
           <w:numId w:val="2"/>
         </w:numPr>
-      </w:pPr>
-      <w:r>
-        <w:rPr>
+        <w:rPr>
+          <w:color w:val="00B050"/>
+        </w:rPr>
+      </w:pPr>
+      <w:r>
+        <w:rPr>
+          <w:color w:val="00B050"/>
           <w:lang w:val="en-US"/>
         </w:rPr>
         <w:t>Welder</w:t>
@@ -4658,9 +4829,13 @@
           <w:ilvl w:val="2"/>
           <w:numId w:val="2"/>
         </w:numPr>
-      </w:pPr>
-      <w:r>
-        <w:rPr>
+        <w:rPr>
+          <w:color w:val="00B050"/>
+        </w:rPr>
+      </w:pPr>
+      <w:r>
+        <w:rPr>
+          <w:color w:val="00B050"/>
           <w:lang w:val="en-US"/>
         </w:rPr>
         <w:t>Painter</w:t>
@@ -4673,9 +4848,13 @@
           <w:ilvl w:val="2"/>
           <w:numId w:val="2"/>
         </w:numPr>
-      </w:pPr>
-      <w:r>
-        <w:rPr>
+        <w:rPr>
+          <w:color w:val="00B050"/>
+        </w:rPr>
+      </w:pPr>
+      <w:r>
+        <w:rPr>
+          <w:color w:val="00B050"/>
           <w:lang w:val="en-US"/>
         </w:rPr>
         <w:t>Driver</w:t>
@@ -4688,9 +4867,13 @@
           <w:ilvl w:val="2"/>
           <w:numId w:val="2"/>
         </w:numPr>
-      </w:pPr>
-      <w:r>
-        <w:rPr>
+        <w:rPr>
+          <w:color w:val="00B050"/>
+        </w:rPr>
+      </w:pPr>
+      <w:r>
+        <w:rPr>
+          <w:color w:val="00B050"/>
           <w:lang w:val="en-US"/>
         </w:rPr>
         <w:t>Operator</w:t>
@@ -4703,9 +4886,13 @@
           <w:ilvl w:val="2"/>
           <w:numId w:val="2"/>
         </w:numPr>
-      </w:pPr>
-      <w:r>
-        <w:rPr>
+        <w:rPr>
+          <w:color w:val="00B050"/>
+        </w:rPr>
+      </w:pPr>
+      <w:r>
+        <w:rPr>
+          <w:color w:val="00B050"/>
           <w:lang w:val="en-US"/>
         </w:rPr>
         <w:t>Security</w:t>
@@ -4718,9 +4905,13 @@
           <w:ilvl w:val="2"/>
           <w:numId w:val="2"/>
         </w:numPr>
-      </w:pPr>
-      <w:r>
-        <w:rPr>
+        <w:rPr>
+          <w:color w:val="00B050"/>
+        </w:rPr>
+      </w:pPr>
+      <w:r>
+        <w:rPr>
+          <w:color w:val="00B050"/>
           <w:lang w:val="en-US"/>
         </w:rPr>
         <w:t>Site Supervisor</w:t>
@@ -4733,9 +4924,13 @@
           <w:ilvl w:val="2"/>
           <w:numId w:val="2"/>
         </w:numPr>
-      </w:pPr>
-      <w:r>
-        <w:rPr>
+        <w:rPr>
+          <w:color w:val="00B050"/>
+        </w:rPr>
+      </w:pPr>
+      <w:r>
+        <w:rPr>
+          <w:color w:val="00B050"/>
           <w:lang w:val="en-US"/>
         </w:rPr>
         <w:t>Site Accountant</w:t>
@@ -4748,9 +4943,13 @@
           <w:ilvl w:val="2"/>
           <w:numId w:val="2"/>
         </w:numPr>
-      </w:pPr>
-      <w:r>
-        <w:rPr>
+        <w:rPr>
+          <w:color w:val="00B050"/>
+        </w:rPr>
+      </w:pPr>
+      <w:r>
+        <w:rPr>
+          <w:color w:val="00B050"/>
           <w:lang w:val="en-US"/>
         </w:rPr>
         <w:t>Site Manager</w:t>
@@ -4763,9 +4962,13 @@
           <w:ilvl w:val="2"/>
           <w:numId w:val="2"/>
         </w:numPr>
-      </w:pPr>
-      <w:r>
-        <w:rPr>
+        <w:rPr>
+          <w:color w:val="00B050"/>
+        </w:rPr>
+      </w:pPr>
+      <w:r>
+        <w:rPr>
+          <w:color w:val="00B050"/>
           <w:lang w:val="en-US"/>
         </w:rPr>
         <w:t>Office Boy</w:t>
@@ -4778,9 +4981,13 @@
           <w:ilvl w:val="2"/>
           <w:numId w:val="2"/>
         </w:numPr>
-      </w:pPr>
-      <w:r>
-        <w:rPr>
+        <w:rPr>
+          <w:color w:val="00B050"/>
+        </w:rPr>
+      </w:pPr>
+      <w:r>
+        <w:rPr>
+          <w:color w:val="00B050"/>
           <w:lang w:val="en-US"/>
         </w:rPr>
         <w:t>Office Helper</w:t>
@@ -4793,9 +5000,13 @@
           <w:ilvl w:val="2"/>
           <w:numId w:val="2"/>
         </w:numPr>
-      </w:pPr>
-      <w:r>
-        <w:rPr>
+        <w:rPr>
+          <w:color w:val="00B050"/>
+        </w:rPr>
+      </w:pPr>
+      <w:r>
+        <w:rPr>
+          <w:color w:val="00B050"/>
           <w:lang w:val="en-US"/>
         </w:rPr>
         <w:t>Office Accountant</w:t>
@@ -4808,9 +5019,13 @@
           <w:ilvl w:val="2"/>
           <w:numId w:val="2"/>
         </w:numPr>
-      </w:pPr>
-      <w:r>
-        <w:rPr>
+        <w:rPr>
+          <w:color w:val="00B050"/>
+        </w:rPr>
+      </w:pPr>
+      <w:r>
+        <w:rPr>
+          <w:color w:val="00B050"/>
           <w:lang w:val="en-US"/>
         </w:rPr>
         <w:t>Clerk</w:t>
@@ -4823,9 +5038,13 @@
           <w:ilvl w:val="2"/>
           <w:numId w:val="2"/>
         </w:numPr>
-      </w:pPr>
-      <w:r>
-        <w:rPr>
+        <w:rPr>
+          <w:color w:val="00B050"/>
+        </w:rPr>
+      </w:pPr>
+      <w:r>
+        <w:rPr>
+          <w:color w:val="00B050"/>
           <w:lang w:val="en-US"/>
         </w:rPr>
         <w:t>Executive</w:t>
@@ -4838,9 +5057,13 @@
           <w:ilvl w:val="2"/>
           <w:numId w:val="2"/>
         </w:numPr>
-      </w:pPr>
-      <w:r>
-        <w:rPr>
+        <w:rPr>
+          <w:color w:val="00B050"/>
+        </w:rPr>
+      </w:pPr>
+      <w:r>
+        <w:rPr>
+          <w:color w:val="00B050"/>
           <w:lang w:val="en-US"/>
         </w:rPr>
         <w:t>Manager</w:t>
@@ -4853,9 +5076,13 @@
           <w:ilvl w:val="2"/>
           <w:numId w:val="2"/>
         </w:numPr>
-      </w:pPr>
-      <w:r>
-        <w:rPr>
+        <w:rPr>
+          <w:color w:val="00B050"/>
+        </w:rPr>
+      </w:pPr>
+      <w:r>
+        <w:rPr>
+          <w:color w:val="00B050"/>
           <w:lang w:val="en-US"/>
         </w:rPr>
         <w:t>Admin</w:t>
@@ -4868,9 +5095,13 @@
           <w:ilvl w:val="2"/>
           <w:numId w:val="2"/>
         </w:numPr>
-      </w:pPr>
-      <w:r>
-        <w:rPr>
+        <w:rPr>
+          <w:color w:val="00B050"/>
+        </w:rPr>
+      </w:pPr>
+      <w:r>
+        <w:rPr>
+          <w:color w:val="00B050"/>
           <w:lang w:val="en-US"/>
         </w:rPr>
         <w:t>Owner</w:t>
@@ -4880,9 +5111,13 @@
       <w:pPr>
         <w:pStyle w:val="ListParagraph"/>
         <w:ind w:left="2160"/>
-      </w:pPr>
-      <w:r>
-        <w:rPr>
+        <w:rPr>
+          <w:color w:val="00B050"/>
+        </w:rPr>
+      </w:pPr>
+      <w:r>
+        <w:rPr>
+          <w:color w:val="00B050"/>
           <w:lang w:val="en-US"/>
         </w:rPr>
         <w:t>Also provide option to add, UAN No., DOB, Address, Email ID, Bank Name, Bank Account Number, IFSC Code. (A person will be added in HR tab only if his/her age is above 18 Years on the date of adding).</w:t>
@@ -4895,15 +5130,20 @@
           <w:ilvl w:val="1"/>
           <w:numId w:val="2"/>
         </w:numPr>
-      </w:pPr>
-      <w:r>
-        <w:rPr>
+        <w:rPr>
+          <w:color w:val="00B050"/>
+        </w:rPr>
+      </w:pPr>
+      <w:r>
+        <w:rPr>
+          <w:color w:val="00B050"/>
           <w:lang w:val="en-US"/>
         </w:rPr>
         <w:t>In User’s Tab in Master’s Module, Users can be added only from the names added in HR tab. Provide a dropdown button in the names option while adding a User. This dropdown will show the only names already added from HR tab</w:t>
       </w:r>
       <w:r>
         <w:rPr>
+          <w:color w:val="00B050"/>
           <w:lang w:val="en-US"/>
         </w:rPr>
         <w:t>.</w:t>
@@ -4917,38 +5157,47 @@
           <w:numId w:val="2"/>
         </w:numPr>
         <w:rPr>
-          <w:lang w:val="en-US"/>
-        </w:rPr>
-      </w:pPr>
-      <w:r>
-        <w:rPr>
+          <w:color w:val="00B050"/>
+          <w:lang w:val="en-US"/>
+        </w:rPr>
+      </w:pPr>
+      <w:r>
+        <w:rPr>
+          <w:color w:val="00B050"/>
           <w:lang w:val="en-US"/>
         </w:rPr>
         <w:t xml:space="preserve">In USER Master, while assigning Module Access to users, ask for selecting sub module items also. </w:t>
       </w:r>
       <w:r>
+        <w:rPr>
+          <w:color w:val="00B050"/>
+        </w:rPr>
         <w:t>Under each Sub Module make</w:t>
       </w:r>
       <w:r>
         <w:rPr>
+          <w:color w:val="00B050"/>
           <w:lang w:val="en-US"/>
         </w:rPr>
         <w:t xml:space="preserve"> </w:t>
       </w:r>
       <w:r>
         <w:rPr>
+          <w:color w:val="00B050"/>
           <w:lang w:val="en-US"/>
         </w:rPr>
         <w:t>following action’s</w:t>
       </w:r>
       <w:r>
         <w:rPr>
+          <w:color w:val="00B050"/>
           <w:lang w:val="en-US"/>
         </w:rPr>
         <w:t xml:space="preserve"> customizable for each user</w:t>
       </w:r>
       <w:r>
         <w:rPr>
+          <w:color w:val="00B050"/>
           <w:lang w:val="en-US"/>
         </w:rPr>
         <w:t>,</w:t>
@@ -4962,10 +5211,14 @@
           <w:numId w:val="2"/>
         </w:numPr>
         <w:rPr>
-          <w:lang w:val="en-US"/>
-        </w:rPr>
-      </w:pPr>
-      <w:r>
+          <w:color w:val="00B050"/>
+          <w:lang w:val="en-US"/>
+        </w:rPr>
+      </w:pPr>
+      <w:r>
+        <w:rPr>
+          <w:color w:val="00B050"/>
+        </w:rPr>
         <w:t>Create</w:t>
       </w:r>
     </w:p>
@@ -4977,10 +5230,14 @@
           <w:numId w:val="2"/>
         </w:numPr>
         <w:rPr>
-          <w:lang w:val="en-US"/>
-        </w:rPr>
-      </w:pPr>
-      <w:r>
+          <w:color w:val="00B050"/>
+          <w:lang w:val="en-US"/>
+        </w:rPr>
+      </w:pPr>
+      <w:r>
+        <w:rPr>
+          <w:color w:val="00B050"/>
+        </w:rPr>
         <w:t>View</w:t>
       </w:r>
     </w:p>
@@ -4992,10 +5249,14 @@
           <w:numId w:val="2"/>
         </w:numPr>
         <w:rPr>
-          <w:lang w:val="en-US"/>
-        </w:rPr>
-      </w:pPr>
-      <w:r>
+          <w:color w:val="00B050"/>
+          <w:lang w:val="en-US"/>
+        </w:rPr>
+      </w:pPr>
+      <w:r>
+        <w:rPr>
+          <w:color w:val="00B050"/>
+        </w:rPr>
         <w:t>Edit</w:t>
       </w:r>
     </w:p>
@@ -5007,10 +5268,14 @@
           <w:numId w:val="2"/>
         </w:numPr>
         <w:rPr>
-          <w:lang w:val="en-US"/>
-        </w:rPr>
-      </w:pPr>
-      <w:r>
+          <w:color w:val="00B050"/>
+          <w:lang w:val="en-US"/>
+        </w:rPr>
+      </w:pPr>
+      <w:r>
+        <w:rPr>
+          <w:color w:val="00B050"/>
+        </w:rPr>
         <w:lastRenderedPageBreak/>
         <w:t>Delete</w:t>
       </w:r>
@@ -5023,10 +5288,14 @@
           <w:numId w:val="2"/>
         </w:numPr>
         <w:rPr>
-          <w:lang w:val="en-US"/>
-        </w:rPr>
-      </w:pPr>
-      <w:r>
+          <w:color w:val="00B050"/>
+          <w:lang w:val="en-US"/>
+        </w:rPr>
+      </w:pPr>
+      <w:r>
+        <w:rPr>
+          <w:color w:val="00B050"/>
+        </w:rPr>
         <w:t>Approve</w:t>
       </w:r>
     </w:p>
@@ -5038,10 +5307,14 @@
           <w:numId w:val="2"/>
         </w:numPr>
         <w:rPr>
-          <w:lang w:val="en-US"/>
-        </w:rPr>
-      </w:pPr>
-      <w:r>
+          <w:color w:val="00B050"/>
+          <w:lang w:val="en-US"/>
+        </w:rPr>
+      </w:pPr>
+      <w:r>
+        <w:rPr>
+          <w:color w:val="00B050"/>
+        </w:rPr>
         <w:t>Reject</w:t>
       </w:r>
     </w:p>
@@ -5053,10 +5326,14 @@
           <w:numId w:val="2"/>
         </w:numPr>
         <w:rPr>
-          <w:lang w:val="en-US"/>
-        </w:rPr>
-      </w:pPr>
-      <w:r>
+          <w:color w:val="00B050"/>
+          <w:lang w:val="en-US"/>
+        </w:rPr>
+      </w:pPr>
+      <w:r>
+        <w:rPr>
+          <w:color w:val="00B050"/>
+        </w:rPr>
         <w:t>Download</w:t>
       </w:r>
     </w:p>
@@ -5068,10 +5345,14 @@
           <w:numId w:val="2"/>
         </w:numPr>
         <w:rPr>
-          <w:lang w:val="en-US"/>
-        </w:rPr>
-      </w:pPr>
-      <w:r>
+          <w:color w:val="00B050"/>
+          <w:lang w:val="en-US"/>
+        </w:rPr>
+      </w:pPr>
+      <w:r>
+        <w:rPr>
+          <w:color w:val="00B050"/>
+        </w:rPr>
         <w:t>Upload</w:t>
       </w:r>
     </w:p>
@@ -5083,17 +5364,20 @@
           <w:numId w:val="2"/>
         </w:numPr>
         <w:rPr>
-          <w:lang w:val="en-US"/>
-        </w:rPr>
-      </w:pPr>
-      <w:r>
-        <w:rPr>
+          <w:color w:val="00B050"/>
+          <w:lang w:val="en-US"/>
+        </w:rPr>
+      </w:pPr>
+      <w:r>
+        <w:rPr>
+          <w:color w:val="00B050"/>
           <w:lang w:val="en-US"/>
         </w:rPr>
         <w:t>All Saved actions by all users will take effect only after Admin or Site manager or Manager or Owner Approve or Reject it. When Admin or Site manager or Manager or Owner log’s in, display him/her all the pending approvals on his/her dashboard.</w:t>
       </w:r>
       <w:r>
         <w:rPr>
+          <w:color w:val="00B050"/>
           <w:lang w:val="en-US"/>
         </w:rPr>
         <w:t xml:space="preserve"> </w:t>
@@ -5107,11 +5391,13 @@
           <w:numId w:val="2"/>
         </w:numPr>
         <w:rPr>
-          <w:lang w:val="en-US"/>
-        </w:rPr>
-      </w:pPr>
-      <w:r>
-        <w:rPr>
+          <w:color w:val="00B050"/>
+          <w:lang w:val="en-US"/>
+        </w:rPr>
+      </w:pPr>
+      <w:r>
+        <w:rPr>
+          <w:color w:val="00B050"/>
           <w:lang w:val="en-US"/>
         </w:rPr>
         <w:t>While adding a Vendor, provide a dropdown button in, “Category” line, where the options will be</w:t>
@@ -5125,11 +5411,13 @@
           <w:numId w:val="2"/>
         </w:numPr>
         <w:rPr>
-          <w:lang w:val="en-US"/>
-        </w:rPr>
-      </w:pPr>
-      <w:r>
-        <w:rPr>
+          <w:color w:val="00B050"/>
+          <w:lang w:val="en-US"/>
+        </w:rPr>
+      </w:pPr>
+      <w:r>
+        <w:rPr>
+          <w:color w:val="00B050"/>
           <w:lang w:val="en-US"/>
         </w:rPr>
         <w:t>Sub Contractor</w:t>
@@ -5143,11 +5431,13 @@
           <w:numId w:val="2"/>
         </w:numPr>
         <w:rPr>
-          <w:lang w:val="en-US"/>
-        </w:rPr>
-      </w:pPr>
-      <w:r>
-        <w:rPr>
+          <w:color w:val="00B050"/>
+          <w:lang w:val="en-US"/>
+        </w:rPr>
+      </w:pPr>
+      <w:r>
+        <w:rPr>
+          <w:color w:val="00B050"/>
           <w:lang w:val="en-US"/>
         </w:rPr>
         <w:t>Equipment Vendor</w:t>
@@ -5161,11 +5451,13 @@
           <w:numId w:val="2"/>
         </w:numPr>
         <w:rPr>
-          <w:lang w:val="en-US"/>
-        </w:rPr>
-      </w:pPr>
-      <w:r>
-        <w:rPr>
+          <w:color w:val="00B050"/>
+          <w:lang w:val="en-US"/>
+        </w:rPr>
+      </w:pPr>
+      <w:r>
+        <w:rPr>
+          <w:color w:val="00B050"/>
           <w:lang w:val="en-US"/>
         </w:rPr>
         <w:t>Material Supplier</w:t>
@@ -5179,11 +5471,13 @@
           <w:numId w:val="2"/>
         </w:numPr>
         <w:rPr>
-          <w:lang w:val="en-US"/>
-        </w:rPr>
-      </w:pPr>
-      <w:r>
-        <w:rPr>
+          <w:color w:val="00B050"/>
+          <w:lang w:val="en-US"/>
+        </w:rPr>
+      </w:pPr>
+      <w:r>
+        <w:rPr>
+          <w:color w:val="00B050"/>
           <w:lang w:val="en-US"/>
         </w:rPr>
         <w:t>Service Provider</w:t>
@@ -5197,17 +5491,20 @@
           <w:numId w:val="2"/>
         </w:numPr>
         <w:rPr>
-          <w:lang w:val="en-US"/>
-        </w:rPr>
-      </w:pPr>
-      <w:r>
-        <w:rPr>
+          <w:color w:val="00B050"/>
+          <w:lang w:val="en-US"/>
+        </w:rPr>
+      </w:pPr>
+      <w:r>
+        <w:rPr>
+          <w:color w:val="00B050"/>
           <w:lang w:val="en-US"/>
         </w:rPr>
         <w:t>Professional</w:t>
       </w:r>
       <w:r>
         <w:rPr>
+          <w:color w:val="00B050"/>
           <w:lang w:val="en-US"/>
         </w:rPr>
         <w:t xml:space="preserve"> </w:t>
@@ -5218,17 +5515,20 @@
         <w:pStyle w:val="ListParagraph"/>
         <w:ind w:left="2160"/>
         <w:rPr>
-          <w:lang w:val="en-US"/>
-        </w:rPr>
-      </w:pPr>
-      <w:r>
-        <w:rPr>
+          <w:color w:val="00B050"/>
+          <w:lang w:val="en-US"/>
+        </w:rPr>
+      </w:pPr>
+      <w:r>
+        <w:rPr>
+          <w:color w:val="00B050"/>
           <w:lang w:val="en-US"/>
         </w:rPr>
         <w:t>A</w:t>
       </w:r>
       <w:r>
         <w:rPr>
+          <w:color w:val="00B050"/>
           <w:lang w:val="en-US"/>
         </w:rPr>
         <w:t>ccordingly ask for TDS, TCS deduction applicability.</w:t>
@@ -5242,41 +5542,48 @@
           <w:numId w:val="2"/>
         </w:numPr>
         <w:rPr>
-          <w:lang w:val="en-US"/>
-        </w:rPr>
-      </w:pPr>
-      <w:r>
-        <w:rPr>
+          <w:color w:val="00B050"/>
+          <w:lang w:val="en-US"/>
+        </w:rPr>
+      </w:pPr>
+      <w:r>
+        <w:rPr>
+          <w:color w:val="00B050"/>
           <w:lang w:val="en-US"/>
         </w:rPr>
         <w:t>P</w:t>
       </w:r>
       <w:r>
         <w:rPr>
+          <w:color w:val="00B050"/>
           <w:lang w:val="en-US"/>
         </w:rPr>
         <w:t xml:space="preserve">rovide a line of, “Sub-Category” where a user can type the exact product </w:t>
       </w:r>
       <w:r>
         <w:rPr>
+          <w:color w:val="00B050"/>
           <w:lang w:val="en-US"/>
         </w:rPr>
         <w:t xml:space="preserve">/ service </w:t>
       </w:r>
       <w:r>
         <w:rPr>
+          <w:color w:val="00B050"/>
           <w:lang w:val="en-US"/>
         </w:rPr>
         <w:t xml:space="preserve">of </w:t>
       </w:r>
       <w:r>
         <w:rPr>
+          <w:color w:val="00B050"/>
           <w:lang w:val="en-US"/>
         </w:rPr>
         <w:t xml:space="preserve">the </w:t>
       </w:r>
       <w:r>
         <w:rPr>
+          <w:color w:val="00B050"/>
           <w:lang w:val="en-US"/>
         </w:rPr>
         <w:t>vendor.</w:t>
@@ -5290,11 +5597,13 @@
           <w:numId w:val="2"/>
         </w:numPr>
         <w:rPr>
-          <w:lang w:val="en-US"/>
-        </w:rPr>
-      </w:pPr>
-      <w:r>
-        <w:rPr>
+          <w:color w:val="00B050"/>
+          <w:lang w:val="en-US"/>
+        </w:rPr>
+      </w:pPr>
+      <w:r>
+        <w:rPr>
+          <w:color w:val="00B050"/>
           <w:lang w:val="en-US"/>
         </w:rPr>
         <w:t>While adding vendor in Master’s, provide option to add</w:t>
@@ -5308,11 +5617,13 @@
           <w:numId w:val="2"/>
         </w:numPr>
         <w:rPr>
-          <w:lang w:val="en-US"/>
-        </w:rPr>
-      </w:pPr>
-      <w:r>
-        <w:rPr>
+          <w:color w:val="00B050"/>
+          <w:lang w:val="en-US"/>
+        </w:rPr>
+      </w:pPr>
+      <w:r>
+        <w:rPr>
+          <w:color w:val="00B050"/>
           <w:lang w:val="en-US"/>
         </w:rPr>
         <w:t>PAN No.</w:t>
@@ -5326,11 +5637,13 @@
           <w:numId w:val="2"/>
         </w:numPr>
         <w:rPr>
-          <w:lang w:val="en-US"/>
-        </w:rPr>
-      </w:pPr>
-      <w:r>
-        <w:rPr>
+          <w:color w:val="00B050"/>
+          <w:lang w:val="en-US"/>
+        </w:rPr>
+      </w:pPr>
+      <w:r>
+        <w:rPr>
+          <w:color w:val="00B050"/>
           <w:lang w:val="en-US"/>
         </w:rPr>
         <w:t>CIN No.</w:t>
@@ -5344,11 +5657,13 @@
           <w:numId w:val="2"/>
         </w:numPr>
         <w:rPr>
-          <w:lang w:val="en-US"/>
-        </w:rPr>
-      </w:pPr>
-      <w:r>
-        <w:rPr>
+          <w:color w:val="00B050"/>
+          <w:lang w:val="en-US"/>
+        </w:rPr>
+      </w:pPr>
+      <w:r>
+        <w:rPr>
+          <w:color w:val="00B050"/>
           <w:lang w:val="en-US"/>
         </w:rPr>
         <w:t>Address</w:t>
@@ -5362,11 +5677,13 @@
           <w:numId w:val="2"/>
         </w:numPr>
         <w:rPr>
-          <w:lang w:val="en-US"/>
-        </w:rPr>
-      </w:pPr>
-      <w:r>
-        <w:rPr>
+          <w:color w:val="00B050"/>
+          <w:lang w:val="en-US"/>
+        </w:rPr>
+      </w:pPr>
+      <w:r>
+        <w:rPr>
+          <w:color w:val="00B050"/>
           <w:lang w:val="en-US"/>
         </w:rPr>
         <w:t>Contact Person 1 - Email ID</w:t>
@@ -5380,23 +5697,20 @@
           <w:numId w:val="2"/>
         </w:numPr>
         <w:rPr>
-          <w:lang w:val="en-US"/>
-        </w:rPr>
-      </w:pPr>
-      <w:r>
-        <w:rPr>
-          <w:lang w:val="en-US"/>
-        </w:rPr>
-        <w:t>Contact Person 1 -</w:t>
-      </w:r>
-      <w:r>
-        <w:rPr>
-          <w:lang w:val="en-US"/>
-        </w:rPr>
-        <w:t xml:space="preserve"> </w:t>
-      </w:r>
-      <w:r>
-        <w:rPr>
+          <w:color w:val="00B050"/>
+          <w:lang w:val="en-US"/>
+        </w:rPr>
+      </w:pPr>
+      <w:r>
+        <w:rPr>
+          <w:color w:val="00B050"/>
+          <w:lang w:val="en-US"/>
+        </w:rPr>
+        <w:t xml:space="preserve">Contact Person 1 - </w:t>
+      </w:r>
+      <w:r>
+        <w:rPr>
+          <w:color w:val="00B050"/>
           <w:lang w:val="en-US"/>
         </w:rPr>
         <w:t>Mobile Number</w:t>
@@ -5410,11 +5724,13 @@
           <w:numId w:val="2"/>
         </w:numPr>
         <w:rPr>
-          <w:lang w:val="en-US"/>
-        </w:rPr>
-      </w:pPr>
-      <w:r>
-        <w:rPr>
+          <w:color w:val="00B050"/>
+          <w:lang w:val="en-US"/>
+        </w:rPr>
+      </w:pPr>
+      <w:r>
+        <w:rPr>
+          <w:color w:val="00B050"/>
           <w:lang w:val="en-US"/>
         </w:rPr>
         <w:t>Contact Person 2 - Email ID</w:t>
@@ -5428,35 +5744,20 @@
           <w:numId w:val="2"/>
         </w:numPr>
         <w:rPr>
-          <w:lang w:val="en-US"/>
-        </w:rPr>
-      </w:pPr>
-      <w:r>
-        <w:rPr>
-          <w:lang w:val="en-US"/>
-        </w:rPr>
-        <w:t xml:space="preserve">Contact Person </w:t>
-      </w:r>
-      <w:r>
-        <w:rPr>
-          <w:lang w:val="en-US"/>
-        </w:rPr>
-        <w:t>2</w:t>
-      </w:r>
-      <w:r>
-        <w:rPr>
-          <w:lang w:val="en-US"/>
-        </w:rPr>
-        <w:t xml:space="preserve"> -</w:t>
-      </w:r>
-      <w:r>
-        <w:rPr>
-          <w:lang w:val="en-US"/>
-        </w:rPr>
-        <w:t xml:space="preserve"> </w:t>
-      </w:r>
-      <w:r>
-        <w:rPr>
+          <w:color w:val="00B050"/>
+          <w:lang w:val="en-US"/>
+        </w:rPr>
+      </w:pPr>
+      <w:r>
+        <w:rPr>
+          <w:color w:val="00B050"/>
+          <w:lang w:val="en-US"/>
+        </w:rPr>
+        <w:t xml:space="preserve">Contact Person 2 - </w:t>
+      </w:r>
+      <w:r>
+        <w:rPr>
+          <w:color w:val="00B050"/>
           <w:lang w:val="en-US"/>
         </w:rPr>
         <w:t>Mobile Number</w:t>
@@ -5470,17 +5771,20 @@
           <w:numId w:val="2"/>
         </w:numPr>
         <w:rPr>
-          <w:lang w:val="en-US"/>
-        </w:rPr>
-      </w:pPr>
-      <w:r>
-        <w:rPr>
+          <w:color w:val="00B050"/>
+          <w:lang w:val="en-US"/>
+        </w:rPr>
+      </w:pPr>
+      <w:r>
+        <w:rPr>
+          <w:color w:val="00B050"/>
           <w:lang w:val="en-US"/>
         </w:rPr>
         <w:t xml:space="preserve">Reference 1 </w:t>
       </w:r>
       <w:r>
         <w:rPr>
+          <w:color w:val="00B050"/>
           <w:lang w:val="en-US"/>
         </w:rPr>
         <w:t>– Name</w:t>
@@ -5494,17 +5798,20 @@
           <w:numId w:val="2"/>
         </w:numPr>
         <w:rPr>
-          <w:lang w:val="en-US"/>
-        </w:rPr>
-      </w:pPr>
-      <w:r>
-        <w:rPr>
+          <w:color w:val="00B050"/>
+          <w:lang w:val="en-US"/>
+        </w:rPr>
+      </w:pPr>
+      <w:r>
+        <w:rPr>
+          <w:color w:val="00B050"/>
           <w:lang w:val="en-US"/>
         </w:rPr>
         <w:t xml:space="preserve">Reference 1 - </w:t>
       </w:r>
       <w:r>
         <w:rPr>
+          <w:color w:val="00B050"/>
           <w:lang w:val="en-US"/>
         </w:rPr>
         <w:t>Mobile Number</w:t>
@@ -5518,17 +5825,20 @@
           <w:numId w:val="2"/>
         </w:numPr>
         <w:rPr>
-          <w:lang w:val="en-US"/>
-        </w:rPr>
-      </w:pPr>
-      <w:r>
-        <w:rPr>
+          <w:color w:val="00B050"/>
+          <w:lang w:val="en-US"/>
+        </w:rPr>
+      </w:pPr>
+      <w:r>
+        <w:rPr>
+          <w:color w:val="00B050"/>
           <w:lang w:val="en-US"/>
         </w:rPr>
         <w:t xml:space="preserve">Reference 2 </w:t>
       </w:r>
       <w:r>
         <w:rPr>
+          <w:color w:val="00B050"/>
           <w:lang w:val="en-US"/>
         </w:rPr>
         <w:t xml:space="preserve">– Name </w:t>
@@ -5542,17 +5852,20 @@
           <w:numId w:val="2"/>
         </w:numPr>
         <w:rPr>
-          <w:lang w:val="en-US"/>
-        </w:rPr>
-      </w:pPr>
-      <w:r>
-        <w:rPr>
+          <w:color w:val="00B050"/>
+          <w:lang w:val="en-US"/>
+        </w:rPr>
+      </w:pPr>
+      <w:r>
+        <w:rPr>
+          <w:color w:val="00B050"/>
           <w:lang w:val="en-US"/>
         </w:rPr>
         <w:t xml:space="preserve">Reference 2 - </w:t>
       </w:r>
       <w:r>
         <w:rPr>
+          <w:color w:val="00B050"/>
           <w:lang w:val="en-US"/>
         </w:rPr>
         <w:t>Mobile Number</w:t>
@@ -5566,11 +5879,13 @@
           <w:numId w:val="2"/>
         </w:numPr>
         <w:rPr>
-          <w:lang w:val="en-US"/>
-        </w:rPr>
-      </w:pPr>
-      <w:r>
-        <w:rPr>
+          <w:color w:val="00B050"/>
+          <w:lang w:val="en-US"/>
+        </w:rPr>
+      </w:pPr>
+      <w:r>
+        <w:rPr>
+          <w:color w:val="00B050"/>
           <w:lang w:val="en-US"/>
         </w:rPr>
         <w:t>Bank Name</w:t>
@@ -5584,11 +5899,13 @@
           <w:numId w:val="2"/>
         </w:numPr>
         <w:rPr>
-          <w:lang w:val="en-US"/>
-        </w:rPr>
-      </w:pPr>
-      <w:r>
-        <w:rPr>
+          <w:color w:val="00B050"/>
+          <w:lang w:val="en-US"/>
+        </w:rPr>
+      </w:pPr>
+      <w:r>
+        <w:rPr>
+          <w:color w:val="00B050"/>
           <w:lang w:val="en-US"/>
         </w:rPr>
         <w:t>Account Number</w:t>
@@ -5602,11 +5919,13 @@
           <w:numId w:val="2"/>
         </w:numPr>
         <w:rPr>
-          <w:lang w:val="en-US"/>
-        </w:rPr>
-      </w:pPr>
-      <w:r>
-        <w:rPr>
+          <w:color w:val="00B050"/>
+          <w:lang w:val="en-US"/>
+        </w:rPr>
+      </w:pPr>
+      <w:r>
+        <w:rPr>
+          <w:color w:val="00B050"/>
           <w:lang w:val="en-US"/>
         </w:rPr>
         <w:t xml:space="preserve">IFSC Code. </w:t>
@@ -5617,11 +5936,13 @@
         <w:pStyle w:val="ListParagraph"/>
         <w:ind w:left="2160"/>
         <w:rPr>
-          <w:lang w:val="en-US"/>
-        </w:rPr>
-      </w:pPr>
-      <w:r>
-        <w:rPr>
+          <w:color w:val="00B050"/>
+          <w:lang w:val="en-US"/>
+        </w:rPr>
+      </w:pPr>
+      <w:r>
+        <w:rPr>
+          <w:color w:val="00B050"/>
           <w:lang w:val="en-US"/>
         </w:rPr>
         <w:t xml:space="preserve">In payment terms line, provide option to select Advance Payment %, Balance Payment Credit days. </w:t>
@@ -5631,6 +5952,9 @@
       <w:pPr>
         <w:pStyle w:val="ListParagraph"/>
         <w:ind w:left="1440"/>
+        <w:rPr>
+          <w:color w:val="00B050"/>
+        </w:rPr>
       </w:pPr>
     </w:p>
     <w:p>
@@ -5641,11 +5965,13 @@
           <w:numId w:val="2"/>
         </w:numPr>
         <w:rPr>
-          <w:lang w:val="en-US"/>
-        </w:rPr>
-      </w:pPr>
-      <w:r>
-        <w:rPr>
+          <w:color w:val="00B050"/>
+          <w:lang w:val="en-US"/>
+        </w:rPr>
+      </w:pPr>
+      <w:r>
+        <w:rPr>
+          <w:color w:val="00B050"/>
           <w:lang w:val="en-US"/>
         </w:rPr>
         <w:t>HR Module</w:t>
@@ -5659,29 +5985,20 @@
           <w:numId w:val="2"/>
         </w:numPr>
         <w:rPr>
-          <w:lang w:val="en-US"/>
-        </w:rPr>
-      </w:pPr>
-      <w:r>
-        <w:rPr>
-          <w:lang w:val="en-US"/>
-        </w:rPr>
-        <w:t>In HR Module, provide, “Gate Register” tab</w:t>
-      </w:r>
-      <w:r>
-        <w:rPr>
-          <w:lang w:val="en-US"/>
-        </w:rPr>
-        <w:t>,</w:t>
-      </w:r>
-      <w:r>
-        <w:rPr>
-          <w:lang w:val="en-US"/>
-        </w:rPr>
-        <w:t xml:space="preserve"> where visitors and all employees entry can be done and accordingly attendance for employees will be punched </w:t>
-      </w:r>
-      <w:r>
-        <w:rPr>
+          <w:color w:val="00B050"/>
+          <w:lang w:val="en-US"/>
+        </w:rPr>
+      </w:pPr>
+      <w:r>
+        <w:rPr>
+          <w:color w:val="00B050"/>
+          <w:lang w:val="en-US"/>
+        </w:rPr>
+        <w:t xml:space="preserve">In HR Module, provide, “Gate Register” tab, where visitors and all employees entry can be done and accordingly attendance for employees will be punched </w:t>
+      </w:r>
+      <w:r>
+        <w:rPr>
+          <w:color w:val="00B050"/>
           <w:lang w:val="en-US"/>
         </w:rPr>
         <w:lastRenderedPageBreak/>
@@ -5696,11 +6013,13 @@
           <w:numId w:val="2"/>
         </w:numPr>
         <w:rPr>
-          <w:lang w:val="en-US"/>
-        </w:rPr>
-      </w:pPr>
-      <w:r>
-        <w:rPr>
+          <w:color w:val="00B050"/>
+          <w:lang w:val="en-US"/>
+        </w:rPr>
+      </w:pPr>
+      <w:r>
+        <w:rPr>
+          <w:color w:val="00B050"/>
           <w:lang w:val="en-US"/>
         </w:rPr>
         <w:t>Name</w:t>
@@ -5714,11 +6033,13 @@
           <w:numId w:val="2"/>
         </w:numPr>
         <w:rPr>
-          <w:lang w:val="en-US"/>
-        </w:rPr>
-      </w:pPr>
-      <w:r>
-        <w:rPr>
+          <w:color w:val="00B050"/>
+          <w:lang w:val="en-US"/>
+        </w:rPr>
+      </w:pPr>
+      <w:r>
+        <w:rPr>
+          <w:color w:val="00B050"/>
           <w:lang w:val="en-US"/>
         </w:rPr>
         <w:t>Address</w:t>
@@ -5732,11 +6053,13 @@
           <w:numId w:val="2"/>
         </w:numPr>
         <w:rPr>
-          <w:lang w:val="en-US"/>
-        </w:rPr>
-      </w:pPr>
-      <w:r>
-        <w:rPr>
+          <w:color w:val="00B050"/>
+          <w:lang w:val="en-US"/>
+        </w:rPr>
+      </w:pPr>
+      <w:r>
+        <w:rPr>
+          <w:color w:val="00B050"/>
           <w:lang w:val="en-US"/>
         </w:rPr>
         <w:t>Mobile No.</w:t>
@@ -5750,11 +6073,13 @@
           <w:numId w:val="2"/>
         </w:numPr>
         <w:rPr>
-          <w:lang w:val="en-US"/>
-        </w:rPr>
-      </w:pPr>
-      <w:r>
-        <w:rPr>
+          <w:color w:val="00B050"/>
+          <w:lang w:val="en-US"/>
+        </w:rPr>
+      </w:pPr>
+      <w:r>
+        <w:rPr>
+          <w:color w:val="00B050"/>
           <w:lang w:val="en-US"/>
         </w:rPr>
         <w:t>Purpose</w:t>
@@ -5768,11 +6093,13 @@
           <w:numId w:val="2"/>
         </w:numPr>
         <w:rPr>
-          <w:lang w:val="en-US"/>
-        </w:rPr>
-      </w:pPr>
-      <w:r>
-        <w:rPr>
+          <w:color w:val="00B050"/>
+          <w:lang w:val="en-US"/>
+        </w:rPr>
+      </w:pPr>
+      <w:r>
+        <w:rPr>
+          <w:color w:val="00B050"/>
           <w:lang w:val="en-US"/>
         </w:rPr>
         <w:t>Whom to Visit</w:t>
@@ -5783,11 +6110,13 @@
         <w:pStyle w:val="ListParagraph"/>
         <w:ind w:left="2160"/>
         <w:rPr>
-          <w:lang w:val="en-US"/>
-        </w:rPr>
-      </w:pPr>
-      <w:r>
-        <w:rPr>
+          <w:color w:val="00B050"/>
+          <w:lang w:val="en-US"/>
+        </w:rPr>
+      </w:pPr>
+      <w:r>
+        <w:rPr>
+          <w:color w:val="00B050"/>
           <w:lang w:val="en-US"/>
         </w:rPr>
         <w:t>Provide separate button to mark Time-In and Time-Out.</w:t>
@@ -5851,7 +6180,19 @@
         <w:rPr>
           <w:lang w:val="en-US"/>
         </w:rPr>
-        <w:t xml:space="preserve"> related to the Sale Order. In this Job Order provide option to categories the line items of SO into Phase &amp; Task. </w:t>
+        <w:t xml:space="preserve"> </w:t>
+      </w:r>
+      <w:r>
+        <w:rPr>
+          <w:lang w:val="en-US"/>
+        </w:rPr>
+        <w:t>subsequent</w:t>
+      </w:r>
+      <w:r>
+        <w:rPr>
+          <w:lang w:val="en-US"/>
+        </w:rPr>
+        <w:t xml:space="preserve"> to the Sale Order. In this Job Order provide option to categories the line items of Sale Order into Phase &amp; Task. </w:t>
       </w:r>
       <w:r>
         <w:rPr>
@@ -5875,13 +6216,7 @@
         <w:rPr>
           <w:lang w:val="en-US"/>
         </w:rPr>
-        <w:t>S</w:t>
-      </w:r>
-      <w:r>
-        <w:rPr>
-          <w:lang w:val="en-US"/>
-        </w:rPr>
-        <w:t>ite Preparation</w:t>
+        <w:t>Site Preparation</w:t>
       </w:r>
     </w:p>
     <w:p>
@@ -5983,43 +6318,1378 @@
         <w:rPr>
           <w:lang w:val="en-US"/>
         </w:rPr>
+        <w:t xml:space="preserve">Provide option to generate Bill of Quantity, Bill of Material, </w:t>
+      </w:r>
+      <w:proofErr w:type="spellStart"/>
+      <w:r>
+        <w:rPr>
+          <w:lang w:val="en-US"/>
+        </w:rPr>
+        <w:t>Labour</w:t>
+      </w:r>
+      <w:proofErr w:type="spellEnd"/>
+      <w:r>
+        <w:rPr>
+          <w:lang w:val="en-US"/>
+        </w:rPr>
+        <w:t xml:space="preserve"> Estimation, Tools and Machinery Estimation, etc. required for that Job Order, accordingly allocate budget to that particular Job Order. Accordingly track cost overrun and time overrun &amp; quantity status. And display the same on dashboard.</w:t>
+      </w:r>
+      <w:r>
+        <w:rPr>
+          <w:lang w:val="en-US"/>
+        </w:rPr>
+        <w:t xml:space="preserve"> There could be multiple Sale Order’s for a particular site.</w:t>
+      </w:r>
+    </w:p>
+    <w:p>
+      <w:pPr>
+        <w:pStyle w:val="ListParagraph"/>
+        <w:ind w:left="1440"/>
+        <w:rPr>
+          <w:lang w:val="en-US"/>
+        </w:rPr>
+      </w:pPr>
+    </w:p>
+    <w:p>
+      <w:pPr>
+        <w:pStyle w:val="ListParagraph"/>
+        <w:numPr>
+          <w:ilvl w:val="0"/>
+          <w:numId w:val="2"/>
+        </w:numPr>
+        <w:rPr>
+          <w:lang w:val="en-US"/>
+        </w:rPr>
+      </w:pPr>
+      <w:r>
+        <w:rPr>
+          <w:lang w:val="en-US"/>
+        </w:rPr>
+        <w:t>DPR Module</w:t>
+      </w:r>
+    </w:p>
+    <w:p>
+      <w:pPr>
+        <w:pStyle w:val="ListParagraph"/>
+        <w:numPr>
+          <w:ilvl w:val="1"/>
+          <w:numId w:val="2"/>
+        </w:numPr>
+        <w:rPr>
+          <w:lang w:val="en-US"/>
+        </w:rPr>
+      </w:pPr>
+      <w:r>
+        <w:rPr>
+          <w:lang w:val="en-US"/>
+        </w:rPr>
+        <w:t xml:space="preserve">DPR will be </w:t>
+      </w:r>
+      <w:r>
+        <w:rPr>
+          <w:lang w:val="en-US"/>
+        </w:rPr>
+        <w:t xml:space="preserve">punched only against </w:t>
+      </w:r>
+      <w:r>
+        <w:rPr>
+          <w:lang w:val="en-US"/>
+        </w:rPr>
+        <w:t>JOB Order</w:t>
+      </w:r>
+      <w:r>
+        <w:rPr>
+          <w:lang w:val="en-US"/>
+        </w:rPr>
+        <w:t>.</w:t>
+      </w:r>
+    </w:p>
+    <w:p>
+      <w:pPr>
+        <w:pStyle w:val="ListParagraph"/>
+        <w:numPr>
+          <w:ilvl w:val="1"/>
+          <w:numId w:val="2"/>
+        </w:numPr>
+        <w:rPr>
+          <w:lang w:val="en-US"/>
+        </w:rPr>
+      </w:pPr>
+      <w:r>
+        <w:rPr>
+          <w:lang w:val="en-US"/>
+        </w:rPr>
+        <w:t>While punching DPR, in Work Progress Entries section, if service is selected then provide a quick display of balance quantities of line items of P</w:t>
+      </w:r>
+      <w:r>
+        <w:rPr>
+          <w:lang w:val="en-US"/>
+        </w:rPr>
+        <w:t xml:space="preserve">urchase </w:t>
+      </w:r>
+      <w:r>
+        <w:rPr>
+          <w:lang w:val="en-US"/>
+        </w:rPr>
+        <w:t>O</w:t>
+      </w:r>
+      <w:r>
+        <w:rPr>
+          <w:lang w:val="en-US"/>
+        </w:rPr>
+        <w:t>rder</w:t>
+      </w:r>
+      <w:r>
+        <w:rPr>
+          <w:lang w:val="en-US"/>
+        </w:rPr>
+        <w:t xml:space="preserve"> and if items is selected then provide a quick display of balance items on that site.</w:t>
+      </w:r>
+    </w:p>
+    <w:p>
+      <w:pPr>
+        <w:pStyle w:val="ListParagraph"/>
+        <w:numPr>
+          <w:ilvl w:val="1"/>
+          <w:numId w:val="2"/>
+        </w:numPr>
+        <w:rPr>
+          <w:lang w:val="en-US"/>
+        </w:rPr>
+      </w:pPr>
+      <w:r>
+        <w:rPr>
+          <w:lang w:val="en-US"/>
+        </w:rPr>
+        <w:t>In DPR provide option to report accidents.</w:t>
+      </w:r>
+    </w:p>
+    <w:p>
+      <w:pPr>
+        <w:pStyle w:val="ListParagraph"/>
+        <w:numPr>
+          <w:ilvl w:val="1"/>
+          <w:numId w:val="2"/>
+        </w:numPr>
+        <w:rPr>
+          <w:lang w:val="en-US"/>
+        </w:rPr>
+      </w:pPr>
+      <w:r>
+        <w:rPr>
+          <w:lang w:val="en-US"/>
+        </w:rPr>
+        <w:t>Provide a tab, “Issues”. While punching an Issue provide options like,</w:t>
+      </w:r>
+    </w:p>
+    <w:p>
+      <w:pPr>
+        <w:pStyle w:val="ListParagraph"/>
+        <w:numPr>
+          <w:ilvl w:val="2"/>
+          <w:numId w:val="2"/>
+        </w:numPr>
+        <w:rPr>
+          <w:lang w:val="en-US"/>
+        </w:rPr>
+      </w:pPr>
+      <w:r>
+        <w:rPr>
+          <w:lang w:val="en-US"/>
+        </w:rPr>
+        <w:t>Title</w:t>
+      </w:r>
+    </w:p>
+    <w:p>
+      <w:pPr>
+        <w:pStyle w:val="ListParagraph"/>
+        <w:numPr>
+          <w:ilvl w:val="2"/>
+          <w:numId w:val="2"/>
+        </w:numPr>
+        <w:rPr>
+          <w:lang w:val="en-US"/>
+        </w:rPr>
+      </w:pPr>
+      <w:r>
+        <w:rPr>
+          <w:lang w:val="en-US"/>
+        </w:rPr>
+        <w:t xml:space="preserve">Issue </w:t>
+      </w:r>
+      <w:r>
+        <w:rPr>
+          <w:lang w:val="en-US"/>
+        </w:rPr>
+        <w:t>Description</w:t>
+      </w:r>
+    </w:p>
+    <w:p>
+      <w:pPr>
+        <w:pStyle w:val="ListParagraph"/>
+        <w:numPr>
+          <w:ilvl w:val="2"/>
+          <w:numId w:val="2"/>
+        </w:numPr>
+        <w:rPr>
+          <w:lang w:val="en-US"/>
+        </w:rPr>
+      </w:pPr>
+      <w:r>
+        <w:rPr>
+          <w:lang w:val="en-US"/>
+        </w:rPr>
+        <w:t>Priority</w:t>
+      </w:r>
+      <w:r>
+        <w:rPr>
+          <w:lang w:val="en-US"/>
+        </w:rPr>
+        <w:t xml:space="preserve"> </w:t>
+      </w:r>
+      <w:r>
+        <w:rPr>
+          <w:lang w:val="en-US"/>
+        </w:rPr>
+        <w:t>Status</w:t>
+      </w:r>
+    </w:p>
+    <w:p>
+      <w:pPr>
+        <w:pStyle w:val="ListParagraph"/>
+        <w:numPr>
+          <w:ilvl w:val="2"/>
+          <w:numId w:val="2"/>
+        </w:numPr>
+        <w:rPr>
+          <w:lang w:val="en-US"/>
+        </w:rPr>
+      </w:pPr>
+      <w:r>
+        <w:rPr>
+          <w:lang w:val="en-US"/>
+        </w:rPr>
+        <w:t>Due Date</w:t>
+      </w:r>
+    </w:p>
+    <w:p>
+      <w:pPr>
+        <w:pStyle w:val="ListParagraph"/>
+        <w:numPr>
+          <w:ilvl w:val="2"/>
+          <w:numId w:val="2"/>
+        </w:numPr>
+        <w:rPr>
+          <w:lang w:val="en-US"/>
+        </w:rPr>
+      </w:pPr>
+      <w:r>
+        <w:rPr>
+          <w:lang w:val="en-US"/>
+        </w:rPr>
+        <w:t xml:space="preserve">Current Status (Open, Resolved, Rejected, </w:t>
+      </w:r>
+    </w:p>
+    <w:p>
+      <w:pPr>
+        <w:pStyle w:val="ListParagraph"/>
+        <w:numPr>
+          <w:ilvl w:val="2"/>
+          <w:numId w:val="2"/>
+        </w:numPr>
+        <w:rPr>
+          <w:lang w:val="en-US"/>
+        </w:rPr>
+      </w:pPr>
+      <w:r>
+        <w:rPr>
+          <w:lang w:val="en-US"/>
+        </w:rPr>
+        <w:t>Created By</w:t>
+      </w:r>
+    </w:p>
+    <w:p>
+      <w:pPr>
+        <w:pStyle w:val="ListParagraph"/>
+        <w:numPr>
+          <w:ilvl w:val="2"/>
+          <w:numId w:val="2"/>
+        </w:numPr>
+        <w:rPr>
+          <w:lang w:val="en-US"/>
+        </w:rPr>
+      </w:pPr>
+      <w:r>
+        <w:rPr>
+          <w:lang w:val="en-US"/>
+        </w:rPr>
+        <w:lastRenderedPageBreak/>
+        <w:t>Assigned To</w:t>
+      </w:r>
+    </w:p>
+    <w:p>
+      <w:pPr>
+        <w:pStyle w:val="ListParagraph"/>
+        <w:numPr>
+          <w:ilvl w:val="2"/>
+          <w:numId w:val="2"/>
+        </w:numPr>
+        <w:rPr>
+          <w:lang w:val="en-US"/>
+        </w:rPr>
+      </w:pPr>
+      <w:r>
+        <w:rPr>
+          <w:lang w:val="en-US"/>
+        </w:rPr>
+        <w:t>Created At</w:t>
+      </w:r>
+    </w:p>
+    <w:p>
+      <w:pPr>
+        <w:pStyle w:val="ListParagraph"/>
+        <w:numPr>
+          <w:ilvl w:val="1"/>
+          <w:numId w:val="2"/>
+        </w:numPr>
+        <w:rPr>
+          <w:lang w:val="en-US"/>
+        </w:rPr>
+      </w:pPr>
+      <w:r>
+        <w:rPr>
+          <w:lang w:val="en-US"/>
+        </w:rPr>
+        <w:t>Show GANTT charts in DPR Module.</w:t>
+      </w:r>
+    </w:p>
+    <w:p>
+      <w:pPr>
+        <w:pStyle w:val="ListParagraph"/>
+        <w:ind w:left="1440"/>
+        <w:rPr>
+          <w:lang w:val="en-US"/>
+        </w:rPr>
+      </w:pPr>
+    </w:p>
+    <w:p>
+      <w:pPr>
+        <w:pStyle w:val="ListParagraph"/>
+        <w:numPr>
+          <w:ilvl w:val="0"/>
+          <w:numId w:val="2"/>
+        </w:numPr>
+        <w:rPr>
+          <w:lang w:val="en-US"/>
+        </w:rPr>
+      </w:pPr>
+      <w:r>
+        <w:rPr>
+          <w:lang w:val="en-US"/>
+        </w:rPr>
+        <w:t>Purchase Module</w:t>
+      </w:r>
+    </w:p>
+    <w:p>
+      <w:pPr>
+        <w:pStyle w:val="ListParagraph"/>
+        <w:numPr>
+          <w:ilvl w:val="1"/>
+          <w:numId w:val="2"/>
+        </w:numPr>
+        <w:rPr>
+          <w:lang w:val="en-US"/>
+        </w:rPr>
+      </w:pPr>
+      <w:r>
+        <w:rPr>
+          <w:lang w:val="en-US"/>
+        </w:rPr>
+        <w:t>Provide option to punch Purchase Requisition for particular Job Order. Then based on Purchase Requisition, provide a button to convert the Purchase requisition to Purchase Order.</w:t>
+      </w:r>
+    </w:p>
+    <w:p>
+      <w:pPr>
+        <w:pStyle w:val="ListParagraph"/>
+        <w:numPr>
+          <w:ilvl w:val="1"/>
+          <w:numId w:val="2"/>
+        </w:numPr>
+        <w:rPr>
+          <w:lang w:val="en-US"/>
+        </w:rPr>
+      </w:pPr>
+      <w:r>
+        <w:rPr>
+          <w:lang w:val="en-US"/>
+        </w:rPr>
+        <w:t xml:space="preserve">While punching Purchase Requisition, provide following options, </w:t>
+      </w:r>
+    </w:p>
+    <w:p>
+      <w:pPr>
+        <w:pStyle w:val="ListParagraph"/>
+        <w:numPr>
+          <w:ilvl w:val="2"/>
+          <w:numId w:val="2"/>
+        </w:numPr>
+        <w:rPr>
+          <w:lang w:val="en-US"/>
+        </w:rPr>
+      </w:pPr>
+      <w:r>
+        <w:rPr>
+          <w:lang w:val="en-US"/>
+        </w:rPr>
+        <w:t>Material (autoloaded as per Bill of Material of Job Order)</w:t>
+      </w:r>
+    </w:p>
+    <w:p>
+      <w:pPr>
+        <w:pStyle w:val="ListParagraph"/>
+        <w:numPr>
+          <w:ilvl w:val="2"/>
+          <w:numId w:val="2"/>
+        </w:numPr>
+        <w:rPr>
+          <w:lang w:val="en-US"/>
+        </w:rPr>
+      </w:pPr>
+      <w:r>
+        <w:rPr>
+          <w:lang w:val="en-US"/>
+        </w:rPr>
+        <w:t>Quantity of Material</w:t>
+      </w:r>
+    </w:p>
+    <w:p>
+      <w:pPr>
+        <w:pStyle w:val="ListParagraph"/>
+        <w:numPr>
+          <w:ilvl w:val="2"/>
+          <w:numId w:val="2"/>
+        </w:numPr>
+        <w:rPr>
+          <w:lang w:val="en-US"/>
+        </w:rPr>
+      </w:pPr>
+      <w:r>
+        <w:rPr>
+          <w:lang w:val="en-US"/>
+        </w:rPr>
+        <w:t>Status</w:t>
+      </w:r>
+    </w:p>
+    <w:p>
+      <w:pPr>
+        <w:pStyle w:val="ListParagraph"/>
+        <w:numPr>
+          <w:ilvl w:val="2"/>
+          <w:numId w:val="2"/>
+        </w:numPr>
+        <w:rPr>
+          <w:lang w:val="en-US"/>
+        </w:rPr>
+      </w:pPr>
+      <w:r>
+        <w:rPr>
+          <w:lang w:val="en-US"/>
+        </w:rPr>
+        <w:t>Reason</w:t>
+      </w:r>
+    </w:p>
+    <w:p>
+      <w:pPr>
+        <w:pStyle w:val="ListParagraph"/>
+        <w:numPr>
+          <w:ilvl w:val="2"/>
+          <w:numId w:val="2"/>
+        </w:numPr>
+        <w:rPr>
+          <w:lang w:val="en-US"/>
+        </w:rPr>
+      </w:pPr>
+      <w:r>
+        <w:rPr>
+          <w:lang w:val="en-US"/>
+        </w:rPr>
+        <w:t>Remarks</w:t>
+      </w:r>
+    </w:p>
+    <w:p>
+      <w:pPr>
+        <w:pStyle w:val="ListParagraph"/>
+        <w:numPr>
+          <w:ilvl w:val="2"/>
+          <w:numId w:val="2"/>
+        </w:numPr>
+        <w:rPr>
+          <w:lang w:val="en-US"/>
+        </w:rPr>
+      </w:pPr>
+      <w:r>
+        <w:rPr>
+          <w:lang w:val="en-US"/>
+        </w:rPr>
+        <w:t>Required By Date</w:t>
+      </w:r>
+    </w:p>
+    <w:p>
+      <w:pPr>
+        <w:pStyle w:val="ListParagraph"/>
+        <w:numPr>
+          <w:ilvl w:val="2"/>
+          <w:numId w:val="2"/>
+        </w:numPr>
+        <w:rPr>
+          <w:lang w:val="en-US"/>
+        </w:rPr>
+      </w:pPr>
+      <w:r>
+        <w:rPr>
+          <w:lang w:val="en-US"/>
+        </w:rPr>
+        <w:t xml:space="preserve">Requisition Generated by </w:t>
+      </w:r>
+    </w:p>
+    <w:p>
+      <w:pPr>
+        <w:pStyle w:val="ListParagraph"/>
+        <w:numPr>
+          <w:ilvl w:val="2"/>
+          <w:numId w:val="2"/>
+        </w:numPr>
+        <w:rPr>
+          <w:lang w:val="en-US"/>
+        </w:rPr>
+      </w:pPr>
+      <w:r>
+        <w:rPr>
+          <w:lang w:val="en-US"/>
+        </w:rPr>
+        <w:t>Requisition Approved by</w:t>
+      </w:r>
+    </w:p>
+    <w:p>
+      <w:pPr>
+        <w:pStyle w:val="ListParagraph"/>
+        <w:ind w:left="2160"/>
+        <w:rPr>
+          <w:lang w:val="en-US"/>
+        </w:rPr>
+      </w:pPr>
+      <w:r>
+        <w:rPr>
+          <w:lang w:val="en-US"/>
+        </w:rPr>
+        <w:t>(Please note, the quantity of any material cannot exceed the quantity specified in the Bill of Material for that particular item in the Job Order, in case if so happens, then firstly the Bill of Material should be revised only by Owner or Admin or Manager or Site Manager.)</w:t>
+      </w:r>
+    </w:p>
+    <w:p>
+      <w:pPr>
+        <w:pStyle w:val="ListParagraph"/>
+        <w:numPr>
+          <w:ilvl w:val="1"/>
+          <w:numId w:val="2"/>
+        </w:numPr>
+        <w:rPr>
+          <w:lang w:val="en-US"/>
+        </w:rPr>
+      </w:pPr>
+      <w:r>
+        <w:rPr>
+          <w:lang w:val="en-US"/>
+        </w:rPr>
         <w:t xml:space="preserve">Provide option to </w:t>
       </w:r>
       <w:r>
         <w:rPr>
           <w:lang w:val="en-US"/>
         </w:rPr>
-        <w:t>generate Bill of Quantity, Bill of Material, Labour Estimation, Tools and Machinery Estimation, etc. required for that Job</w:t>
-      </w:r>
-      <w:r>
-        <w:rPr>
-          <w:lang w:val="en-US"/>
-        </w:rPr>
-        <w:t xml:space="preserve"> Order</w:t>
-      </w:r>
-      <w:r>
-        <w:rPr>
-          <w:lang w:val="en-US"/>
-        </w:rPr>
-        <w:t xml:space="preserve">, accordingly </w:t>
-      </w:r>
-      <w:r>
-        <w:rPr>
-          <w:lang w:val="en-US"/>
-        </w:rPr>
-        <w:t xml:space="preserve">allocate budget to </w:t>
-      </w:r>
-      <w:r>
-        <w:rPr>
-          <w:lang w:val="en-US"/>
-        </w:rPr>
-        <w:t>that particular</w:t>
-      </w:r>
-      <w:r>
-        <w:rPr>
-          <w:lang w:val="en-US"/>
-        </w:rPr>
-        <w:t xml:space="preserve"> Job Order. Accordingly track cost overrun and time overrun &amp; quantity status. And display the same on dashboard.</w:t>
+        <w:t>Admin or Site manager or Manager or Owner</w:t>
+      </w:r>
+      <w:r>
+        <w:rPr>
+          <w:lang w:val="en-US"/>
+        </w:rPr>
+        <w:t xml:space="preserve"> to Approve or Reject or Edit or Hold the Purchase Requisition. Accordingly show the status. </w:t>
+      </w:r>
+    </w:p>
+    <w:p>
+      <w:pPr>
+        <w:pStyle w:val="ListParagraph"/>
+        <w:numPr>
+          <w:ilvl w:val="1"/>
+          <w:numId w:val="2"/>
+        </w:numPr>
+        <w:rPr>
+          <w:lang w:val="en-US"/>
+        </w:rPr>
+      </w:pPr>
+      <w:r>
+        <w:rPr>
+          <w:lang w:val="en-US"/>
+        </w:rPr>
+        <w:t>When I open or view a PURCHASE ORDER, generate a second page on which it should show the Purchase Requisition quantity, Purchase Order quantity, Completed / Received Quantity as per GRN, balance quantity and invoiced quantity and amount so far.</w:t>
+      </w:r>
+    </w:p>
+    <w:p>
+      <w:pPr>
+        <w:pStyle w:val="ListParagraph"/>
+        <w:numPr>
+          <w:ilvl w:val="1"/>
+          <w:numId w:val="2"/>
+        </w:numPr>
+        <w:rPr>
+          <w:lang w:val="en-US"/>
+        </w:rPr>
+      </w:pPr>
+      <w:r>
+        <w:rPr>
+          <w:lang w:val="en-US"/>
+        </w:rPr>
+        <w:t>Provide option to create Job Order &amp; Purchase Order for Head Office expenses also.</w:t>
+      </w:r>
+    </w:p>
+    <w:p>
+      <w:pPr>
+        <w:pStyle w:val="ListParagraph"/>
+        <w:numPr>
+          <w:ilvl w:val="1"/>
+          <w:numId w:val="2"/>
+        </w:numPr>
+        <w:rPr>
+          <w:lang w:val="en-US"/>
+        </w:rPr>
+      </w:pPr>
+      <w:r>
+        <w:rPr>
+          <w:lang w:val="en-US"/>
+        </w:rPr>
+        <w:t>Provide Reconciliation tab, which will display following details,</w:t>
+      </w:r>
+    </w:p>
+    <w:p>
+      <w:pPr>
+        <w:pStyle w:val="ListParagraph"/>
+        <w:numPr>
+          <w:ilvl w:val="2"/>
+          <w:numId w:val="2"/>
+        </w:numPr>
+        <w:rPr>
+          <w:lang w:val="en-US"/>
+        </w:rPr>
+      </w:pPr>
+      <w:r>
+        <w:rPr>
+          <w:lang w:val="en-US"/>
+        </w:rPr>
+        <w:t>PO Number</w:t>
+      </w:r>
+    </w:p>
+    <w:p>
+      <w:pPr>
+        <w:pStyle w:val="ListParagraph"/>
+        <w:numPr>
+          <w:ilvl w:val="2"/>
+          <w:numId w:val="2"/>
+        </w:numPr>
+        <w:rPr>
+          <w:lang w:val="en-US"/>
+        </w:rPr>
+      </w:pPr>
+      <w:r>
+        <w:rPr>
+          <w:lang w:val="en-US"/>
+        </w:rPr>
+        <w:t>Vendor</w:t>
+      </w:r>
+      <w:r>
+        <w:rPr>
+          <w:lang w:val="en-US"/>
+        </w:rPr>
+        <w:tab/>
+      </w:r>
+    </w:p>
+    <w:p>
+      <w:pPr>
+        <w:pStyle w:val="ListParagraph"/>
+        <w:numPr>
+          <w:ilvl w:val="2"/>
+          <w:numId w:val="2"/>
+        </w:numPr>
+        <w:rPr>
+          <w:lang w:val="en-US"/>
+        </w:rPr>
+      </w:pPr>
+      <w:r>
+        <w:rPr>
+          <w:lang w:val="en-US"/>
+        </w:rPr>
+        <w:t>Project</w:t>
+      </w:r>
+      <w:r>
+        <w:rPr>
+          <w:lang w:val="en-US"/>
+        </w:rPr>
+        <w:tab/>
+      </w:r>
+    </w:p>
+    <w:p>
+      <w:pPr>
+        <w:pStyle w:val="ListParagraph"/>
+        <w:numPr>
+          <w:ilvl w:val="2"/>
+          <w:numId w:val="2"/>
+        </w:numPr>
+        <w:rPr>
+          <w:lang w:val="en-US"/>
+        </w:rPr>
+      </w:pPr>
+      <w:r>
+        <w:rPr>
+          <w:lang w:val="en-US"/>
+        </w:rPr>
+        <w:t>PO Status</w:t>
+      </w:r>
+    </w:p>
+    <w:p>
+      <w:pPr>
+        <w:pStyle w:val="ListParagraph"/>
+        <w:numPr>
+          <w:ilvl w:val="2"/>
+          <w:numId w:val="2"/>
+        </w:numPr>
+        <w:rPr>
+          <w:lang w:val="en-US"/>
+        </w:rPr>
+      </w:pPr>
+      <w:r>
+        <w:rPr>
+          <w:lang w:val="en-US"/>
+        </w:rPr>
+        <w:t>Ordered</w:t>
+      </w:r>
+    </w:p>
+    <w:p>
+      <w:pPr>
+        <w:pStyle w:val="ListParagraph"/>
+        <w:numPr>
+          <w:ilvl w:val="2"/>
+          <w:numId w:val="2"/>
+        </w:numPr>
+        <w:rPr>
+          <w:lang w:val="en-US"/>
+        </w:rPr>
+      </w:pPr>
+      <w:r>
+        <w:rPr>
+          <w:lang w:val="en-US"/>
+        </w:rPr>
+        <w:t>Received</w:t>
+      </w:r>
+    </w:p>
+    <w:p>
+      <w:pPr>
+        <w:pStyle w:val="ListParagraph"/>
+        <w:numPr>
+          <w:ilvl w:val="2"/>
+          <w:numId w:val="2"/>
+        </w:numPr>
+        <w:rPr>
+          <w:lang w:val="en-US"/>
+        </w:rPr>
+      </w:pPr>
+      <w:r>
+        <w:rPr>
+          <w:lang w:val="en-US"/>
+        </w:rPr>
+        <w:t>Billed</w:t>
+      </w:r>
+    </w:p>
+    <w:p>
+      <w:pPr>
+        <w:pStyle w:val="ListParagraph"/>
+        <w:numPr>
+          <w:ilvl w:val="2"/>
+          <w:numId w:val="2"/>
+        </w:numPr>
+        <w:rPr>
+          <w:lang w:val="en-US"/>
+        </w:rPr>
+      </w:pPr>
+      <w:r>
+        <w:rPr>
+          <w:lang w:val="en-US"/>
+        </w:rPr>
+        <w:t>Net Billed</w:t>
+      </w:r>
+    </w:p>
+    <w:p>
+      <w:pPr>
+        <w:pStyle w:val="ListParagraph"/>
+        <w:numPr>
+          <w:ilvl w:val="2"/>
+          <w:numId w:val="2"/>
+        </w:numPr>
+        <w:rPr>
+          <w:lang w:val="en-US"/>
+        </w:rPr>
+      </w:pPr>
+      <w:r>
+        <w:rPr>
+          <w:lang w:val="en-US"/>
+        </w:rPr>
+        <w:t>Paid</w:t>
+      </w:r>
+    </w:p>
+    <w:p>
+      <w:pPr>
+        <w:pStyle w:val="ListParagraph"/>
+        <w:numPr>
+          <w:ilvl w:val="2"/>
+          <w:numId w:val="2"/>
+        </w:numPr>
+        <w:rPr>
+          <w:lang w:val="en-US"/>
+        </w:rPr>
+      </w:pPr>
+      <w:r>
+        <w:rPr>
+          <w:lang w:val="en-US"/>
+        </w:rPr>
+        <w:t>Advance</w:t>
+      </w:r>
+    </w:p>
+    <w:p>
+      <w:pPr>
+        <w:pStyle w:val="ListParagraph"/>
+        <w:numPr>
+          <w:ilvl w:val="2"/>
+          <w:numId w:val="2"/>
+        </w:numPr>
+        <w:rPr>
+          <w:lang w:val="en-US"/>
+        </w:rPr>
+      </w:pPr>
+      <w:r>
+        <w:rPr>
+          <w:lang w:val="en-US"/>
+        </w:rPr>
+        <w:t>Outstanding</w:t>
+      </w:r>
+    </w:p>
+    <w:p>
+      <w:pPr>
+        <w:pStyle w:val="ListParagraph"/>
+        <w:numPr>
+          <w:ilvl w:val="2"/>
+          <w:numId w:val="2"/>
+        </w:numPr>
+        <w:rPr>
+          <w:lang w:val="en-US"/>
+        </w:rPr>
+      </w:pPr>
+      <w:r>
+        <w:rPr>
+          <w:lang w:val="en-US"/>
+        </w:rPr>
+        <w:lastRenderedPageBreak/>
+        <w:t>GRN / INVOICE</w:t>
+      </w:r>
+    </w:p>
+    <w:p>
+      <w:pPr>
+        <w:pStyle w:val="ListParagraph"/>
+        <w:numPr>
+          <w:ilvl w:val="2"/>
+          <w:numId w:val="2"/>
+        </w:numPr>
+        <w:rPr>
+          <w:lang w:val="en-US"/>
+        </w:rPr>
+      </w:pPr>
+      <w:r>
+        <w:rPr>
+          <w:lang w:val="en-US"/>
+        </w:rPr>
+        <w:t>Discrepancy</w:t>
+      </w:r>
+    </w:p>
+    <w:p>
+      <w:pPr>
+        <w:pStyle w:val="ListParagraph"/>
+        <w:numPr>
+          <w:ilvl w:val="2"/>
+          <w:numId w:val="2"/>
+        </w:numPr>
+        <w:rPr>
+          <w:lang w:val="en-US"/>
+        </w:rPr>
+      </w:pPr>
+      <w:r>
+        <w:rPr>
+          <w:lang w:val="en-US"/>
+        </w:rPr>
+        <w:t>Approved On</w:t>
+      </w:r>
+    </w:p>
+    <w:p>
+      <w:pPr>
+        <w:pStyle w:val="ListParagraph"/>
+        <w:numPr>
+          <w:ilvl w:val="2"/>
+          <w:numId w:val="2"/>
+        </w:numPr>
+        <w:rPr>
+          <w:lang w:val="en-US"/>
+        </w:rPr>
+      </w:pPr>
+      <w:r>
+        <w:rPr>
+          <w:lang w:val="en-US"/>
+        </w:rPr>
+        <w:t>Status</w:t>
+      </w:r>
+    </w:p>
+    <w:p>
+      <w:pPr>
+        <w:pStyle w:val="ListParagraph"/>
+        <w:numPr>
+          <w:ilvl w:val="1"/>
+          <w:numId w:val="2"/>
+        </w:numPr>
+        <w:rPr>
+          <w:lang w:val="en-US"/>
+        </w:rPr>
+      </w:pPr>
+      <w:r>
+        <w:rPr>
+          <w:lang w:val="en-US"/>
+        </w:rPr>
+        <w:t>‘Claim ITC’ button to be displayed only if GRN for that particular Purchase Invoice is punched and all the quantity for that Purchase has been received.</w:t>
+      </w:r>
+    </w:p>
+    <w:p>
+      <w:pPr>
+        <w:pStyle w:val="ListParagraph"/>
+        <w:rPr>
+          <w:lang w:val="en-US"/>
+        </w:rPr>
+      </w:pPr>
+    </w:p>
+    <w:p>
+      <w:pPr>
+        <w:pStyle w:val="ListParagraph"/>
+        <w:numPr>
+          <w:ilvl w:val="0"/>
+          <w:numId w:val="2"/>
+        </w:numPr>
+        <w:rPr>
+          <w:lang w:val="en-US"/>
+        </w:rPr>
+      </w:pPr>
+      <w:r>
+        <w:rPr>
+          <w:lang w:val="en-US"/>
+        </w:rPr>
+        <w:t>Inventory Module</w:t>
+      </w:r>
+    </w:p>
+    <w:p>
+      <w:pPr>
+        <w:pStyle w:val="ListParagraph"/>
+        <w:numPr>
+          <w:ilvl w:val="1"/>
+          <w:numId w:val="2"/>
+        </w:numPr>
+        <w:rPr>
+          <w:lang w:val="en-US"/>
+        </w:rPr>
+      </w:pPr>
+      <w:r>
+        <w:rPr>
+          <w:lang w:val="en-US"/>
+        </w:rPr>
+        <w:t xml:space="preserve">While generating GRN firstly ask to select Purchase Order and then based on </w:t>
+      </w:r>
+      <w:r>
+        <w:rPr>
+          <w:lang w:val="en-US"/>
+        </w:rPr>
+        <w:t xml:space="preserve">selected </w:t>
+      </w:r>
+      <w:r>
+        <w:rPr>
+          <w:lang w:val="en-US"/>
+        </w:rPr>
+        <w:t>Purchase Order auto load Vendor, Items, Purchase Order Quantity, Received Quantity, details and then punch the GRN.</w:t>
+      </w:r>
+      <w:r>
+        <w:rPr>
+          <w:lang w:val="en-US"/>
+        </w:rPr>
+        <w:t xml:space="preserve"> The quantity of GRN may vary with respect to the quantity of Purchase Order.</w:t>
+      </w:r>
+    </w:p>
+    <w:p>
+      <w:pPr>
+        <w:pStyle w:val="ListParagraph"/>
+        <w:numPr>
+          <w:ilvl w:val="1"/>
+          <w:numId w:val="2"/>
+        </w:numPr>
+        <w:rPr>
+          <w:lang w:val="en-US"/>
+        </w:rPr>
+      </w:pPr>
+      <w:r>
+        <w:rPr>
+          <w:lang w:val="en-US"/>
+        </w:rPr>
+        <w:t>Provide Print Button on Stock Transfer Entry and GRN Entry.</w:t>
+      </w:r>
+    </w:p>
+    <w:p>
+      <w:pPr>
+        <w:pStyle w:val="ListParagraph"/>
+        <w:numPr>
+          <w:ilvl w:val="1"/>
+          <w:numId w:val="2"/>
+        </w:numPr>
+        <w:rPr>
+          <w:lang w:val="en-US"/>
+        </w:rPr>
+      </w:pPr>
+      <w:r>
+        <w:rPr>
+          <w:lang w:val="en-US"/>
+        </w:rPr>
+        <w:t>In Transfer Tab, after punching a Transfer entry, show status as, “In Transit, Received at Destination, Returned to Origin”</w:t>
+      </w:r>
+    </w:p>
+    <w:p>
+      <w:pPr>
+        <w:pStyle w:val="ListParagraph"/>
+        <w:numPr>
+          <w:ilvl w:val="1"/>
+          <w:numId w:val="2"/>
+        </w:numPr>
+        <w:rPr>
+          <w:lang w:val="en-US"/>
+        </w:rPr>
+      </w:pPr>
+      <w:r>
+        <w:rPr>
+          <w:lang w:val="en-US"/>
+        </w:rPr>
+        <w:t>Provide a Reconciliation tab, which will display following details,</w:t>
+      </w:r>
+    </w:p>
+    <w:p>
+      <w:pPr>
+        <w:pStyle w:val="ListParagraph"/>
+        <w:numPr>
+          <w:ilvl w:val="2"/>
+          <w:numId w:val="2"/>
+        </w:numPr>
+        <w:rPr>
+          <w:lang w:val="en-US"/>
+        </w:rPr>
+      </w:pPr>
+      <w:r>
+        <w:rPr>
+          <w:lang w:val="en-US"/>
+        </w:rPr>
+        <w:t>Material Name</w:t>
+      </w:r>
+    </w:p>
+    <w:p>
+      <w:pPr>
+        <w:pStyle w:val="ListParagraph"/>
+        <w:numPr>
+          <w:ilvl w:val="2"/>
+          <w:numId w:val="2"/>
+        </w:numPr>
+        <w:rPr>
+          <w:lang w:val="en-US"/>
+        </w:rPr>
+      </w:pPr>
+      <w:r>
+        <w:rPr>
+          <w:lang w:val="en-US"/>
+        </w:rPr>
+        <w:t>Category</w:t>
+      </w:r>
+    </w:p>
+    <w:p>
+      <w:pPr>
+        <w:pStyle w:val="ListParagraph"/>
+        <w:numPr>
+          <w:ilvl w:val="2"/>
+          <w:numId w:val="2"/>
+        </w:numPr>
+        <w:rPr>
+          <w:lang w:val="en-US"/>
+        </w:rPr>
+      </w:pPr>
+      <w:r>
+        <w:rPr>
+          <w:lang w:val="en-US"/>
+        </w:rPr>
+        <w:t>Project</w:t>
+      </w:r>
+      <w:r>
+        <w:rPr>
+          <w:lang w:val="en-US"/>
+        </w:rPr>
+        <w:tab/>
+      </w:r>
+    </w:p>
+    <w:p>
+      <w:pPr>
+        <w:pStyle w:val="ListParagraph"/>
+        <w:numPr>
+          <w:ilvl w:val="2"/>
+          <w:numId w:val="2"/>
+        </w:numPr>
+        <w:rPr>
+          <w:lang w:val="en-US"/>
+        </w:rPr>
+      </w:pPr>
+      <w:r>
+        <w:rPr>
+          <w:lang w:val="en-US"/>
+        </w:rPr>
+        <w:t>Unit</w:t>
+      </w:r>
+      <w:r>
+        <w:rPr>
+          <w:lang w:val="en-US"/>
+        </w:rPr>
+        <w:tab/>
+      </w:r>
+    </w:p>
+    <w:p>
+      <w:pPr>
+        <w:pStyle w:val="ListParagraph"/>
+        <w:numPr>
+          <w:ilvl w:val="2"/>
+          <w:numId w:val="2"/>
+        </w:numPr>
+        <w:rPr>
+          <w:lang w:val="en-US"/>
+        </w:rPr>
+      </w:pPr>
+      <w:r>
+        <w:rPr>
+          <w:lang w:val="en-US"/>
+        </w:rPr>
+        <w:t>Price / Unit</w:t>
+      </w:r>
+    </w:p>
+    <w:p>
+      <w:pPr>
+        <w:pStyle w:val="ListParagraph"/>
+        <w:numPr>
+          <w:ilvl w:val="2"/>
+          <w:numId w:val="2"/>
+        </w:numPr>
+        <w:rPr>
+          <w:lang w:val="en-US"/>
+        </w:rPr>
+      </w:pPr>
+      <w:r>
+        <w:rPr>
+          <w:lang w:val="en-US"/>
+        </w:rPr>
+        <w:t>Required Qty</w:t>
+      </w:r>
+    </w:p>
+    <w:p>
+      <w:pPr>
+        <w:pStyle w:val="ListParagraph"/>
+        <w:numPr>
+          <w:ilvl w:val="2"/>
+          <w:numId w:val="2"/>
+        </w:numPr>
+        <w:rPr>
+          <w:lang w:val="en-US"/>
+        </w:rPr>
+      </w:pPr>
+      <w:r>
+        <w:rPr>
+          <w:lang w:val="en-US"/>
+        </w:rPr>
+        <w:t>Ordered Qty</w:t>
+      </w:r>
+    </w:p>
+    <w:p>
+      <w:pPr>
+        <w:pStyle w:val="ListParagraph"/>
+        <w:numPr>
+          <w:ilvl w:val="2"/>
+          <w:numId w:val="2"/>
+        </w:numPr>
+        <w:rPr>
+          <w:lang w:val="en-US"/>
+        </w:rPr>
+      </w:pPr>
+      <w:r>
+        <w:rPr>
+          <w:lang w:val="en-US"/>
+        </w:rPr>
+        <w:t>Total Received</w:t>
+      </w:r>
+      <w:r>
+        <w:rPr>
+          <w:lang w:val="en-US"/>
+        </w:rPr>
+        <w:tab/>
+      </w:r>
+    </w:p>
+    <w:p>
+      <w:pPr>
+        <w:pStyle w:val="ListParagraph"/>
+        <w:numPr>
+          <w:ilvl w:val="2"/>
+          <w:numId w:val="2"/>
+        </w:numPr>
+        <w:rPr>
+          <w:lang w:val="en-US"/>
+        </w:rPr>
+      </w:pPr>
+      <w:r>
+        <w:rPr>
+          <w:lang w:val="en-US"/>
+        </w:rPr>
+        <w:t>Total Consumed</w:t>
+      </w:r>
+    </w:p>
+    <w:p>
+      <w:pPr>
+        <w:pStyle w:val="ListParagraph"/>
+        <w:numPr>
+          <w:ilvl w:val="2"/>
+          <w:numId w:val="2"/>
+        </w:numPr>
+        <w:rPr>
+          <w:lang w:val="en-US"/>
+        </w:rPr>
+      </w:pPr>
+      <w:r>
+        <w:rPr>
+          <w:lang w:val="en-US"/>
+        </w:rPr>
+        <w:t>Current Stock</w:t>
+      </w:r>
+    </w:p>
+    <w:p>
+      <w:pPr>
+        <w:pStyle w:val="ListParagraph"/>
+        <w:numPr>
+          <w:ilvl w:val="2"/>
+          <w:numId w:val="2"/>
+        </w:numPr>
+        <w:rPr>
+          <w:lang w:val="en-US"/>
+        </w:rPr>
+      </w:pPr>
+      <w:r>
+        <w:rPr>
+          <w:lang w:val="en-US"/>
+        </w:rPr>
+        <w:t>Expected Stock</w:t>
+      </w:r>
+    </w:p>
+    <w:p>
+      <w:pPr>
+        <w:pStyle w:val="ListParagraph"/>
+        <w:numPr>
+          <w:ilvl w:val="2"/>
+          <w:numId w:val="2"/>
+        </w:numPr>
+        <w:rPr>
+          <w:lang w:val="en-US"/>
+        </w:rPr>
+      </w:pPr>
+      <w:r>
+        <w:rPr>
+          <w:lang w:val="en-US"/>
+        </w:rPr>
+        <w:t>Variance Qty</w:t>
+      </w:r>
+    </w:p>
+    <w:p>
+      <w:pPr>
+        <w:pStyle w:val="ListParagraph"/>
+        <w:numPr>
+          <w:ilvl w:val="2"/>
+          <w:numId w:val="2"/>
+        </w:numPr>
+        <w:rPr>
+          <w:lang w:val="en-US"/>
+        </w:rPr>
+      </w:pPr>
+      <w:r>
+        <w:rPr>
+          <w:lang w:val="en-US"/>
+        </w:rPr>
+        <w:t xml:space="preserve">Discrepancy </w:t>
+      </w:r>
+    </w:p>
+    <w:p>
+      <w:pPr>
+        <w:pStyle w:val="ListParagraph"/>
+        <w:numPr>
+          <w:ilvl w:val="2"/>
+          <w:numId w:val="2"/>
+        </w:numPr>
+        <w:rPr>
+          <w:lang w:val="en-US"/>
+        </w:rPr>
+      </w:pPr>
+      <w:r>
+        <w:rPr>
+          <w:lang w:val="en-US"/>
+        </w:rPr>
+        <w:t>Inventory Value</w:t>
+      </w:r>
+    </w:p>
+    <w:p>
+      <w:pPr>
+        <w:pStyle w:val="ListParagraph"/>
+        <w:numPr>
+          <w:ilvl w:val="2"/>
+          <w:numId w:val="2"/>
+        </w:numPr>
+        <w:rPr>
+          <w:lang w:val="en-US"/>
+        </w:rPr>
+      </w:pPr>
+      <w:r>
+        <w:rPr>
+          <w:lang w:val="en-US"/>
+        </w:rPr>
+        <w:t>Last Restocked</w:t>
+      </w:r>
+    </w:p>
+    <w:p>
+      <w:pPr>
+        <w:pStyle w:val="ListParagraph"/>
+        <w:numPr>
+          <w:ilvl w:val="2"/>
+          <w:numId w:val="2"/>
+        </w:numPr>
+        <w:rPr>
+          <w:lang w:val="en-US"/>
+        </w:rPr>
+      </w:pPr>
+      <w:r>
+        <w:rPr>
+          <w:lang w:val="en-US"/>
+        </w:rPr>
+        <w:t>Status</w:t>
       </w:r>
     </w:p>
     <w:p>
@@ -6046,7 +7716,7 @@
         <w:rPr>
           <w:lang w:val="en-US"/>
         </w:rPr>
-        <w:t>DPR Module</w:t>
+        <w:t>Reports Module</w:t>
       </w:r>
     </w:p>
     <w:p>
@@ -6064,19 +7734,421 @@
         <w:rPr>
           <w:lang w:val="en-US"/>
         </w:rPr>
-        <w:t xml:space="preserve">DPR will be </w:t>
-      </w:r>
-      <w:r>
-        <w:rPr>
-          <w:lang w:val="en-US"/>
-        </w:rPr>
-        <w:t xml:space="preserve">punched only against </w:t>
-      </w:r>
-      <w:r>
-        <w:rPr>
-          <w:lang w:val="en-US"/>
-        </w:rPr>
-        <w:t>JOB Order</w:t>
+        <w:t>In Ledger tab, display the history of PR, PO, WO and similar items for that particular Client or Vendor. Also, display following details,</w:t>
+      </w:r>
+    </w:p>
+    <w:p>
+      <w:pPr>
+        <w:pStyle w:val="ListParagraph"/>
+        <w:numPr>
+          <w:ilvl w:val="2"/>
+          <w:numId w:val="2"/>
+        </w:numPr>
+        <w:rPr>
+          <w:lang w:val="en-US"/>
+        </w:rPr>
+      </w:pPr>
+      <w:r>
+        <w:rPr>
+          <w:lang w:val="en-US"/>
+        </w:rPr>
+        <w:t xml:space="preserve"> </w:t>
+      </w:r>
+      <w:r>
+        <w:rPr>
+          <w:lang w:val="en-US"/>
+        </w:rPr>
+        <w:t>PO Number</w:t>
+      </w:r>
+    </w:p>
+    <w:p>
+      <w:pPr>
+        <w:pStyle w:val="ListParagraph"/>
+        <w:numPr>
+          <w:ilvl w:val="2"/>
+          <w:numId w:val="2"/>
+        </w:numPr>
+        <w:rPr>
+          <w:lang w:val="en-US"/>
+        </w:rPr>
+      </w:pPr>
+      <w:r>
+        <w:rPr>
+          <w:lang w:val="en-US"/>
+        </w:rPr>
+        <w:t>Ve</w:t>
+      </w:r>
+      <w:r>
+        <w:rPr>
+          <w:lang w:val="en-US"/>
+        </w:rPr>
+        <w:t>ndor</w:t>
+      </w:r>
+      <w:r>
+        <w:rPr>
+          <w:lang w:val="en-US"/>
+        </w:rPr>
+        <w:t xml:space="preserve"> </w:t>
+      </w:r>
+      <w:r>
+        <w:rPr>
+          <w:lang w:val="en-US"/>
+        </w:rPr>
+        <w:tab/>
+      </w:r>
+    </w:p>
+    <w:p>
+      <w:pPr>
+        <w:pStyle w:val="ListParagraph"/>
+        <w:numPr>
+          <w:ilvl w:val="2"/>
+          <w:numId w:val="2"/>
+        </w:numPr>
+        <w:rPr>
+          <w:lang w:val="en-US"/>
+        </w:rPr>
+      </w:pPr>
+      <w:r>
+        <w:rPr>
+          <w:lang w:val="en-US"/>
+        </w:rPr>
+        <w:t>Project</w:t>
+      </w:r>
+    </w:p>
+    <w:p>
+      <w:pPr>
+        <w:pStyle w:val="ListParagraph"/>
+        <w:numPr>
+          <w:ilvl w:val="2"/>
+          <w:numId w:val="2"/>
+        </w:numPr>
+        <w:rPr>
+          <w:lang w:val="en-US"/>
+        </w:rPr>
+      </w:pPr>
+      <w:r>
+        <w:rPr>
+          <w:lang w:val="en-US"/>
+        </w:rPr>
+        <w:t>PO</w:t>
+      </w:r>
+      <w:r>
+        <w:rPr>
+          <w:lang w:val="en-US"/>
+        </w:rPr>
+        <w:t xml:space="preserve"> </w:t>
+      </w:r>
+      <w:r>
+        <w:rPr>
+          <w:lang w:val="en-US"/>
+        </w:rPr>
+        <w:t>Status</w:t>
+      </w:r>
+    </w:p>
+    <w:p>
+      <w:pPr>
+        <w:pStyle w:val="ListParagraph"/>
+        <w:numPr>
+          <w:ilvl w:val="2"/>
+          <w:numId w:val="2"/>
+        </w:numPr>
+        <w:rPr>
+          <w:lang w:val="en-US"/>
+        </w:rPr>
+      </w:pPr>
+      <w:r>
+        <w:rPr>
+          <w:lang w:val="en-US"/>
+        </w:rPr>
+        <w:t>Ordered</w:t>
+      </w:r>
+    </w:p>
+    <w:p>
+      <w:pPr>
+        <w:pStyle w:val="ListParagraph"/>
+        <w:numPr>
+          <w:ilvl w:val="2"/>
+          <w:numId w:val="2"/>
+        </w:numPr>
+        <w:rPr>
+          <w:lang w:val="en-US"/>
+        </w:rPr>
+      </w:pPr>
+      <w:r>
+        <w:rPr>
+          <w:lang w:val="en-US"/>
+        </w:rPr>
+        <w:lastRenderedPageBreak/>
+        <w:t>Received</w:t>
+      </w:r>
+    </w:p>
+    <w:p>
+      <w:pPr>
+        <w:pStyle w:val="ListParagraph"/>
+        <w:numPr>
+          <w:ilvl w:val="2"/>
+          <w:numId w:val="2"/>
+        </w:numPr>
+        <w:rPr>
+          <w:lang w:val="en-US"/>
+        </w:rPr>
+      </w:pPr>
+      <w:r>
+        <w:rPr>
+          <w:lang w:val="en-US"/>
+        </w:rPr>
+        <w:t>Billed</w:t>
+      </w:r>
+    </w:p>
+    <w:p>
+      <w:pPr>
+        <w:pStyle w:val="ListParagraph"/>
+        <w:numPr>
+          <w:ilvl w:val="2"/>
+          <w:numId w:val="2"/>
+        </w:numPr>
+        <w:rPr>
+          <w:lang w:val="en-US"/>
+        </w:rPr>
+      </w:pPr>
+      <w:r>
+        <w:rPr>
+          <w:lang w:val="en-US"/>
+        </w:rPr>
+        <w:t>Net Billed</w:t>
+      </w:r>
+    </w:p>
+    <w:p>
+      <w:pPr>
+        <w:pStyle w:val="ListParagraph"/>
+        <w:numPr>
+          <w:ilvl w:val="2"/>
+          <w:numId w:val="2"/>
+        </w:numPr>
+        <w:rPr>
+          <w:lang w:val="en-US"/>
+        </w:rPr>
+      </w:pPr>
+      <w:r>
+        <w:rPr>
+          <w:lang w:val="en-US"/>
+        </w:rPr>
+        <w:t>Paid</w:t>
+      </w:r>
+    </w:p>
+    <w:p>
+      <w:pPr>
+        <w:pStyle w:val="ListParagraph"/>
+        <w:numPr>
+          <w:ilvl w:val="2"/>
+          <w:numId w:val="2"/>
+        </w:numPr>
+        <w:rPr>
+          <w:lang w:val="en-US"/>
+        </w:rPr>
+      </w:pPr>
+      <w:r>
+        <w:rPr>
+          <w:lang w:val="en-US"/>
+        </w:rPr>
+        <w:t>Advance</w:t>
+      </w:r>
+    </w:p>
+    <w:p>
+      <w:pPr>
+        <w:pStyle w:val="ListParagraph"/>
+        <w:numPr>
+          <w:ilvl w:val="2"/>
+          <w:numId w:val="2"/>
+        </w:numPr>
+        <w:rPr>
+          <w:lang w:val="en-US"/>
+        </w:rPr>
+      </w:pPr>
+      <w:r>
+        <w:rPr>
+          <w:lang w:val="en-US"/>
+        </w:rPr>
+        <w:t>Outstanding</w:t>
+      </w:r>
+    </w:p>
+    <w:p>
+      <w:pPr>
+        <w:pStyle w:val="ListParagraph"/>
+        <w:numPr>
+          <w:ilvl w:val="2"/>
+          <w:numId w:val="2"/>
+        </w:numPr>
+        <w:rPr>
+          <w:lang w:val="en-US"/>
+        </w:rPr>
+      </w:pPr>
+      <w:r>
+        <w:rPr>
+          <w:lang w:val="en-US"/>
+        </w:rPr>
+        <w:t>GRN / INVOICE</w:t>
+      </w:r>
+    </w:p>
+    <w:p>
+      <w:pPr>
+        <w:pStyle w:val="ListParagraph"/>
+        <w:numPr>
+          <w:ilvl w:val="2"/>
+          <w:numId w:val="2"/>
+        </w:numPr>
+        <w:rPr>
+          <w:lang w:val="en-US"/>
+        </w:rPr>
+      </w:pPr>
+      <w:r>
+        <w:rPr>
+          <w:lang w:val="en-US"/>
+        </w:rPr>
+        <w:t>Discrepancy</w:t>
+      </w:r>
+    </w:p>
+    <w:p>
+      <w:pPr>
+        <w:pStyle w:val="ListParagraph"/>
+        <w:numPr>
+          <w:ilvl w:val="2"/>
+          <w:numId w:val="2"/>
+        </w:numPr>
+        <w:rPr>
+          <w:lang w:val="en-US"/>
+        </w:rPr>
+      </w:pPr>
+      <w:r>
+        <w:rPr>
+          <w:lang w:val="en-US"/>
+        </w:rPr>
+        <w:t>Approved On</w:t>
+      </w:r>
+    </w:p>
+    <w:p>
+      <w:pPr>
+        <w:pStyle w:val="ListParagraph"/>
+        <w:numPr>
+          <w:ilvl w:val="2"/>
+          <w:numId w:val="2"/>
+        </w:numPr>
+        <w:rPr>
+          <w:lang w:val="en-US"/>
+        </w:rPr>
+      </w:pPr>
+      <w:r>
+        <w:rPr>
+          <w:lang w:val="en-US"/>
+        </w:rPr>
+        <w:t>Status</w:t>
+      </w:r>
+    </w:p>
+    <w:p>
+      <w:pPr>
+        <w:pStyle w:val="ListParagraph"/>
+        <w:rPr>
+          <w:lang w:val="en-US"/>
+        </w:rPr>
+      </w:pPr>
+    </w:p>
+    <w:p>
+      <w:pPr>
+        <w:pStyle w:val="ListParagraph"/>
+        <w:numPr>
+          <w:ilvl w:val="0"/>
+          <w:numId w:val="2"/>
+        </w:numPr>
+        <w:rPr>
+          <w:color w:val="00B050"/>
+          <w:lang w:val="en-US"/>
+        </w:rPr>
+      </w:pPr>
+      <w:r>
+        <w:rPr>
+          <w:color w:val="00B050"/>
+          <w:lang w:val="en-US"/>
+        </w:rPr>
+        <w:t>Interface Section</w:t>
+      </w:r>
+    </w:p>
+    <w:p>
+      <w:pPr>
+        <w:pStyle w:val="ListParagraph"/>
+        <w:numPr>
+          <w:ilvl w:val="1"/>
+          <w:numId w:val="2"/>
+        </w:numPr>
+        <w:rPr>
+          <w:color w:val="00B050"/>
+          <w:lang w:val="en-US"/>
+        </w:rPr>
+      </w:pPr>
+      <w:r>
+        <w:rPr>
+          <w:color w:val="00B050"/>
+          <w:lang w:val="en-US"/>
+        </w:rPr>
+        <w:t xml:space="preserve">Occupy full window. </w:t>
+      </w:r>
+    </w:p>
+    <w:p>
+      <w:pPr>
+        <w:pStyle w:val="ListParagraph"/>
+        <w:numPr>
+          <w:ilvl w:val="1"/>
+          <w:numId w:val="2"/>
+        </w:numPr>
+        <w:rPr>
+          <w:color w:val="00B050"/>
+          <w:lang w:val="en-US"/>
+        </w:rPr>
+      </w:pPr>
+      <w:r>
+        <w:rPr>
+          <w:color w:val="00B050"/>
+          <w:lang w:val="en-US"/>
+        </w:rPr>
+        <w:t>Remove Hard coded credentials from login screen.</w:t>
+      </w:r>
+    </w:p>
+    <w:p>
+      <w:pPr>
+        <w:pStyle w:val="ListParagraph"/>
+        <w:numPr>
+          <w:ilvl w:val="1"/>
+          <w:numId w:val="2"/>
+        </w:numPr>
+        <w:rPr>
+          <w:color w:val="00B050"/>
+          <w:lang w:val="en-US"/>
+        </w:rPr>
+      </w:pPr>
+      <w:r>
+        <w:rPr>
+          <w:color w:val="00B050"/>
+          <w:lang w:val="en-US"/>
+        </w:rPr>
+        <w:t>Provide Hide / Unhide button for KPI’s</w:t>
+      </w:r>
+    </w:p>
+    <w:p>
+      <w:pPr>
+        <w:pStyle w:val="ListParagraph"/>
+        <w:numPr>
+          <w:ilvl w:val="1"/>
+          <w:numId w:val="2"/>
+        </w:numPr>
+        <w:rPr>
+          <w:lang w:val="en-US"/>
+        </w:rPr>
+      </w:pPr>
+      <w:r>
+        <w:rPr>
+          <w:color w:val="00B050"/>
+          <w:lang w:val="en-US"/>
+        </w:rPr>
+        <w:t>In all modules, make all the data better readable by using partitions or tables</w:t>
       </w:r>
       <w:r>
         <w:rPr>
@@ -6100,13 +8172,7 @@
         <w:rPr>
           <w:lang w:val="en-US"/>
         </w:rPr>
-        <w:t>While punching DPR, in Work Progress Entries section</w:t>
-      </w:r>
-      <w:r>
-        <w:rPr>
-          <w:lang w:val="en-US"/>
-        </w:rPr>
-        <w:t>, if service is selected then provide a quick display of balance quantities of line items of PO and if items is selected then provide a quick display of balance items on that site.</w:t>
+        <w:t>Keep the font size from 20px to 24px, according to buttons.</w:t>
       </w:r>
     </w:p>
     <w:p>
@@ -6124,7 +8190,7 @@
         <w:rPr>
           <w:lang w:val="en-US"/>
         </w:rPr>
-        <w:t>In DPR provide option to report accidents.</w:t>
+        <w:t>Provide a night mode day mode toggle button on top label.</w:t>
       </w:r>
     </w:p>
     <w:p>
@@ -6142,67 +8208,213 @@
         <w:rPr>
           <w:lang w:val="en-US"/>
         </w:rPr>
-        <w:t>Provide a tab, “Issues”. While punching an Issue provide options like,</w:t>
-      </w:r>
-    </w:p>
-    <w:p>
-      <w:pPr>
-        <w:pStyle w:val="ListParagraph"/>
-        <w:numPr>
-          <w:ilvl w:val="2"/>
-          <w:numId w:val="2"/>
-        </w:numPr>
-        <w:rPr>
-          <w:lang w:val="en-US"/>
-        </w:rPr>
-      </w:pPr>
-      <w:r>
-        <w:rPr>
-          <w:lang w:val="en-US"/>
-        </w:rPr>
-        <w:t>Title</w:t>
-      </w:r>
-    </w:p>
-    <w:p>
-      <w:pPr>
-        <w:pStyle w:val="ListParagraph"/>
-        <w:numPr>
-          <w:ilvl w:val="2"/>
-          <w:numId w:val="2"/>
-        </w:numPr>
-        <w:rPr>
-          <w:lang w:val="en-US"/>
-        </w:rPr>
-      </w:pPr>
-      <w:r>
-        <w:rPr>
-          <w:lang w:val="en-US"/>
-        </w:rPr>
-        <w:t xml:space="preserve">Issue </w:t>
-      </w:r>
-      <w:r>
-        <w:rPr>
-          <w:lang w:val="en-US"/>
-        </w:rPr>
-        <w:t>Description</w:t>
-      </w:r>
-    </w:p>
-    <w:p>
-      <w:pPr>
-        <w:pStyle w:val="ListParagraph"/>
-        <w:numPr>
-          <w:ilvl w:val="2"/>
-          <w:numId w:val="2"/>
-        </w:numPr>
-        <w:rPr>
-          <w:lang w:val="en-US"/>
-        </w:rPr>
-      </w:pPr>
-      <w:r>
-        <w:rPr>
-          <w:lang w:val="en-US"/>
-        </w:rPr>
-        <w:t>Priority</w:t>
+        <w:t>Provide a horizontal scrollbar for wide tables with more columns.</w:t>
+      </w:r>
+    </w:p>
+    <w:p>
+      <w:pPr>
+        <w:pStyle w:val="ListParagraph"/>
+        <w:numPr>
+          <w:ilvl w:val="1"/>
+          <w:numId w:val="2"/>
+        </w:numPr>
+        <w:rPr>
+          <w:lang w:val="en-US"/>
+        </w:rPr>
+      </w:pPr>
+      <w:r>
+        <w:rPr>
+          <w:lang w:val="en-US"/>
+        </w:rPr>
+        <w:t>On dashboard p</w:t>
+      </w:r>
+      <w:r>
+        <w:rPr>
+          <w:lang w:val="en-US"/>
+        </w:rPr>
+        <w:t xml:space="preserve">rovide </w:t>
+      </w:r>
+      <w:r>
+        <w:rPr>
+          <w:lang w:val="en-US"/>
+        </w:rPr>
+        <w:t xml:space="preserve">sticky </w:t>
+      </w:r>
+      <w:r>
+        <w:rPr>
+          <w:lang w:val="en-US"/>
+        </w:rPr>
+        <w:t>notes / tags to scribble notes.</w:t>
+      </w:r>
+    </w:p>
+    <w:p>
+      <w:pPr>
+        <w:pStyle w:val="ListParagraph"/>
+        <w:numPr>
+          <w:ilvl w:val="1"/>
+          <w:numId w:val="2"/>
+        </w:numPr>
+        <w:rPr>
+          <w:lang w:val="en-US"/>
+        </w:rPr>
+      </w:pPr>
+      <w:r>
+        <w:rPr>
+          <w:lang w:val="en-US"/>
+        </w:rPr>
+        <w:t>In Site Filter Window also provide options to select Head Office.</w:t>
+      </w:r>
+    </w:p>
+    <w:p>
+      <w:pPr>
+        <w:pStyle w:val="ListParagraph"/>
+        <w:numPr>
+          <w:ilvl w:val="1"/>
+          <w:numId w:val="2"/>
+        </w:numPr>
+        <w:rPr>
+          <w:lang w:val="en-US"/>
+        </w:rPr>
+      </w:pPr>
+      <w:r>
+        <w:rPr>
+          <w:lang w:val="en-US"/>
+        </w:rPr>
+        <w:t>Provide a, ‘Site Documents’ Module, where I can upload relevant site documents</w:t>
+      </w:r>
+      <w:r>
+        <w:rPr>
+          <w:lang w:val="en-US"/>
+        </w:rPr>
+        <w:t xml:space="preserve"> and provide button to create new MS-Word, MS-Excel, MS-</w:t>
+      </w:r>
+      <w:proofErr w:type="spellStart"/>
+      <w:r>
+        <w:rPr>
+          <w:lang w:val="en-US"/>
+        </w:rPr>
+        <w:t>Powerpoint</w:t>
+      </w:r>
+      <w:proofErr w:type="spellEnd"/>
+      <w:r>
+        <w:rPr>
+          <w:lang w:val="en-US"/>
+        </w:rPr>
+        <w:t xml:space="preserve"> Office Documents. </w:t>
+      </w:r>
+      <w:r>
+        <w:rPr>
+          <w:lang w:val="en-US"/>
+        </w:rPr>
+        <w:tab/>
+      </w:r>
+    </w:p>
+    <w:p>
+      <w:pPr>
+        <w:pStyle w:val="ListParagraph"/>
+        <w:numPr>
+          <w:ilvl w:val="1"/>
+          <w:numId w:val="2"/>
+        </w:numPr>
+        <w:rPr>
+          <w:lang w:val="en-US"/>
+        </w:rPr>
+      </w:pPr>
+      <w:r>
+        <w:rPr>
+          <w:lang w:val="en-US"/>
+        </w:rPr>
+        <w:t>Dashboard should show alert for, “Cashflow Health Status” site wise.</w:t>
+      </w:r>
+    </w:p>
+    <w:p>
+      <w:pPr>
+        <w:pStyle w:val="ListParagraph"/>
+        <w:numPr>
+          <w:ilvl w:val="1"/>
+          <w:numId w:val="2"/>
+        </w:numPr>
+        <w:rPr>
+          <w:lang w:val="en-US"/>
+        </w:rPr>
+      </w:pPr>
+      <w:r>
+        <w:rPr>
+          <w:lang w:val="en-US"/>
+        </w:rPr>
+        <w:t>On the Dashboard, for the selected Job Orders, Display Overall % Completion, Sale Orders number, quantity status of line items as per Job Orders, timeline status of line item as per Job Order, and keep on updating the same according to the DPR’s.</w:t>
+      </w:r>
+    </w:p>
+    <w:p>
+      <w:pPr>
+        <w:pStyle w:val="ListParagraph"/>
+        <w:numPr>
+          <w:ilvl w:val="1"/>
+          <w:numId w:val="2"/>
+        </w:numPr>
+        <w:rPr>
+          <w:lang w:val="en-US"/>
+        </w:rPr>
+      </w:pPr>
+      <w:r>
+        <w:rPr>
+          <w:lang w:val="en-US"/>
+        </w:rPr>
+        <w:t>On the Dashboard, display financial KPI only to Office Accountant</w:t>
+      </w:r>
+      <w:r>
+        <w:rPr>
+          <w:lang w:val="en-US"/>
+        </w:rPr>
+        <w:t xml:space="preserve">, </w:t>
+      </w:r>
+      <w:r>
+        <w:rPr>
+          <w:lang w:val="en-US"/>
+        </w:rPr>
+        <w:t>Executive</w:t>
+      </w:r>
+      <w:r>
+        <w:rPr>
+          <w:lang w:val="en-US"/>
+        </w:rPr>
+        <w:t xml:space="preserve">, </w:t>
+      </w:r>
+      <w:r>
+        <w:rPr>
+          <w:lang w:val="en-US"/>
+        </w:rPr>
+        <w:t>Manager</w:t>
+      </w:r>
+      <w:r>
+        <w:rPr>
+          <w:lang w:val="en-US"/>
+        </w:rPr>
+        <w:t xml:space="preserve">, </w:t>
+      </w:r>
+      <w:r>
+        <w:rPr>
+          <w:lang w:val="en-US"/>
+        </w:rPr>
+        <w:t>Admin</w:t>
+      </w:r>
+      <w:r>
+        <w:rPr>
+          <w:lang w:val="en-US"/>
+        </w:rPr>
+        <w:t xml:space="preserve">, </w:t>
+      </w:r>
+      <w:r>
+        <w:rPr>
+          <w:lang w:val="en-US"/>
+        </w:rPr>
+        <w:t>Owner</w:t>
+      </w:r>
+      <w:r>
+        <w:rPr>
+          <w:lang w:val="en-US"/>
+        </w:rPr>
+        <w:t>.</w:t>
       </w:r>
       <w:r>
         <w:rPr>
@@ -6210,102 +8422,6 @@
         </w:rPr>
         <w:t xml:space="preserve"> </w:t>
       </w:r>
-      <w:r>
-        <w:rPr>
-          <w:lang w:val="en-US"/>
-        </w:rPr>
-        <w:t>Status</w:t>
-      </w:r>
-    </w:p>
-    <w:p>
-      <w:pPr>
-        <w:pStyle w:val="ListParagraph"/>
-        <w:numPr>
-          <w:ilvl w:val="2"/>
-          <w:numId w:val="2"/>
-        </w:numPr>
-        <w:rPr>
-          <w:lang w:val="en-US"/>
-        </w:rPr>
-      </w:pPr>
-      <w:r>
-        <w:rPr>
-          <w:lang w:val="en-US"/>
-        </w:rPr>
-        <w:t>Due Date</w:t>
-      </w:r>
-    </w:p>
-    <w:p>
-      <w:pPr>
-        <w:pStyle w:val="ListParagraph"/>
-        <w:numPr>
-          <w:ilvl w:val="2"/>
-          <w:numId w:val="2"/>
-        </w:numPr>
-        <w:rPr>
-          <w:lang w:val="en-US"/>
-        </w:rPr>
-      </w:pPr>
-      <w:r>
-        <w:rPr>
-          <w:lang w:val="en-US"/>
-        </w:rPr>
-        <w:t xml:space="preserve">Current Status (Open, Resolved, Rejected, </w:t>
-      </w:r>
-    </w:p>
-    <w:p>
-      <w:pPr>
-        <w:pStyle w:val="ListParagraph"/>
-        <w:numPr>
-          <w:ilvl w:val="2"/>
-          <w:numId w:val="2"/>
-        </w:numPr>
-        <w:rPr>
-          <w:lang w:val="en-US"/>
-        </w:rPr>
-      </w:pPr>
-      <w:r>
-        <w:rPr>
-          <w:lang w:val="en-US"/>
-        </w:rPr>
-        <w:t>Created By</w:t>
-      </w:r>
-    </w:p>
-    <w:p>
-      <w:pPr>
-        <w:pStyle w:val="ListParagraph"/>
-        <w:numPr>
-          <w:ilvl w:val="2"/>
-          <w:numId w:val="2"/>
-        </w:numPr>
-        <w:rPr>
-          <w:lang w:val="en-US"/>
-        </w:rPr>
-      </w:pPr>
-      <w:r>
-        <w:rPr>
-          <w:lang w:val="en-US"/>
-        </w:rPr>
-        <w:t>Assigned To</w:t>
-      </w:r>
-    </w:p>
-    <w:p>
-      <w:pPr>
-        <w:pStyle w:val="ListParagraph"/>
-        <w:numPr>
-          <w:ilvl w:val="2"/>
-          <w:numId w:val="2"/>
-        </w:numPr>
-        <w:rPr>
-          <w:lang w:val="en-US"/>
-        </w:rPr>
-      </w:pPr>
-      <w:r>
-        <w:rPr>
-          <w:lang w:val="en-US"/>
-        </w:rPr>
-        <w:t>Created At</w:t>
-      </w:r>
     </w:p>
     <w:p>
       <w:pPr>
@@ -6322,35 +8438,7 @@
         <w:rPr>
           <w:lang w:val="en-US"/>
         </w:rPr>
-        <w:lastRenderedPageBreak/>
-        <w:t>Show GANTT charts in DPR Module.</w:t>
-      </w:r>
-    </w:p>
-    <w:p>
-      <w:pPr>
-        <w:pStyle w:val="ListParagraph"/>
-        <w:ind w:left="1440"/>
-        <w:rPr>
-          <w:lang w:val="en-US"/>
-        </w:rPr>
-      </w:pPr>
-    </w:p>
-    <w:p>
-      <w:pPr>
-        <w:pStyle w:val="ListParagraph"/>
-        <w:numPr>
-          <w:ilvl w:val="0"/>
-          <w:numId w:val="2"/>
-        </w:numPr>
-        <w:rPr>
-          <w:lang w:val="en-US"/>
-        </w:rPr>
-      </w:pPr>
-      <w:r>
-        <w:rPr>
-          <w:lang w:val="en-US"/>
-        </w:rPr>
-        <w:t>Purchase Module</w:t>
+        <w:t>On the Dashboard, rearrange the Dashboard as Site Status then Financial KPI’s, then Pie chart – Bar chart, then calendar.</w:t>
       </w:r>
     </w:p>
     <w:p>
@@ -6368,2002 +8456,7 @@
         <w:rPr>
           <w:lang w:val="en-US"/>
         </w:rPr>
-        <w:t xml:space="preserve">Provide option to punch Purchase Requisition </w:t>
-      </w:r>
-      <w:r>
-        <w:rPr>
-          <w:lang w:val="en-US"/>
-        </w:rPr>
-        <w:t>for particular Job Order.</w:t>
-      </w:r>
-      <w:r>
-        <w:rPr>
-          <w:lang w:val="en-US"/>
-        </w:rPr>
-        <w:t xml:space="preserve"> </w:t>
-      </w:r>
-      <w:r>
-        <w:rPr>
-          <w:lang w:val="en-US"/>
-        </w:rPr>
-        <w:t>T</w:t>
-      </w:r>
-      <w:r>
-        <w:rPr>
-          <w:lang w:val="en-US"/>
-        </w:rPr>
-        <w:t xml:space="preserve">hen </w:t>
-      </w:r>
-      <w:r>
-        <w:rPr>
-          <w:lang w:val="en-US"/>
-        </w:rPr>
-        <w:t xml:space="preserve">based on Purchase Requisition, </w:t>
-      </w:r>
-      <w:r>
-        <w:rPr>
-          <w:lang w:val="en-US"/>
-        </w:rPr>
-        <w:t xml:space="preserve">provide a button to convert the Purchase requisition to </w:t>
-      </w:r>
-      <w:r>
-        <w:rPr>
-          <w:lang w:val="en-US"/>
-        </w:rPr>
-        <w:t>Purchase Order</w:t>
-      </w:r>
-      <w:r>
-        <w:rPr>
-          <w:lang w:val="en-US"/>
-        </w:rPr>
-        <w:t>.</w:t>
-      </w:r>
-    </w:p>
-    <w:p>
-      <w:pPr>
-        <w:pStyle w:val="ListParagraph"/>
-        <w:numPr>
-          <w:ilvl w:val="1"/>
-          <w:numId w:val="2"/>
-        </w:numPr>
-        <w:rPr>
-          <w:lang w:val="en-US"/>
-        </w:rPr>
-      </w:pPr>
-      <w:r>
-        <w:rPr>
-          <w:lang w:val="en-US"/>
-        </w:rPr>
-        <w:t xml:space="preserve">While punching Purchase Requisition, </w:t>
-      </w:r>
-      <w:r>
-        <w:rPr>
-          <w:lang w:val="en-US"/>
-        </w:rPr>
-        <w:t xml:space="preserve">provide following options, </w:t>
-      </w:r>
-    </w:p>
-    <w:p>
-      <w:pPr>
-        <w:pStyle w:val="ListParagraph"/>
-        <w:numPr>
-          <w:ilvl w:val="2"/>
-          <w:numId w:val="2"/>
-        </w:numPr>
-        <w:rPr>
-          <w:lang w:val="en-US"/>
-        </w:rPr>
-      </w:pPr>
-      <w:r>
-        <w:rPr>
-          <w:lang w:val="en-US"/>
-        </w:rPr>
-        <w:t xml:space="preserve">Material </w:t>
-      </w:r>
-      <w:r>
-        <w:rPr>
-          <w:lang w:val="en-US"/>
-        </w:rPr>
-        <w:t>(</w:t>
-      </w:r>
-      <w:r>
-        <w:rPr>
-          <w:lang w:val="en-US"/>
-        </w:rPr>
-        <w:t xml:space="preserve">autoloaded as per Bill </w:t>
-      </w:r>
-      <w:r>
-        <w:rPr>
-          <w:lang w:val="en-US"/>
-        </w:rPr>
-        <w:t>of</w:t>
-      </w:r>
-      <w:r>
-        <w:rPr>
-          <w:lang w:val="en-US"/>
-        </w:rPr>
-        <w:t xml:space="preserve"> Material of Job Order</w:t>
-      </w:r>
-      <w:r>
-        <w:rPr>
-          <w:lang w:val="en-US"/>
-        </w:rPr>
-        <w:t>)</w:t>
-      </w:r>
-    </w:p>
-    <w:p>
-      <w:pPr>
-        <w:pStyle w:val="ListParagraph"/>
-        <w:numPr>
-          <w:ilvl w:val="2"/>
-          <w:numId w:val="2"/>
-        </w:numPr>
-        <w:rPr>
-          <w:lang w:val="en-US"/>
-        </w:rPr>
-      </w:pPr>
-      <w:r>
-        <w:rPr>
-          <w:lang w:val="en-US"/>
-        </w:rPr>
-        <w:t>Quantity of Material</w:t>
-      </w:r>
-    </w:p>
-    <w:p>
-      <w:pPr>
-        <w:pStyle w:val="ListParagraph"/>
-        <w:numPr>
-          <w:ilvl w:val="2"/>
-          <w:numId w:val="2"/>
-        </w:numPr>
-        <w:rPr>
-          <w:lang w:val="en-US"/>
-        </w:rPr>
-      </w:pPr>
-      <w:r>
-        <w:rPr>
-          <w:lang w:val="en-US"/>
-        </w:rPr>
-        <w:t>Status</w:t>
-      </w:r>
-    </w:p>
-    <w:p>
-      <w:pPr>
-        <w:pStyle w:val="ListParagraph"/>
-        <w:numPr>
-          <w:ilvl w:val="2"/>
-          <w:numId w:val="2"/>
-        </w:numPr>
-        <w:rPr>
-          <w:lang w:val="en-US"/>
-        </w:rPr>
-      </w:pPr>
-      <w:r>
-        <w:rPr>
-          <w:lang w:val="en-US"/>
-        </w:rPr>
-        <w:t>Reason</w:t>
-      </w:r>
-    </w:p>
-    <w:p>
-      <w:pPr>
-        <w:pStyle w:val="ListParagraph"/>
-        <w:numPr>
-          <w:ilvl w:val="2"/>
-          <w:numId w:val="2"/>
-        </w:numPr>
-        <w:rPr>
-          <w:lang w:val="en-US"/>
-        </w:rPr>
-      </w:pPr>
-      <w:r>
-        <w:rPr>
-          <w:lang w:val="en-US"/>
-        </w:rPr>
-        <w:t>Remarks</w:t>
-      </w:r>
-    </w:p>
-    <w:p>
-      <w:pPr>
-        <w:pStyle w:val="ListParagraph"/>
-        <w:numPr>
-          <w:ilvl w:val="2"/>
-          <w:numId w:val="2"/>
-        </w:numPr>
-        <w:rPr>
-          <w:lang w:val="en-US"/>
-        </w:rPr>
-      </w:pPr>
-      <w:r>
-        <w:rPr>
-          <w:lang w:val="en-US"/>
-        </w:rPr>
-        <w:t>Required By Date</w:t>
-      </w:r>
-    </w:p>
-    <w:p>
-      <w:pPr>
-        <w:pStyle w:val="ListParagraph"/>
-        <w:numPr>
-          <w:ilvl w:val="2"/>
-          <w:numId w:val="2"/>
-        </w:numPr>
-        <w:rPr>
-          <w:lang w:val="en-US"/>
-        </w:rPr>
-      </w:pPr>
-      <w:r>
-        <w:rPr>
-          <w:lang w:val="en-US"/>
-        </w:rPr>
-        <w:t>Requisition Generated by</w:t>
-      </w:r>
-      <w:r>
-        <w:rPr>
-          <w:lang w:val="en-US"/>
-        </w:rPr>
-        <w:t xml:space="preserve"> </w:t>
-      </w:r>
-    </w:p>
-    <w:p>
-      <w:pPr>
-        <w:pStyle w:val="ListParagraph"/>
-        <w:numPr>
-          <w:ilvl w:val="2"/>
-          <w:numId w:val="2"/>
-        </w:numPr>
-        <w:rPr>
-          <w:lang w:val="en-US"/>
-        </w:rPr>
-      </w:pPr>
-      <w:r>
-        <w:rPr>
-          <w:lang w:val="en-US"/>
-        </w:rPr>
-        <w:t>Requisition Approved by</w:t>
-      </w:r>
-    </w:p>
-    <w:p>
-      <w:pPr>
-        <w:pStyle w:val="ListParagraph"/>
-        <w:ind w:left="2160"/>
-        <w:rPr>
-          <w:lang w:val="en-US"/>
-        </w:rPr>
-      </w:pPr>
-      <w:r>
-        <w:rPr>
-          <w:lang w:val="en-US"/>
-        </w:rPr>
-        <w:t xml:space="preserve">(Please note, the quantity of any material cannot exceed the quantity specified in the Bill of Material for that particular item in the Job Order, in case if so happens, then firstly the Bill </w:t>
-      </w:r>
-      <w:r>
-        <w:rPr>
-          <w:lang w:val="en-US"/>
-        </w:rPr>
-        <w:t>of</w:t>
-      </w:r>
-      <w:r>
-        <w:rPr>
-          <w:lang w:val="en-US"/>
-        </w:rPr>
-        <w:t xml:space="preserve"> Material should be revised only by Owner or Admin or Manager or Site Manager.)</w:t>
-      </w:r>
-    </w:p>
-    <w:p>
-      <w:pPr>
-        <w:pStyle w:val="ListParagraph"/>
-        <w:numPr>
-          <w:ilvl w:val="1"/>
-          <w:numId w:val="2"/>
-        </w:numPr>
-        <w:rPr>
-          <w:lang w:val="en-US"/>
-        </w:rPr>
-      </w:pPr>
-      <w:r>
-        <w:rPr>
-          <w:lang w:val="en-US"/>
-        </w:rPr>
-        <w:t>Provide option to</w:t>
-      </w:r>
-      <w:r>
-        <w:rPr>
-          <w:lang w:val="en-US"/>
-        </w:rPr>
-        <w:t xml:space="preserve"> </w:t>
-      </w:r>
-      <w:r>
-        <w:rPr>
-          <w:lang w:val="en-US"/>
-        </w:rPr>
-        <w:t>Admin or Site manager or Manager or Owner</w:t>
-      </w:r>
-      <w:r>
-        <w:rPr>
-          <w:lang w:val="en-US"/>
-        </w:rPr>
-        <w:t xml:space="preserve"> to Approve or Reject or Edit or Hold the Purchase Requisition</w:t>
-      </w:r>
-      <w:r>
-        <w:rPr>
-          <w:lang w:val="en-US"/>
-        </w:rPr>
-        <w:t>. Accordingly show the status.</w:t>
-      </w:r>
-      <w:r>
-        <w:rPr>
-          <w:lang w:val="en-US"/>
-        </w:rPr>
-        <w:t xml:space="preserve"> </w:t>
-      </w:r>
-    </w:p>
-    <w:p>
-      <w:pPr>
-        <w:pStyle w:val="ListParagraph"/>
-        <w:numPr>
-          <w:ilvl w:val="1"/>
-          <w:numId w:val="2"/>
-        </w:numPr>
-        <w:rPr>
-          <w:lang w:val="en-US"/>
-        </w:rPr>
-      </w:pPr>
-      <w:r>
-        <w:rPr>
-          <w:lang w:val="en-US"/>
-        </w:rPr>
-        <w:t xml:space="preserve">When I open or view a PURCHASE ORDER, generate a second page on which it should show the </w:t>
-      </w:r>
-      <w:r>
-        <w:rPr>
-          <w:lang w:val="en-US"/>
-        </w:rPr>
-        <w:t xml:space="preserve">Purchase Requisition quantity, </w:t>
-      </w:r>
-      <w:r>
-        <w:rPr>
-          <w:lang w:val="en-US"/>
-        </w:rPr>
-        <w:t xml:space="preserve">Purchase </w:t>
-      </w:r>
-      <w:r>
-        <w:rPr>
-          <w:lang w:val="en-US"/>
-        </w:rPr>
-        <w:t>O</w:t>
-      </w:r>
-      <w:r>
-        <w:rPr>
-          <w:lang w:val="en-US"/>
-        </w:rPr>
-        <w:t xml:space="preserve">rder quantity, </w:t>
-      </w:r>
-      <w:r>
-        <w:rPr>
-          <w:lang w:val="en-US"/>
-        </w:rPr>
-        <w:t>C</w:t>
-      </w:r>
-      <w:r>
-        <w:rPr>
-          <w:lang w:val="en-US"/>
-        </w:rPr>
-        <w:t xml:space="preserve">ompleted / </w:t>
-      </w:r>
-      <w:r>
-        <w:rPr>
-          <w:lang w:val="en-US"/>
-        </w:rPr>
-        <w:t>R</w:t>
-      </w:r>
-      <w:r>
-        <w:rPr>
-          <w:lang w:val="en-US"/>
-        </w:rPr>
-        <w:t xml:space="preserve">eceived </w:t>
-      </w:r>
-      <w:r>
-        <w:rPr>
-          <w:lang w:val="en-US"/>
-        </w:rPr>
-        <w:t>Q</w:t>
-      </w:r>
-      <w:r>
-        <w:rPr>
-          <w:lang w:val="en-US"/>
-        </w:rPr>
-        <w:t xml:space="preserve">uantity as per GRN, balance quantity and invoiced quantity </w:t>
-      </w:r>
-      <w:r>
-        <w:rPr>
-          <w:lang w:val="en-US"/>
-        </w:rPr>
-        <w:t xml:space="preserve">and amount </w:t>
-      </w:r>
-      <w:r>
-        <w:rPr>
-          <w:lang w:val="en-US"/>
-        </w:rPr>
-        <w:t>so far.</w:t>
-      </w:r>
-    </w:p>
-    <w:p>
-      <w:pPr>
-        <w:pStyle w:val="ListParagraph"/>
-        <w:numPr>
-          <w:ilvl w:val="1"/>
-          <w:numId w:val="2"/>
-        </w:numPr>
-        <w:rPr>
-          <w:lang w:val="en-US"/>
-        </w:rPr>
-      </w:pPr>
-      <w:r>
-        <w:rPr>
-          <w:lang w:val="en-US"/>
-        </w:rPr>
-        <w:t>Provide option to create Job Order &amp; Purchase Order for Head Office expenses also.</w:t>
-      </w:r>
-    </w:p>
-    <w:p>
-      <w:pPr>
-        <w:pStyle w:val="ListParagraph"/>
-        <w:numPr>
-          <w:ilvl w:val="1"/>
-          <w:numId w:val="2"/>
-        </w:numPr>
-        <w:rPr>
-          <w:lang w:val="en-US"/>
-        </w:rPr>
-      </w:pPr>
-      <w:r>
-        <w:rPr>
-          <w:lang w:val="en-US"/>
-        </w:rPr>
-        <w:t>Provide Reconciliation tab, which will display following details,</w:t>
-      </w:r>
-    </w:p>
-    <w:p>
-      <w:pPr>
-        <w:pStyle w:val="ListParagraph"/>
-        <w:numPr>
-          <w:ilvl w:val="2"/>
-          <w:numId w:val="2"/>
-        </w:numPr>
-        <w:rPr>
-          <w:lang w:val="en-US"/>
-        </w:rPr>
-      </w:pPr>
-      <w:r>
-        <w:rPr>
-          <w:lang w:val="en-US"/>
-        </w:rPr>
-        <w:t>PO Number</w:t>
-      </w:r>
-    </w:p>
-    <w:p>
-      <w:pPr>
-        <w:pStyle w:val="ListParagraph"/>
-        <w:numPr>
-          <w:ilvl w:val="2"/>
-          <w:numId w:val="2"/>
-        </w:numPr>
-        <w:rPr>
-          <w:lang w:val="en-US"/>
-        </w:rPr>
-      </w:pPr>
-      <w:r>
-        <w:rPr>
-          <w:lang w:val="en-US"/>
-        </w:rPr>
-        <w:t>Vendor</w:t>
-      </w:r>
-      <w:r>
-        <w:rPr>
-          <w:lang w:val="en-US"/>
-        </w:rPr>
-        <w:tab/>
-      </w:r>
-    </w:p>
-    <w:p>
-      <w:pPr>
-        <w:pStyle w:val="ListParagraph"/>
-        <w:numPr>
-          <w:ilvl w:val="2"/>
-          <w:numId w:val="2"/>
-        </w:numPr>
-        <w:rPr>
-          <w:lang w:val="en-US"/>
-        </w:rPr>
-      </w:pPr>
-      <w:r>
-        <w:rPr>
-          <w:lang w:val="en-US"/>
-        </w:rPr>
-        <w:t>Project</w:t>
-      </w:r>
-      <w:r>
-        <w:rPr>
-          <w:lang w:val="en-US"/>
-        </w:rPr>
-        <w:tab/>
-      </w:r>
-    </w:p>
-    <w:p>
-      <w:pPr>
-        <w:pStyle w:val="ListParagraph"/>
-        <w:numPr>
-          <w:ilvl w:val="2"/>
-          <w:numId w:val="2"/>
-        </w:numPr>
-        <w:rPr>
-          <w:lang w:val="en-US"/>
-        </w:rPr>
-      </w:pPr>
-      <w:r>
-        <w:rPr>
-          <w:lang w:val="en-US"/>
-        </w:rPr>
-        <w:t>PO Status</w:t>
-      </w:r>
-    </w:p>
-    <w:p>
-      <w:pPr>
-        <w:pStyle w:val="ListParagraph"/>
-        <w:numPr>
-          <w:ilvl w:val="2"/>
-          <w:numId w:val="2"/>
-        </w:numPr>
-        <w:rPr>
-          <w:lang w:val="en-US"/>
-        </w:rPr>
-      </w:pPr>
-      <w:r>
-        <w:rPr>
-          <w:lang w:val="en-US"/>
-        </w:rPr>
-        <w:t>Ordered</w:t>
-      </w:r>
-    </w:p>
-    <w:p>
-      <w:pPr>
-        <w:pStyle w:val="ListParagraph"/>
-        <w:numPr>
-          <w:ilvl w:val="2"/>
-          <w:numId w:val="2"/>
-        </w:numPr>
-        <w:rPr>
-          <w:lang w:val="en-US"/>
-        </w:rPr>
-      </w:pPr>
-      <w:r>
-        <w:rPr>
-          <w:lang w:val="en-US"/>
-        </w:rPr>
-        <w:t>Received</w:t>
-      </w:r>
-    </w:p>
-    <w:p>
-      <w:pPr>
-        <w:pStyle w:val="ListParagraph"/>
-        <w:numPr>
-          <w:ilvl w:val="2"/>
-          <w:numId w:val="2"/>
-        </w:numPr>
-        <w:rPr>
-          <w:lang w:val="en-US"/>
-        </w:rPr>
-      </w:pPr>
-      <w:r>
-        <w:rPr>
-          <w:lang w:val="en-US"/>
-        </w:rPr>
-        <w:t>Billed</w:t>
-      </w:r>
-    </w:p>
-    <w:p>
-      <w:pPr>
-        <w:pStyle w:val="ListParagraph"/>
-        <w:numPr>
-          <w:ilvl w:val="2"/>
-          <w:numId w:val="2"/>
-        </w:numPr>
-        <w:rPr>
-          <w:lang w:val="en-US"/>
-        </w:rPr>
-      </w:pPr>
-      <w:r>
-        <w:rPr>
-          <w:lang w:val="en-US"/>
-        </w:rPr>
-        <w:t>Net Billed</w:t>
-      </w:r>
-    </w:p>
-    <w:p>
-      <w:pPr>
-        <w:pStyle w:val="ListParagraph"/>
-        <w:numPr>
-          <w:ilvl w:val="2"/>
-          <w:numId w:val="2"/>
-        </w:numPr>
-        <w:rPr>
-          <w:lang w:val="en-US"/>
-        </w:rPr>
-      </w:pPr>
-      <w:r>
-        <w:rPr>
-          <w:lang w:val="en-US"/>
-        </w:rPr>
-        <w:t>Paid</w:t>
-      </w:r>
-    </w:p>
-    <w:p>
-      <w:pPr>
-        <w:pStyle w:val="ListParagraph"/>
-        <w:numPr>
-          <w:ilvl w:val="2"/>
-          <w:numId w:val="2"/>
-        </w:numPr>
-        <w:rPr>
-          <w:lang w:val="en-US"/>
-        </w:rPr>
-      </w:pPr>
-      <w:r>
-        <w:rPr>
-          <w:lang w:val="en-US"/>
-        </w:rPr>
-        <w:t>Advance</w:t>
-      </w:r>
-    </w:p>
-    <w:p>
-      <w:pPr>
-        <w:pStyle w:val="ListParagraph"/>
-        <w:numPr>
-          <w:ilvl w:val="2"/>
-          <w:numId w:val="2"/>
-        </w:numPr>
-        <w:rPr>
-          <w:lang w:val="en-US"/>
-        </w:rPr>
-      </w:pPr>
-      <w:r>
-        <w:rPr>
-          <w:lang w:val="en-US"/>
-        </w:rPr>
-        <w:t>Outstanding</w:t>
-      </w:r>
-    </w:p>
-    <w:p>
-      <w:pPr>
-        <w:pStyle w:val="ListParagraph"/>
-        <w:numPr>
-          <w:ilvl w:val="2"/>
-          <w:numId w:val="2"/>
-        </w:numPr>
-        <w:rPr>
-          <w:lang w:val="en-US"/>
-        </w:rPr>
-      </w:pPr>
-      <w:r>
-        <w:rPr>
-          <w:lang w:val="en-US"/>
-        </w:rPr>
-        <w:t>GRN / INVOICE</w:t>
-      </w:r>
-    </w:p>
-    <w:p>
-      <w:pPr>
-        <w:pStyle w:val="ListParagraph"/>
-        <w:numPr>
-          <w:ilvl w:val="2"/>
-          <w:numId w:val="2"/>
-        </w:numPr>
-        <w:rPr>
-          <w:lang w:val="en-US"/>
-        </w:rPr>
-      </w:pPr>
-      <w:r>
-        <w:rPr>
-          <w:lang w:val="en-US"/>
-        </w:rPr>
-        <w:t>Discrepancy</w:t>
-      </w:r>
-    </w:p>
-    <w:p>
-      <w:pPr>
-        <w:pStyle w:val="ListParagraph"/>
-        <w:numPr>
-          <w:ilvl w:val="2"/>
-          <w:numId w:val="2"/>
-        </w:numPr>
-        <w:rPr>
-          <w:lang w:val="en-US"/>
-        </w:rPr>
-      </w:pPr>
-      <w:r>
-        <w:rPr>
-          <w:lang w:val="en-US"/>
-        </w:rPr>
-        <w:lastRenderedPageBreak/>
-        <w:t>Approved On</w:t>
-      </w:r>
-    </w:p>
-    <w:p>
-      <w:pPr>
-        <w:pStyle w:val="ListParagraph"/>
-        <w:numPr>
-          <w:ilvl w:val="2"/>
-          <w:numId w:val="2"/>
-        </w:numPr>
-        <w:rPr>
-          <w:lang w:val="en-US"/>
-        </w:rPr>
-      </w:pPr>
-      <w:r>
-        <w:rPr>
-          <w:lang w:val="en-US"/>
-        </w:rPr>
-        <w:t>Status</w:t>
-      </w:r>
-    </w:p>
-    <w:p>
-      <w:pPr>
-        <w:pStyle w:val="ListParagraph"/>
-        <w:numPr>
-          <w:ilvl w:val="1"/>
-          <w:numId w:val="2"/>
-        </w:numPr>
-        <w:rPr>
-          <w:lang w:val="en-US"/>
-        </w:rPr>
-      </w:pPr>
-      <w:r>
-        <w:rPr>
-          <w:lang w:val="en-US"/>
-        </w:rPr>
-        <w:t xml:space="preserve">‘Claim </w:t>
-      </w:r>
-      <w:r>
-        <w:rPr>
-          <w:lang w:val="en-US"/>
-        </w:rPr>
-        <w:t>ITC</w:t>
-      </w:r>
-      <w:r>
-        <w:rPr>
-          <w:lang w:val="en-US"/>
-        </w:rPr>
-        <w:t>’</w:t>
-      </w:r>
-      <w:r>
-        <w:rPr>
-          <w:lang w:val="en-US"/>
-        </w:rPr>
-        <w:t xml:space="preserve"> </w:t>
-      </w:r>
-      <w:r>
-        <w:rPr>
-          <w:lang w:val="en-US"/>
-        </w:rPr>
-        <w:t xml:space="preserve">button to be displayed </w:t>
-      </w:r>
-      <w:r>
-        <w:rPr>
-          <w:lang w:val="en-US"/>
-        </w:rPr>
-        <w:t xml:space="preserve">only if GRN </w:t>
-      </w:r>
-      <w:r>
-        <w:rPr>
-          <w:lang w:val="en-US"/>
-        </w:rPr>
-        <w:t xml:space="preserve">for that particular Purchase Invoice </w:t>
-      </w:r>
-      <w:r>
-        <w:rPr>
-          <w:lang w:val="en-US"/>
-        </w:rPr>
-        <w:t xml:space="preserve">is </w:t>
-      </w:r>
-      <w:r>
-        <w:rPr>
-          <w:lang w:val="en-US"/>
-        </w:rPr>
-        <w:t>punched</w:t>
-      </w:r>
-      <w:r>
-        <w:rPr>
-          <w:lang w:val="en-US"/>
-        </w:rPr>
-        <w:t xml:space="preserve"> and all the quantity for that Purchase has been received.</w:t>
-      </w:r>
-    </w:p>
-    <w:p>
-      <w:pPr>
-        <w:pStyle w:val="ListParagraph"/>
-        <w:rPr>
-          <w:lang w:val="en-US"/>
-        </w:rPr>
-      </w:pPr>
-    </w:p>
-    <w:p>
-      <w:pPr>
-        <w:pStyle w:val="ListParagraph"/>
-        <w:numPr>
-          <w:ilvl w:val="0"/>
-          <w:numId w:val="2"/>
-        </w:numPr>
-        <w:rPr>
-          <w:lang w:val="en-US"/>
-        </w:rPr>
-      </w:pPr>
-      <w:r>
-        <w:rPr>
-          <w:lang w:val="en-US"/>
-        </w:rPr>
-        <w:t>Inventory Module</w:t>
-      </w:r>
-    </w:p>
-    <w:p>
-      <w:pPr>
-        <w:pStyle w:val="ListParagraph"/>
-        <w:numPr>
-          <w:ilvl w:val="1"/>
-          <w:numId w:val="2"/>
-        </w:numPr>
-        <w:rPr>
-          <w:lang w:val="en-US"/>
-        </w:rPr>
-      </w:pPr>
-      <w:r>
-        <w:rPr>
-          <w:lang w:val="en-US"/>
-        </w:rPr>
-        <w:t xml:space="preserve">While generating GRN firstly ask to select Purchase Order and then based on </w:t>
-      </w:r>
-      <w:r>
-        <w:rPr>
-          <w:lang w:val="en-US"/>
-        </w:rPr>
-        <w:t xml:space="preserve">selected </w:t>
-      </w:r>
-      <w:r>
-        <w:rPr>
-          <w:lang w:val="en-US"/>
-        </w:rPr>
-        <w:t>Purchase Order auto load Vendor, Items, Purchase Order Quantity, Received Quantity, details and then punch the GRN.</w:t>
-      </w:r>
-      <w:r>
-        <w:rPr>
-          <w:lang w:val="en-US"/>
-        </w:rPr>
-        <w:t xml:space="preserve"> The quantity of GRN may vary with respect to the quantity of Purchase Order.</w:t>
-      </w:r>
-    </w:p>
-    <w:p>
-      <w:pPr>
-        <w:pStyle w:val="ListParagraph"/>
-        <w:numPr>
-          <w:ilvl w:val="1"/>
-          <w:numId w:val="2"/>
-        </w:numPr>
-        <w:rPr>
-          <w:lang w:val="en-US"/>
-        </w:rPr>
-      </w:pPr>
-      <w:r>
-        <w:rPr>
-          <w:lang w:val="en-US"/>
-        </w:rPr>
-        <w:t>Provide Print Button on Stock Transfer Entry and GRN Entry.</w:t>
-      </w:r>
-    </w:p>
-    <w:p>
-      <w:pPr>
-        <w:pStyle w:val="ListParagraph"/>
-        <w:numPr>
-          <w:ilvl w:val="1"/>
-          <w:numId w:val="2"/>
-        </w:numPr>
-        <w:rPr>
-          <w:lang w:val="en-US"/>
-        </w:rPr>
-      </w:pPr>
-      <w:r>
-        <w:rPr>
-          <w:lang w:val="en-US"/>
-        </w:rPr>
-        <w:t>In Transfer Tab, after punching a Transfer entry, show status as, “In Transit, Received at Destination, Returned to Origin”</w:t>
-      </w:r>
-    </w:p>
-    <w:p>
-      <w:pPr>
-        <w:pStyle w:val="ListParagraph"/>
-        <w:numPr>
-          <w:ilvl w:val="1"/>
-          <w:numId w:val="2"/>
-        </w:numPr>
-        <w:rPr>
-          <w:lang w:val="en-US"/>
-        </w:rPr>
-      </w:pPr>
-      <w:r>
-        <w:rPr>
-          <w:lang w:val="en-US"/>
-        </w:rPr>
-        <w:t>Provide a Reconciliation tab, which will display following details,</w:t>
-      </w:r>
-    </w:p>
-    <w:p>
-      <w:pPr>
-        <w:pStyle w:val="ListParagraph"/>
-        <w:numPr>
-          <w:ilvl w:val="2"/>
-          <w:numId w:val="2"/>
-        </w:numPr>
-        <w:rPr>
-          <w:lang w:val="en-US"/>
-        </w:rPr>
-      </w:pPr>
-      <w:r>
-        <w:rPr>
-          <w:lang w:val="en-US"/>
-        </w:rPr>
-        <w:t>Material Name</w:t>
-      </w:r>
-    </w:p>
-    <w:p>
-      <w:pPr>
-        <w:pStyle w:val="ListParagraph"/>
-        <w:numPr>
-          <w:ilvl w:val="2"/>
-          <w:numId w:val="2"/>
-        </w:numPr>
-        <w:rPr>
-          <w:lang w:val="en-US"/>
-        </w:rPr>
-      </w:pPr>
-      <w:r>
-        <w:rPr>
-          <w:lang w:val="en-US"/>
-        </w:rPr>
-        <w:t>Category</w:t>
-      </w:r>
-    </w:p>
-    <w:p>
-      <w:pPr>
-        <w:pStyle w:val="ListParagraph"/>
-        <w:numPr>
-          <w:ilvl w:val="2"/>
-          <w:numId w:val="2"/>
-        </w:numPr>
-        <w:rPr>
-          <w:lang w:val="en-US"/>
-        </w:rPr>
-      </w:pPr>
-      <w:r>
-        <w:rPr>
-          <w:lang w:val="en-US"/>
-        </w:rPr>
-        <w:t>Project</w:t>
-      </w:r>
-      <w:r>
-        <w:rPr>
-          <w:lang w:val="en-US"/>
-        </w:rPr>
-        <w:tab/>
-      </w:r>
-    </w:p>
-    <w:p>
-      <w:pPr>
-        <w:pStyle w:val="ListParagraph"/>
-        <w:numPr>
-          <w:ilvl w:val="2"/>
-          <w:numId w:val="2"/>
-        </w:numPr>
-        <w:rPr>
-          <w:lang w:val="en-US"/>
-        </w:rPr>
-      </w:pPr>
-      <w:r>
-        <w:rPr>
-          <w:lang w:val="en-US"/>
-        </w:rPr>
-        <w:t>Unit</w:t>
-      </w:r>
-      <w:r>
-        <w:rPr>
-          <w:lang w:val="en-US"/>
-        </w:rPr>
-        <w:tab/>
-      </w:r>
-    </w:p>
-    <w:p>
-      <w:pPr>
-        <w:pStyle w:val="ListParagraph"/>
-        <w:numPr>
-          <w:ilvl w:val="2"/>
-          <w:numId w:val="2"/>
-        </w:numPr>
-        <w:rPr>
-          <w:lang w:val="en-US"/>
-        </w:rPr>
-      </w:pPr>
-      <w:r>
-        <w:rPr>
-          <w:lang w:val="en-US"/>
-        </w:rPr>
-        <w:t>Price / Unit</w:t>
-      </w:r>
-    </w:p>
-    <w:p>
-      <w:pPr>
-        <w:pStyle w:val="ListParagraph"/>
-        <w:numPr>
-          <w:ilvl w:val="2"/>
-          <w:numId w:val="2"/>
-        </w:numPr>
-        <w:rPr>
-          <w:lang w:val="en-US"/>
-        </w:rPr>
-      </w:pPr>
-      <w:r>
-        <w:rPr>
-          <w:lang w:val="en-US"/>
-        </w:rPr>
-        <w:t>Required Qty</w:t>
-      </w:r>
-    </w:p>
-    <w:p>
-      <w:pPr>
-        <w:pStyle w:val="ListParagraph"/>
-        <w:numPr>
-          <w:ilvl w:val="2"/>
-          <w:numId w:val="2"/>
-        </w:numPr>
-        <w:rPr>
-          <w:lang w:val="en-US"/>
-        </w:rPr>
-      </w:pPr>
-      <w:r>
-        <w:rPr>
-          <w:lang w:val="en-US"/>
-        </w:rPr>
-        <w:t>Ordered Qty</w:t>
-      </w:r>
-    </w:p>
-    <w:p>
-      <w:pPr>
-        <w:pStyle w:val="ListParagraph"/>
-        <w:numPr>
-          <w:ilvl w:val="2"/>
-          <w:numId w:val="2"/>
-        </w:numPr>
-        <w:rPr>
-          <w:lang w:val="en-US"/>
-        </w:rPr>
-      </w:pPr>
-      <w:r>
-        <w:rPr>
-          <w:lang w:val="en-US"/>
-        </w:rPr>
-        <w:t>Total Received</w:t>
-      </w:r>
-      <w:r>
-        <w:rPr>
-          <w:lang w:val="en-US"/>
-        </w:rPr>
-        <w:tab/>
-      </w:r>
-    </w:p>
-    <w:p>
-      <w:pPr>
-        <w:pStyle w:val="ListParagraph"/>
-        <w:numPr>
-          <w:ilvl w:val="2"/>
-          <w:numId w:val="2"/>
-        </w:numPr>
-        <w:rPr>
-          <w:lang w:val="en-US"/>
-        </w:rPr>
-      </w:pPr>
-      <w:r>
-        <w:rPr>
-          <w:lang w:val="en-US"/>
-        </w:rPr>
-        <w:t>Total Consumed</w:t>
-      </w:r>
-    </w:p>
-    <w:p>
-      <w:pPr>
-        <w:pStyle w:val="ListParagraph"/>
-        <w:numPr>
-          <w:ilvl w:val="2"/>
-          <w:numId w:val="2"/>
-        </w:numPr>
-        <w:rPr>
-          <w:lang w:val="en-US"/>
-        </w:rPr>
-      </w:pPr>
-      <w:r>
-        <w:rPr>
-          <w:lang w:val="en-US"/>
-        </w:rPr>
-        <w:t>Current Stock</w:t>
-      </w:r>
-    </w:p>
-    <w:p>
-      <w:pPr>
-        <w:pStyle w:val="ListParagraph"/>
-        <w:numPr>
-          <w:ilvl w:val="2"/>
-          <w:numId w:val="2"/>
-        </w:numPr>
-        <w:rPr>
-          <w:lang w:val="en-US"/>
-        </w:rPr>
-      </w:pPr>
-      <w:r>
-        <w:rPr>
-          <w:lang w:val="en-US"/>
-        </w:rPr>
-        <w:t>Expected Stock</w:t>
-      </w:r>
-    </w:p>
-    <w:p>
-      <w:pPr>
-        <w:pStyle w:val="ListParagraph"/>
-        <w:numPr>
-          <w:ilvl w:val="2"/>
-          <w:numId w:val="2"/>
-        </w:numPr>
-        <w:rPr>
-          <w:lang w:val="en-US"/>
-        </w:rPr>
-      </w:pPr>
-      <w:r>
-        <w:rPr>
-          <w:lang w:val="en-US"/>
-        </w:rPr>
-        <w:t>Variance Qty</w:t>
-      </w:r>
-    </w:p>
-    <w:p>
-      <w:pPr>
-        <w:pStyle w:val="ListParagraph"/>
-        <w:numPr>
-          <w:ilvl w:val="2"/>
-          <w:numId w:val="2"/>
-        </w:numPr>
-        <w:rPr>
-          <w:lang w:val="en-US"/>
-        </w:rPr>
-      </w:pPr>
-      <w:r>
-        <w:rPr>
-          <w:lang w:val="en-US"/>
-        </w:rPr>
-        <w:t xml:space="preserve">Discrepancy </w:t>
-      </w:r>
-    </w:p>
-    <w:p>
-      <w:pPr>
-        <w:pStyle w:val="ListParagraph"/>
-        <w:numPr>
-          <w:ilvl w:val="2"/>
-          <w:numId w:val="2"/>
-        </w:numPr>
-        <w:rPr>
-          <w:lang w:val="en-US"/>
-        </w:rPr>
-      </w:pPr>
-      <w:r>
-        <w:rPr>
-          <w:lang w:val="en-US"/>
-        </w:rPr>
-        <w:t>Inventory Value</w:t>
-      </w:r>
-    </w:p>
-    <w:p>
-      <w:pPr>
-        <w:pStyle w:val="ListParagraph"/>
-        <w:numPr>
-          <w:ilvl w:val="2"/>
-          <w:numId w:val="2"/>
-        </w:numPr>
-        <w:rPr>
-          <w:lang w:val="en-US"/>
-        </w:rPr>
-      </w:pPr>
-      <w:r>
-        <w:rPr>
-          <w:lang w:val="en-US"/>
-        </w:rPr>
-        <w:t>Last Restocked</w:t>
-      </w:r>
-    </w:p>
-    <w:p>
-      <w:pPr>
-        <w:pStyle w:val="ListParagraph"/>
-        <w:numPr>
-          <w:ilvl w:val="2"/>
-          <w:numId w:val="2"/>
-        </w:numPr>
-        <w:rPr>
-          <w:lang w:val="en-US"/>
-        </w:rPr>
-      </w:pPr>
-      <w:r>
-        <w:rPr>
-          <w:lang w:val="en-US"/>
-        </w:rPr>
-        <w:t>Status</w:t>
-      </w:r>
-    </w:p>
-    <w:p>
-      <w:pPr>
-        <w:pStyle w:val="ListParagraph"/>
-        <w:ind w:left="1440"/>
-        <w:rPr>
-          <w:lang w:val="en-US"/>
-        </w:rPr>
-      </w:pPr>
-    </w:p>
-    <w:p>
-      <w:pPr>
-        <w:pStyle w:val="ListParagraph"/>
-        <w:numPr>
-          <w:ilvl w:val="0"/>
-          <w:numId w:val="2"/>
-        </w:numPr>
-        <w:rPr>
-          <w:lang w:val="en-US"/>
-        </w:rPr>
-      </w:pPr>
-      <w:r>
-        <w:rPr>
-          <w:lang w:val="en-US"/>
-        </w:rPr>
-        <w:t>Reports Module</w:t>
-      </w:r>
-    </w:p>
-    <w:p>
-      <w:pPr>
-        <w:pStyle w:val="ListParagraph"/>
-        <w:numPr>
-          <w:ilvl w:val="1"/>
-          <w:numId w:val="2"/>
-        </w:numPr>
-        <w:rPr>
-          <w:lang w:val="en-US"/>
-        </w:rPr>
-      </w:pPr>
-      <w:r>
-        <w:rPr>
-          <w:lang w:val="en-US"/>
-        </w:rPr>
-        <w:t xml:space="preserve">In </w:t>
-      </w:r>
-      <w:r>
-        <w:rPr>
-          <w:lang w:val="en-US"/>
-        </w:rPr>
-        <w:t>Ledger tab, display the history of PR, PO, WO and similar items for that particular Client or Vendor.</w:t>
-      </w:r>
-      <w:r>
-        <w:rPr>
-          <w:lang w:val="en-US"/>
-        </w:rPr>
-        <w:t xml:space="preserve"> Also, display following details,</w:t>
-      </w:r>
-    </w:p>
-    <w:p>
-      <w:pPr>
-        <w:pStyle w:val="ListParagraph"/>
-        <w:numPr>
-          <w:ilvl w:val="2"/>
-          <w:numId w:val="2"/>
-        </w:numPr>
-        <w:rPr>
-          <w:lang w:val="en-US"/>
-        </w:rPr>
-      </w:pPr>
-      <w:r>
-        <w:rPr>
-          <w:lang w:val="en-US"/>
-        </w:rPr>
-        <w:t xml:space="preserve"> </w:t>
-      </w:r>
-      <w:r>
-        <w:rPr>
-          <w:lang w:val="en-US"/>
-        </w:rPr>
-        <w:t>PO Number</w:t>
-      </w:r>
-    </w:p>
-    <w:p>
-      <w:pPr>
-        <w:pStyle w:val="ListParagraph"/>
-        <w:numPr>
-          <w:ilvl w:val="2"/>
-          <w:numId w:val="2"/>
-        </w:numPr>
-        <w:rPr>
-          <w:lang w:val="en-US"/>
-        </w:rPr>
-      </w:pPr>
-      <w:r>
-        <w:rPr>
-          <w:lang w:val="en-US"/>
-        </w:rPr>
-        <w:t>Ve</w:t>
-      </w:r>
-      <w:r>
-        <w:rPr>
-          <w:lang w:val="en-US"/>
-        </w:rPr>
-        <w:t>ndor</w:t>
-      </w:r>
-      <w:r>
-        <w:rPr>
-          <w:lang w:val="en-US"/>
-        </w:rPr>
-        <w:t xml:space="preserve"> </w:t>
-      </w:r>
-      <w:r>
-        <w:rPr>
-          <w:lang w:val="en-US"/>
-        </w:rPr>
-        <w:tab/>
-      </w:r>
-    </w:p>
-    <w:p>
-      <w:pPr>
-        <w:pStyle w:val="ListParagraph"/>
-        <w:numPr>
-          <w:ilvl w:val="2"/>
-          <w:numId w:val="2"/>
-        </w:numPr>
-        <w:rPr>
-          <w:lang w:val="en-US"/>
-        </w:rPr>
-      </w:pPr>
-      <w:r>
-        <w:rPr>
-          <w:lang w:val="en-US"/>
-        </w:rPr>
-        <w:t>Project</w:t>
-      </w:r>
-    </w:p>
-    <w:p>
-      <w:pPr>
-        <w:pStyle w:val="ListParagraph"/>
-        <w:numPr>
-          <w:ilvl w:val="2"/>
-          <w:numId w:val="2"/>
-        </w:numPr>
-        <w:rPr>
-          <w:lang w:val="en-US"/>
-        </w:rPr>
-      </w:pPr>
-      <w:r>
-        <w:rPr>
-          <w:lang w:val="en-US"/>
-        </w:rPr>
-        <w:t>PO</w:t>
-      </w:r>
-      <w:r>
-        <w:rPr>
-          <w:lang w:val="en-US"/>
-        </w:rPr>
-        <w:t xml:space="preserve"> </w:t>
-      </w:r>
-      <w:r>
-        <w:rPr>
-          <w:lang w:val="en-US"/>
-        </w:rPr>
-        <w:t>Status</w:t>
-      </w:r>
-    </w:p>
-    <w:p>
-      <w:pPr>
-        <w:pStyle w:val="ListParagraph"/>
-        <w:numPr>
-          <w:ilvl w:val="2"/>
-          <w:numId w:val="2"/>
-        </w:numPr>
-        <w:rPr>
-          <w:lang w:val="en-US"/>
-        </w:rPr>
-      </w:pPr>
-      <w:r>
-        <w:rPr>
-          <w:lang w:val="en-US"/>
-        </w:rPr>
-        <w:t>Ordered</w:t>
-      </w:r>
-    </w:p>
-    <w:p>
-      <w:pPr>
-        <w:pStyle w:val="ListParagraph"/>
-        <w:numPr>
-          <w:ilvl w:val="2"/>
-          <w:numId w:val="2"/>
-        </w:numPr>
-        <w:rPr>
-          <w:lang w:val="en-US"/>
-        </w:rPr>
-      </w:pPr>
-      <w:r>
-        <w:rPr>
-          <w:lang w:val="en-US"/>
-        </w:rPr>
-        <w:t>Received</w:t>
-      </w:r>
-    </w:p>
-    <w:p>
-      <w:pPr>
-        <w:pStyle w:val="ListParagraph"/>
-        <w:numPr>
-          <w:ilvl w:val="2"/>
-          <w:numId w:val="2"/>
-        </w:numPr>
-        <w:rPr>
-          <w:lang w:val="en-US"/>
-        </w:rPr>
-      </w:pPr>
-      <w:r>
-        <w:rPr>
-          <w:lang w:val="en-US"/>
-        </w:rPr>
-        <w:t>Billed</w:t>
-      </w:r>
-    </w:p>
-    <w:p>
-      <w:pPr>
-        <w:pStyle w:val="ListParagraph"/>
-        <w:numPr>
-          <w:ilvl w:val="2"/>
-          <w:numId w:val="2"/>
-        </w:numPr>
-        <w:rPr>
-          <w:lang w:val="en-US"/>
-        </w:rPr>
-      </w:pPr>
-      <w:r>
-        <w:rPr>
-          <w:lang w:val="en-US"/>
-        </w:rPr>
-        <w:lastRenderedPageBreak/>
-        <w:t>Net Billed</w:t>
-      </w:r>
-    </w:p>
-    <w:p>
-      <w:pPr>
-        <w:pStyle w:val="ListParagraph"/>
-        <w:numPr>
-          <w:ilvl w:val="2"/>
-          <w:numId w:val="2"/>
-        </w:numPr>
-        <w:rPr>
-          <w:lang w:val="en-US"/>
-        </w:rPr>
-      </w:pPr>
-      <w:r>
-        <w:rPr>
-          <w:lang w:val="en-US"/>
-        </w:rPr>
-        <w:t>Paid</w:t>
-      </w:r>
-    </w:p>
-    <w:p>
-      <w:pPr>
-        <w:pStyle w:val="ListParagraph"/>
-        <w:numPr>
-          <w:ilvl w:val="2"/>
-          <w:numId w:val="2"/>
-        </w:numPr>
-        <w:rPr>
-          <w:lang w:val="en-US"/>
-        </w:rPr>
-      </w:pPr>
-      <w:r>
-        <w:rPr>
-          <w:lang w:val="en-US"/>
-        </w:rPr>
-        <w:t>Advance</w:t>
-      </w:r>
-    </w:p>
-    <w:p>
-      <w:pPr>
-        <w:pStyle w:val="ListParagraph"/>
-        <w:numPr>
-          <w:ilvl w:val="2"/>
-          <w:numId w:val="2"/>
-        </w:numPr>
-        <w:rPr>
-          <w:lang w:val="en-US"/>
-        </w:rPr>
-      </w:pPr>
-      <w:r>
-        <w:rPr>
-          <w:lang w:val="en-US"/>
-        </w:rPr>
-        <w:t>Outstanding</w:t>
-      </w:r>
-    </w:p>
-    <w:p>
-      <w:pPr>
-        <w:pStyle w:val="ListParagraph"/>
-        <w:numPr>
-          <w:ilvl w:val="2"/>
-          <w:numId w:val="2"/>
-        </w:numPr>
-        <w:rPr>
-          <w:lang w:val="en-US"/>
-        </w:rPr>
-      </w:pPr>
-      <w:r>
-        <w:rPr>
-          <w:lang w:val="en-US"/>
-        </w:rPr>
-        <w:t>GRN / INVOICE</w:t>
-      </w:r>
-    </w:p>
-    <w:p>
-      <w:pPr>
-        <w:pStyle w:val="ListParagraph"/>
-        <w:numPr>
-          <w:ilvl w:val="2"/>
-          <w:numId w:val="2"/>
-        </w:numPr>
-        <w:rPr>
-          <w:lang w:val="en-US"/>
-        </w:rPr>
-      </w:pPr>
-      <w:r>
-        <w:rPr>
-          <w:lang w:val="en-US"/>
-        </w:rPr>
-        <w:t>Discrepancy</w:t>
-      </w:r>
-    </w:p>
-    <w:p>
-      <w:pPr>
-        <w:pStyle w:val="ListParagraph"/>
-        <w:numPr>
-          <w:ilvl w:val="2"/>
-          <w:numId w:val="2"/>
-        </w:numPr>
-        <w:rPr>
-          <w:lang w:val="en-US"/>
-        </w:rPr>
-      </w:pPr>
-      <w:r>
-        <w:rPr>
-          <w:lang w:val="en-US"/>
-        </w:rPr>
-        <w:t>Approved On</w:t>
-      </w:r>
-    </w:p>
-    <w:p>
-      <w:pPr>
-        <w:pStyle w:val="ListParagraph"/>
-        <w:numPr>
-          <w:ilvl w:val="2"/>
-          <w:numId w:val="2"/>
-        </w:numPr>
-        <w:rPr>
-          <w:lang w:val="en-US"/>
-        </w:rPr>
-      </w:pPr>
-      <w:r>
-        <w:rPr>
-          <w:lang w:val="en-US"/>
-        </w:rPr>
-        <w:t>Status</w:t>
-      </w:r>
-    </w:p>
-    <w:p>
-      <w:pPr>
-        <w:pStyle w:val="ListParagraph"/>
-        <w:rPr>
-          <w:lang w:val="en-US"/>
-        </w:rPr>
-      </w:pPr>
-    </w:p>
-    <w:p>
-      <w:pPr>
-        <w:pStyle w:val="ListParagraph"/>
-        <w:numPr>
-          <w:ilvl w:val="0"/>
-          <w:numId w:val="2"/>
-        </w:numPr>
-        <w:rPr>
-          <w:color w:val="00B050"/>
-          <w:lang w:val="en-US"/>
-        </w:rPr>
-      </w:pPr>
-      <w:r>
-        <w:rPr>
-          <w:color w:val="00B050"/>
-          <w:lang w:val="en-US"/>
-        </w:rPr>
-        <w:t>Interface Section</w:t>
-      </w:r>
-    </w:p>
-    <w:p>
-      <w:pPr>
-        <w:pStyle w:val="ListParagraph"/>
-        <w:numPr>
-          <w:ilvl w:val="1"/>
-          <w:numId w:val="2"/>
-        </w:numPr>
-        <w:rPr>
-          <w:color w:val="00B050"/>
-          <w:lang w:val="en-US"/>
-        </w:rPr>
-      </w:pPr>
-      <w:r>
-        <w:rPr>
-          <w:color w:val="00B050"/>
-          <w:lang w:val="en-US"/>
-        </w:rPr>
-        <w:t xml:space="preserve">Occupy full window. </w:t>
-      </w:r>
-    </w:p>
-    <w:p>
-      <w:pPr>
-        <w:pStyle w:val="ListParagraph"/>
-        <w:numPr>
-          <w:ilvl w:val="1"/>
-          <w:numId w:val="2"/>
-        </w:numPr>
-        <w:rPr>
-          <w:color w:val="00B050"/>
-          <w:lang w:val="en-US"/>
-        </w:rPr>
-      </w:pPr>
-      <w:r>
-        <w:rPr>
-          <w:color w:val="00B050"/>
-          <w:lang w:val="en-US"/>
-        </w:rPr>
-        <w:t>Remove Hard coded credentials from login screen.</w:t>
-      </w:r>
-    </w:p>
-    <w:p>
-      <w:pPr>
-        <w:pStyle w:val="ListParagraph"/>
-        <w:numPr>
-          <w:ilvl w:val="1"/>
-          <w:numId w:val="2"/>
-        </w:numPr>
-        <w:rPr>
-          <w:color w:val="00B050"/>
-          <w:lang w:val="en-US"/>
-        </w:rPr>
-      </w:pPr>
-      <w:r>
-        <w:rPr>
-          <w:color w:val="00B050"/>
-          <w:lang w:val="en-US"/>
-        </w:rPr>
-        <w:t>Provide Hide / Unhide button for KPI’s</w:t>
-      </w:r>
-    </w:p>
-    <w:p>
-      <w:pPr>
-        <w:pStyle w:val="ListParagraph"/>
-        <w:numPr>
-          <w:ilvl w:val="1"/>
-          <w:numId w:val="2"/>
-        </w:numPr>
-        <w:rPr>
-          <w:lang w:val="en-US"/>
-        </w:rPr>
-      </w:pPr>
-      <w:r>
-        <w:rPr>
-          <w:color w:val="00B050"/>
-          <w:lang w:val="en-US"/>
-        </w:rPr>
-        <w:t>In all modules, make all the data better readable by using partitions or tables</w:t>
-      </w:r>
-      <w:r>
-        <w:rPr>
-          <w:lang w:val="en-US"/>
-        </w:rPr>
-        <w:t>.</w:t>
-      </w:r>
-    </w:p>
-    <w:p>
-      <w:pPr>
-        <w:pStyle w:val="ListParagraph"/>
-        <w:numPr>
-          <w:ilvl w:val="1"/>
-          <w:numId w:val="2"/>
-        </w:numPr>
-        <w:rPr>
-          <w:lang w:val="en-US"/>
-        </w:rPr>
-      </w:pPr>
-      <w:r>
-        <w:rPr>
-          <w:lang w:val="en-US"/>
-        </w:rPr>
-        <w:t>Keep the font size from 20px to 24px, according to buttons.</w:t>
-      </w:r>
-    </w:p>
-    <w:p>
-      <w:pPr>
-        <w:pStyle w:val="ListParagraph"/>
-        <w:numPr>
-          <w:ilvl w:val="1"/>
-          <w:numId w:val="2"/>
-        </w:numPr>
-        <w:rPr>
-          <w:lang w:val="en-US"/>
-        </w:rPr>
-      </w:pPr>
-      <w:r>
-        <w:rPr>
-          <w:lang w:val="en-US"/>
-        </w:rPr>
-        <w:t>Provide a night mode day mode toggle button on top label.</w:t>
-      </w:r>
-    </w:p>
-    <w:p>
-      <w:pPr>
-        <w:pStyle w:val="ListParagraph"/>
-        <w:numPr>
-          <w:ilvl w:val="1"/>
-          <w:numId w:val="2"/>
-        </w:numPr>
-        <w:rPr>
-          <w:lang w:val="en-US"/>
-        </w:rPr>
-      </w:pPr>
-      <w:r>
-        <w:rPr>
-          <w:lang w:val="en-US"/>
-        </w:rPr>
-        <w:t>Provide a horizontal scrollbar for wide tables with more columns.</w:t>
-      </w:r>
-    </w:p>
-    <w:p>
-      <w:pPr>
-        <w:pStyle w:val="ListParagraph"/>
-        <w:numPr>
-          <w:ilvl w:val="1"/>
-          <w:numId w:val="2"/>
-        </w:numPr>
-        <w:rPr>
-          <w:lang w:val="en-US"/>
-        </w:rPr>
-      </w:pPr>
-      <w:r>
-        <w:rPr>
-          <w:lang w:val="en-US"/>
-        </w:rPr>
-        <w:t>In Site Filter Window also provide options to select Head Office.</w:t>
-      </w:r>
-    </w:p>
-    <w:p>
-      <w:pPr>
-        <w:pStyle w:val="ListParagraph"/>
-        <w:numPr>
-          <w:ilvl w:val="1"/>
-          <w:numId w:val="2"/>
-        </w:numPr>
-        <w:rPr>
-          <w:lang w:val="en-US"/>
-        </w:rPr>
-      </w:pPr>
-      <w:r>
-        <w:rPr>
-          <w:lang w:val="en-US"/>
-        </w:rPr>
-        <w:t>Provide a, ‘Site Documents’ Module, where I can upload relevant site documents</w:t>
-      </w:r>
-      <w:r>
-        <w:rPr>
-          <w:lang w:val="en-US"/>
-        </w:rPr>
-        <w:t xml:space="preserve"> and provide</w:t>
-      </w:r>
-      <w:r>
-        <w:rPr>
-          <w:lang w:val="en-US"/>
-        </w:rPr>
-        <w:t xml:space="preserve"> button to create new MS-Word, MS-Excel, MS-Powerpoint Office Documents. </w:t>
-      </w:r>
-      <w:r>
-        <w:rPr>
-          <w:lang w:val="en-US"/>
-        </w:rPr>
-        <w:tab/>
-      </w:r>
-    </w:p>
-    <w:p>
-      <w:pPr>
-        <w:pStyle w:val="ListParagraph"/>
-        <w:numPr>
-          <w:ilvl w:val="1"/>
-          <w:numId w:val="2"/>
-        </w:numPr>
-        <w:rPr>
-          <w:lang w:val="en-US"/>
-        </w:rPr>
-      </w:pPr>
-      <w:r>
-        <w:rPr>
-          <w:lang w:val="en-US"/>
-        </w:rPr>
-        <w:t>Dashboard should show alert for, “Cashflow Health Status” site wise.</w:t>
-      </w:r>
-    </w:p>
-    <w:p>
-      <w:pPr>
-        <w:pStyle w:val="ListParagraph"/>
-        <w:numPr>
-          <w:ilvl w:val="1"/>
-          <w:numId w:val="2"/>
-        </w:numPr>
-        <w:rPr>
-          <w:lang w:val="en-US"/>
-        </w:rPr>
-      </w:pPr>
-      <w:r>
-        <w:rPr>
-          <w:lang w:val="en-US"/>
-        </w:rPr>
-        <w:t>On the Dashboard, for the selected Job Orders, Display Overall % Completion, Sale Orders number, quantity status of line items as per Job Orders, timeline status of line item as per Job Order, and keep on updating the same according to the DPR’s.</w:t>
-      </w:r>
-    </w:p>
-    <w:p>
-      <w:pPr>
-        <w:pStyle w:val="ListParagraph"/>
-        <w:numPr>
-          <w:ilvl w:val="1"/>
-          <w:numId w:val="2"/>
-        </w:numPr>
-        <w:rPr>
-          <w:lang w:val="en-US"/>
-        </w:rPr>
-      </w:pPr>
-      <w:r>
-        <w:rPr>
-          <w:lang w:val="en-US"/>
-        </w:rPr>
-        <w:t xml:space="preserve">On the Dashboard, display financial KPI </w:t>
-      </w:r>
-      <w:r>
-        <w:rPr>
-          <w:lang w:val="en-US"/>
-        </w:rPr>
-        <w:t xml:space="preserve">only </w:t>
-      </w:r>
-      <w:r>
-        <w:rPr>
-          <w:lang w:val="en-US"/>
-        </w:rPr>
-        <w:t xml:space="preserve">to </w:t>
-      </w:r>
-      <w:r>
-        <w:rPr>
-          <w:lang w:val="en-US"/>
-        </w:rPr>
-        <w:t>Office Accountant</w:t>
-      </w:r>
-      <w:r>
-        <w:rPr>
-          <w:lang w:val="en-US"/>
-        </w:rPr>
-        <w:t xml:space="preserve">, </w:t>
-      </w:r>
-      <w:r>
-        <w:rPr>
-          <w:lang w:val="en-US"/>
-        </w:rPr>
-        <w:t>Executive</w:t>
-      </w:r>
-      <w:r>
-        <w:rPr>
-          <w:lang w:val="en-US"/>
-        </w:rPr>
-        <w:t xml:space="preserve">, </w:t>
-      </w:r>
-      <w:r>
-        <w:rPr>
-          <w:lang w:val="en-US"/>
-        </w:rPr>
-        <w:t>Manager</w:t>
-      </w:r>
-      <w:r>
-        <w:rPr>
-          <w:lang w:val="en-US"/>
-        </w:rPr>
-        <w:t xml:space="preserve">, </w:t>
-      </w:r>
-      <w:r>
-        <w:rPr>
-          <w:lang w:val="en-US"/>
-        </w:rPr>
-        <w:t>Admin</w:t>
-      </w:r>
-      <w:r>
-        <w:rPr>
-          <w:lang w:val="en-US"/>
-        </w:rPr>
-        <w:t xml:space="preserve">, </w:t>
-      </w:r>
-      <w:r>
-        <w:rPr>
-          <w:lang w:val="en-US"/>
-        </w:rPr>
-        <w:t>Owner</w:t>
-      </w:r>
-      <w:r>
-        <w:rPr>
-          <w:lang w:val="en-US"/>
-        </w:rPr>
-        <w:t>.</w:t>
-      </w:r>
-      <w:r>
-        <w:rPr>
-          <w:lang w:val="en-US"/>
-        </w:rPr>
-        <w:t xml:space="preserve"> </w:t>
-      </w:r>
-    </w:p>
-    <w:p>
-      <w:pPr>
-        <w:pStyle w:val="ListParagraph"/>
-        <w:numPr>
-          <w:ilvl w:val="1"/>
-          <w:numId w:val="2"/>
-        </w:numPr>
-        <w:rPr>
-          <w:lang w:val="en-US"/>
-        </w:rPr>
-      </w:pPr>
-      <w:r>
-        <w:rPr>
-          <w:lang w:val="en-US"/>
-        </w:rPr>
-        <w:t>On the Dashboard, rearrange the Dashboard as Site Status then Financial KPI’s, then Pie chart – Bar chart, then calendar.</w:t>
-      </w:r>
-    </w:p>
-    <w:p>
-      <w:pPr>
-        <w:pStyle w:val="ListParagraph"/>
-        <w:numPr>
-          <w:ilvl w:val="1"/>
-          <w:numId w:val="2"/>
-        </w:numPr>
-        <w:rPr>
-          <w:lang w:val="en-US"/>
-        </w:rPr>
-      </w:pPr>
-      <w:r>
-        <w:rPr>
-          <w:lang w:val="en-US"/>
-        </w:rPr>
-        <w:t xml:space="preserve">Show </w:t>
-      </w:r>
-      <w:r>
-        <w:rPr>
-          <w:lang w:val="en-US"/>
-        </w:rPr>
-        <w:t>mini-GANTT</w:t>
-      </w:r>
-      <w:r>
-        <w:rPr>
-          <w:lang w:val="en-US"/>
-        </w:rPr>
-        <w:t xml:space="preserve"> charts in Dashboard.</w:t>
+        <w:t>Show mini-GANTT charts in Dashboard.</w:t>
       </w:r>
     </w:p>
     <w:p>
